--- a/Arquitectura de Sistemas Computacionales/Kit docente/Clase 7/Guion Docente Clase 7 - Redes y almacenamiento cloud.docx
+++ b/Arquitectura de Sistemas Computacionales/Kit docente/Clase 7/Guion Docente Clase 7 - Redes y almacenamiento cloud.docx
@@ -248,7 +248,7 @@
           <w:color w:val="1A1C1D"/>
           <w:sz w:val="32"/>
         </w:rPr>
-        <w:t>El tercer angulo: que responde el diagrama de despliegue - diapositiva 11</w:t>
+        <w:t>Apoyo por diapositiva</w:t>
       </w:r>
     </w:p>
     <w:p>
@@ -258,237 +258,417 @@
           <w:color w:val="4A4A49"/>
           <w:sz w:val="22"/>
         </w:rPr>
-        <w:t>El diagrama de despliegue responde una pregunta que los anteriores no responden: donde corre cada pieza y por que camino de red se hablan entre si. Conviene tener claro el mapa de los tres diagramas del curso, porque el estudiante cree que dibuja lo mismo tres veces. En la Clase 1 se hizo C4 Context: el sistema como una caja, quien lo usa y con que sistemas externos habla; responde QUIEN. En la Clase 4 se hizo C4 Containers: que aplicaciones, servicios y bases de datos lo componen por dentro y con que contratos se comunican; responde QUE. Hoy se hace el despliegue: en que nodos se ejecutan esos contenedores, en que zona de red esta cada nodo, por que puerto y protocolo pasa cada flecha, y donde quedan los datos; responde DONDE. Un nodo es cualquier lugar de ejecucion: una maquina virtual, un host de contenedores, un servicio gestionado. Es el mismo sistema desde un tercer angulo, no un sistema nuevo, y por eso los nombres deben coincidir con los de la Clase 4. Lo que se califica hoy son 25 de los 100 puntos de la actividad del Corte 2, en tres preguntas: 14 puntos el diagrama de despliegue, 5.5 el tipo de almacenamiento de cada componente y 5.5 la tabla de correspondencia con el C4 Containers. Y hay un dato que cambia como se dicta la clase: el entregable NO es una imagen. La pregunta 4 se responde con codigo Mermaid pegado dentro de ExamLab, que la plataforma renderiza en la misma pantalla, y 2 de esos 14 puntos son literalmente que renderice sin error. El boceto en draw.io o en Excalidraw sigue sirviendo, y es el paso 1 del metodo que se proyecta hoy, pero es un borrador de trabajo: no se entrega y no se califica.</w:t>
+        <w:t xml:space="preserve">Todo lo que hay que decir </w:t>
       </w:r>
-    </w:p>
-    <w:p>
-      <w:pPr>
-        <w:spacing w:before="200" w:after="60"/>
-      </w:pPr>
       <w:r>
         <w:rPr>
           <w:b/>
-          <w:color w:val="1A1C1D"/>
-          <w:sz w:val="32"/>
+          <w:color w:val="4A4A49"/>
+          <w:sz w:val="22"/>
         </w:rPr>
-        <w:t>IP, puerto y protocolo: las tres etiquetas de cada flecha - diapositiva 4</w:t>
+        <w:t>esta proyectado</w:t>
       </w:r>
-    </w:p>
-    <w:p>
       <w:r>
         <w:rPr>
           <w:b w:val="0"/>
           <w:color w:val="4A4A49"/>
           <w:sz w:val="22"/>
         </w:rPr>
-        <w:t>Para etiquetar ese diagrama hacen falta tres conceptos de red que el docente debe definir en una frase. Una direccion IP identifica una maquina dentro de una red. Un puerto es un numero entre 1 y 65535 que identifica a que proceso de esa maquina se entrega el trafico: la direccion lleva el paquete al edificio, el puerto lo lleva a la oficina. Un protocolo es el idioma de esa conexion: HTTP o HTTPS para la API, el protocolo propio del motor para la base de datos. Hay puertos fijados por convencion registrada, no por ley fisica: 80 para HTTP, 443 para HTTPS, 5432 para PostgreSQL, 3306 para MySQL, 8080 para desarrollo. Nada impide correr una base de datos en el 9999, pero cambiar la convencion confunde a quien opera. Esto no es decorativo: la pregunta 4 da 2 puntos por que cada componente lleve su puerto etiquetado, y el diagrama de referencia usa exactamente tres, 443 en el edge, 8080 en la API y 5432 en la base de datos, que son los mismos que el estudiante ya escribio en el EXPOSE de su Dockerfile de la Clase 3. Ahi esta el amarre: cuando en Killercoda se ejecuto el contenedor publicando un puerto, esa linea era la decision de que superficie queda expuesta, tema de la Clase 6, y hoy esa decision se dibuja.</w:t>
+        <w:t>. Esta seccion dice que subrayar en cada lamina, no repite su contenido.</w:t>
       </w:r>
     </w:p>
     <w:p>
-      <w:pPr>
-        <w:spacing w:before="200" w:after="60"/>
-      </w:pPr>
       <w:r>
         <w:rPr>
           <w:b/>
-          <w:color w:val="1A1C1D"/>
-          <w:sz w:val="32"/>
+          <w:color w:val="4A4A49"/>
+          <w:sz w:val="22"/>
         </w:rPr>
-        <w:t>Subred publica y privada: lo definen las rutas, no el nombre - diapositiva 4</w:t>
+        <w:t>[Slide 7] El tercer angulo: que responde el diagrama de despliegue (1/2)</w:t>
       </w:r>
-    </w:p>
-    <w:p>
       <w:r>
         <w:rPr>
           <w:b w:val="0"/>
           <w:color w:val="4A4A49"/>
           <w:sz w:val="22"/>
         </w:rPr>
-        <w:t>Una subred es una subdivision de una red, y lo que la hace publica o privada no es su nombre sino sus rutas. Una subred publica tiene camino de entrada desde internet: alguien de afuera puede iniciar una conexion hacia lo que vive ahi. Una privada no lo tiene; solo se alcanza desde dentro, aunque normalmente si puede salir para descargar actualizaciones. Sobre esa distincion se construye la regla que se evalua hoy, y hay que decirla con los tres nombres exactos porque son tres zonas y no dos: en la zona PUBLICA van el punto de entrada, el balanceador o proxy inverso, y la aplicacion web estatica, que es publica sin que eso sea una fuga porque no lleva secretos dentro; el cliente que llega de internet se dibuja FUERA de las tres zonas, porque es el actor y no una pieza que el estudiante despliegue, y por eso es una de las dos filas sin par de la tabla de la pregunta 6; la API va en la zona PRIVADA, alcanzable solo desde el edge; y los datos van en una tercera zona, la de DATOS, que solo acepta conexiones desde la aplicacion y no tiene salida a internet. Los 4 puntos de ubicacion de la pregunta 4 se pierden COMPLETOS si la base de datos queda en la zona publica: no es un descuento parcial, es el error que la pregunta esta disenada para detectar. Y las tres zonas rotuladas valen otros 4 puntos por si mismas, asi que un diagrama de dos zonas, aunque tenga la base de datos bien puesta, ya empezo perdiendo. Conviene ademas nombrar la frontera de confianza, que vale 2 puntos: es la linea donde termina lo que el estudiante controla y empieza lo que no. En CloudLite las mas faciles de senalar son las dos flechas que salen a lo que no es suyo, la pasarela de pagos y el correo transaccional: ninguno de los dos esta en las tres zonas, y la del molde que se proyecta es la de la pasarela.</w:t>
+        <w:t xml:space="preserve"> — 6 vinetas.</w:t>
       </w:r>
     </w:p>
     <w:p>
       <w:pPr>
-        <w:spacing w:before="200" w:after="60"/>
+        <w:pStyle w:val="ListBullet2"/>
       </w:pPr>
-      <w:r>
-        <w:rPr>
-          <w:b/>
-          <w:color w:val="1A1C1D"/>
-          <w:sz w:val="32"/>
-        </w:rPr>
-        <w:t>DNS y balanceador de carga - diapositiva 4</w:t>
-      </w:r>
-    </w:p>
-    <w:p>
       <w:r>
         <w:rPr>
           <w:b w:val="0"/>
           <w:color w:val="4A4A49"/>
           <w:sz w:val="22"/>
         </w:rPr>
-        <w:t>Dos piezas mas hay que explicar sin titubear. El DNS es el directorio distribuido que traduce un nombre legible, como cloudlite.example, en la direccion IP donde atiende el servicio; el registro tipo A apunta un nombre a una IP y el CNAME apunta un nombre a otro nombre. Cada registro tiene un TTL, los segundos que los demas guardan la respuesta en cache; tipicamente de 300 a 3600, asi que un cambio de direccion no es instantaneo para todos. El balanceador de carga recibe todas las peticiones y las reparte entre varias instancias iguales del mismo servicio, con algoritmos como round robin o menor numero de conexiones activas. Su funcion menos obvia y mas importante es el chequeo de salud: consulta un endpoint como /health, por convencion cada 10 a 30 segundos, y si falla dos o tres veces seguidas retira esa instancia de la rotacion hasta que responda. Es tambien donde termina el TLS, es decir donde se descifra HTTPS. En el diagrama de hoy el balanceador es el habitante de la zona publica, y el /health que consulta es el mismo contrato de salud que se verifico con curl en la Clase 3 y el primer monitoreo real de la Clase 8.</w:t>
+        <w:t>Conviene tener claro el mapa de los tres diagramas del curso, porque el estudiante cree que dibuja lo mismo tres veces.</w:t>
       </w:r>
     </w:p>
     <w:p>
-      <w:pPr>
-        <w:spacing w:before="200" w:after="60"/>
-      </w:pPr>
       <w:r>
         <w:rPr>
           <w:b/>
-          <w:color w:val="1A1C1D"/>
-          <w:sz w:val="32"/>
+          <w:color w:val="4A4A49"/>
+          <w:sz w:val="22"/>
         </w:rPr>
-        <w:t>Los tres nombres de almacenamiento que califica la pregunta 5 - diapositiva 5</w:t>
+        <w:t>[Slide 8] El tercer angulo: que responde el diagrama de despliegue (2/2)</w:t>
       </w:r>
-    </w:p>
-    <w:p>
       <w:r>
         <w:rPr>
           <w:b w:val="0"/>
           <w:color w:val="4A4A49"/>
           <w:sz w:val="22"/>
         </w:rPr>
-        <w:t>El almacenamiento se decide por la caracteristica del dato, y aqui hay que ser estricto con el vocabulario porque la pregunta 5 admite TRES palabras y no mas: Relacional, Bloque y Objeto. Vale la pena escribirlas en el tablero y sostenerlas toda la clase. RELACIONAL es el motor de base de datos que guarda registros estructurados y permite cruzarlos con consultas y transacciones; la caracteristica del dato que lo exige es que ese dato se cruza con otro dato, y la prueba es que existe una consulta que los junta. BLOQUE es un disco crudo que el sistema operativo formatea y monta; se conecta a una sola instancia a la vez, es lo que hay debajo del volumen de un contenedor, y se mide en gigabytes y en IOPS, operaciones de lectura y escritura por segundo; la caracteristica que lo exige es que el dato lo monta un solo proceso y se escribe por partes, sin recuperarse entero. OBJETO no tiene carpetas reales: es un espacio plano de contenedores llamados buckets donde cada objeto se guarda bajo una clave, se lee y escribe por HTTP y se reemplaza completo en vez de editarse por partes; es practicamente ilimitado, barato y accesible por URL; la caracteristica que lo exige es que el dato se recupera entero, sin partes. Hay una cuarta categoria en la literatura, el almacenamiento de ARCHIVOS, un sistema de archivos compartido que varias instancias montan por red; conviene nombrarla como contraste para que nadie se sienta enganado, pero no es una de las tres palabras que la pregunta admite, y quien cree necesitarla casi siempre esta describiendo un caso que en la nube se resuelve con objeto. El numero que ordena la decision es el precio relativo: un gigabyte al mes en objetos cuesta del orden de dos a tres centavos de dolar, en disco de bloque cerca de cuatro veces mas, y en base de datos gestionada aun mas porque se paga computo. Son referencias de mercado, no reglas fijas, y aqui no se aprovisiona nada de pago: el valor esta en justificar. Y la justificacion se califica aparte, 2.5 de los 5.5 puntos: cada fila tiene que nombrar la caracteristica del dato. «Es mas rapido», «es lo que usa todo el mundo» o «es lo normal» no son caracteristicas del dato y no suman ni un punto, aunque el tipo elegido sea el correcto.</w:t>
+        <w:t xml:space="preserve"> — 4 vinetas.</w:t>
       </w:r>
     </w:p>
     <w:p>
-      <w:pPr>
-        <w:spacing w:before="200" w:after="60"/>
-      </w:pPr>
       <w:r>
         <w:rPr>
           <w:b/>
-          <w:color w:val="1A1C1D"/>
-          <w:sz w:val="32"/>
+          <w:color w:val="4A4A49"/>
+          <w:sz w:val="22"/>
         </w:rPr>
-        <w:t>El caso de la foto de perfil, y cuando la respuesta correcta es «no necesito objeto» - diapositiva 5</w:t>
+        <w:t>[Slide 9] IP, puerto y protocolo: las tres etiquetas de cada flecha</w:t>
       </w:r>
-    </w:p>
-    <w:p>
       <w:r>
         <w:rPr>
           <w:b w:val="0"/>
           <w:color w:val="4A4A49"/>
           <w:sz w:val="22"/>
         </w:rPr>
-        <w:t>El ejemplo que hace visible la decision, y el error de diseno que conviene provocar: CloudLite permite subir una foto de perfil o adjuntar un PDF. La solucion ingenua es guardar el archivo en una columna binaria de la base de datos. Hay que dejar que el estudiante la proponga y luego cuantificarla: dos megabytes por usuario y cinco mil usuarios son diez gigabytes de binarios dentro de una base cuyos datos utiles podrian ser doscientos megabytes; cada respaldo arrastra esos diez gigabytes y la cache del motor se llena de bytes que ninguna consulta filtra. El diseno correcto separa: el archivo va a almacenamiento de objetos y la base guarda una fila con la clave del objeto, el dueno, el tamano, el tipo de contenido y la fecha. Hay una razon adicional: un contenedor es efimero, lo que se escriba en su sistema de archivos desaparece cuando se reemplaza, y con dos instancias detras del balanceador el archivo subido a una no existe en la otra. Mantener los contenedores sin estado es la condicion del escalado horizontal de la Clase 13. Y ahora la otra mitad, que es la que sorprende al docente: si el dominio del estudiante no maneja archivos, imagenes ni documentos adjuntos, la respuesta correcta y completa es declarar que NO necesita almacenamiento de objetos y explicar por que. La rubrica lo dice al reves de como el grupo lo espera: suma completo quien lo declare y justifique, y se descuenta a quien agregue un almacen de objetos sin un dato que lo pida. Hay que anunciarlo antes del taller, porque si no medio salon inventa un bucket «porque suena a cloud» y pierde puntos por agregar.</w:t>
+        <w:t xml:space="preserve"> — 8 vinetas.</w:t>
       </w:r>
     </w:p>
     <w:p>
       <w:pPr>
-        <w:spacing w:before="200" w:after="60"/>
+        <w:pStyle w:val="ListBullet2"/>
       </w:pPr>
-      <w:r>
-        <w:rPr>
-          <w:b/>
-          <w:color w:val="1A1C1D"/>
-          <w:sz w:val="32"/>
-        </w:rPr>
-        <w:t>Trazabilidad: la tabla de correspondencia de la pregunta 6 - diapositiva 6</w:t>
-      </w:r>
-    </w:p>
-    <w:p>
       <w:r>
         <w:rPr>
           <w:b w:val="0"/>
           <w:color w:val="4A4A49"/>
           <w:sz w:val="22"/>
         </w:rPr>
-        <w:t>Queda la trazabilidad, donde mas puntos se pierden y donde vive una pregunta entera. Los nombres de las cajas del despliegue deben ser los mismos que los contenedores del C4 Containers de la Clase 4: si alli el servicio se llamaba api-citas, hoy no puede aparecer como backend, ni puede aparecer una caja nueva que nadie declaro. La pregunta 6 pide demostrarlo con una tabla de tres columnas cuyos nombres hay que dictar tal cual: «Componente en el C4 Containers», «Componente en el Despliegue» y «Zona». Los 5.5 puntos se reparten asi, y conviene decirlo en voz alta: 2 puntos la explicacion de por que los nombres deben coincidir, y la respuesta esperada es que los dos diagramas son el MISMO sistema visto desde angulos distintos, uno dice que piezas hay y el otro donde se ejecutan; 2.5 puntos la tabla completa, con una fila por componente y su zona; y 1 punto listar los renombres que se aplicaron, o declarar explicitamente que no hubo ninguno, que tambien vale. La trampa esta en la palabra completa: se descuenta si la tabla deja fuera un componente que si aparece en alguno de los dos diagramas, asi que hay que instruir el gesto de llenarla con los dos diagramas abiertos al lado y contando cajas. La cadena aguas abajo es directa: la Clase 6 identifico amenazas y fronteras de confianza en texto y hoy esas fronteras se vuelven zonas dibujadas; la Clase 8 tomara cada flecha para definir que se mide en ella, porque no se puede monitorear un camino que no esta dibujado; la Clase 10 costeara estas mismas cajas, asi que la eleccion de almacenamiento es tambien decision de costo; y la Clase 13 discutira cual caja se replica y cual no. Todo el bloque se evalua en el Parcial 2 de la Clase 9.</w:t>
+        <w:t>Para etiquetar ese diagrama hacen falta tres conceptos de red que el docente debe definir en una frase.</w:t>
       </w:r>
     </w:p>
     <w:p>
-      <w:pPr>
-        <w:spacing w:before="200" w:after="60"/>
-      </w:pPr>
       <w:r>
         <w:rPr>
           <w:b/>
-          <w:color w:val="1A1C1D"/>
-          <w:sz w:val="32"/>
+          <w:color w:val="4A4A49"/>
+          <w:sz w:val="22"/>
         </w:rPr>
-        <w:t>Recorrer una peticion de CloudLite de punta a punta - diapositiva 7</w:t>
+        <w:t>[Slide 10] Subred publica y privada: lo definen las rutas, no el nombre (1/2)</w:t>
       </w:r>
-    </w:p>
-    <w:p>
       <w:r>
         <w:rPr>
           <w:b w:val="0"/>
           <w:color w:val="4A4A49"/>
           <w:sz w:val="22"/>
         </w:rPr>
-        <w:t>La mejor forma de dictar la clase es seguir una peticion de CloudLite de punta a punta sobre el diagrama proyectado. Un usuario final abre cloudlite.example en su telefono; el DNS resuelve el nombre a la IP publica del balanceador; el navegador abre una conexion HTTPS al puerto 443 de ese balanceador, que vive en la zona publica; el balanceador elige una de las dos instancias del contenedor de la API, en la zona privada, y le reenvia la peticion por HTTP al puerto 8080; la API consulta el motor de base de datos en la zona de datos por el puerto 5432 y devuelve JSON por el mismo camino. Ese recorrido, con cada flecha etiquetada con protocolo y puerto y cada caja dentro de su zona, es la estructura que la pregunta 4 califica; lo que se pega en la plataforma es su version en Mermaid, que es la seccion siguiente. Sirve tambien para citar numeros: una consulta simple bien indexada responde entre 1 y 20 milisegundos, y el objetivo que se formalizara en la Clase 12 suele fijarse por convencion en menos de 300 milisegundos para el 95 por ciento de las peticiones. Con eso el grupo ve que si una pantalla dispara veinte consultas encadenadas el problema es de diseno y no de servidor.</w:t>
+        <w:t xml:space="preserve"> — 6 vinetas.</w:t>
       </w:r>
     </w:p>
     <w:p>
       <w:pPr>
-        <w:spacing w:before="200" w:after="60"/>
+        <w:pStyle w:val="ListBullet2"/>
       </w:pPr>
-      <w:r>
-        <w:rPr>
-          <w:b/>
-          <w:color w:val="1A1C1D"/>
-          <w:sz w:val="32"/>
-        </w:rPr>
-        <w:t>El molde de Mermaid, linea por linea - diapositiva 8</w:t>
-      </w:r>
-    </w:p>
-    <w:p>
       <w:r>
         <w:rPr>
           <w:b w:val="0"/>
           <w:color w:val="4A4A49"/>
           <w:sz w:val="22"/>
         </w:rPr>
-        <w:t>La diapositiva del molde existe porque el estudiante puede tener el modelo correcto en la cabeza y perder puntos por sintaxis, y porque 2 de los 14 son que el diagrama renderice. Hay cinco cosas que el docente debe poder explicar sin titubear. Primera: la palabra inicial. Se escribe flowchart LR, donde LR significa de izquierda a derecha, y es lo que hace que el recorrido cliente, edge, aplicacion, datos se lea como un flujo y no como una torre. Segunda: cada zona es un subgraph con su rotulo entre comillas y su propio end. Los subgraph son las tres zonas, y son las que valen 4 puntos; olvidar un end es la causa numero uno de que la plataforma no dibuje nada, porque el bloque queda abierto. Tercera: la forma de la caja dice que es la pieza. Los corchetes rectos son un proceso o servicio, y la combinacion de corchete y parentesis, es decir abrir corchete parentesis, es la base de datos, que se lee como cilindro. Vale la pena senalar la caja de la base de datos y decir «esta forma, dentro de este subgraph, son 4 de los 14 puntos». Cuarta: el puerto va DENTRO del rotulo de la caja, separado con la etiqueta de salto de linea de HTML, y la etiqueta de la flecha va entre barras verticales y comillas, con el protocolo y el puerto. Es la forma mas segura de cumplir los 2 puntos de puertos sin ensuciar el dibujo. Quinta: el servicio externo se declara FUERA de los tres subgraph, y la flecha que llega a el se rotula como frontera de confianza; asi los 2 puntos de fronteras quedan visibles en el propio dibujo y no en un comentario aparte. Dos advertencias practicas. Los comentarios de Mermaid empiezan con dos signos de porcentaje, no se dibujan y tienen que ir en LINEA PROPIA: uno pegado al final de la linea de un nodo puede tumbar el renderizado, y ahi se van los 2 puntos. Sirven para dejar una nota al evaluador, no para responder. Y si un rotulo lleva parentesis, dos puntos o comillas, hay que envolverlo en comillas dobles, porque sin ellas el analizador se detiene ahi. El procedimiento que se proyecta en la demo es el que conviene repetir tres veces: dibujar el boceto donde sea, traducirlo a Mermaid (una IA lo hace bien, y ahi hay que decir la frase exacta: la IA acierta la sintaxis, no el modelo), pegarlo en la pregunta 4 y MIRARLO RENDERIZADO antes de enviar. Si no se dibuja, se corrige ahi mismo; nadie califica un codigo que no dibuja.</w:t>
+        <w:t>Conviene ademas nombrar la frontera de confianza, que vale 2 puntos: es la linea donde termina lo que el estudiante controla y empieza lo que no.</w:t>
       </w:r>
     </w:p>
     <w:p>
-      <w:pPr>
-        <w:spacing w:before="200" w:after="60"/>
-      </w:pPr>
       <w:r>
         <w:rPr>
           <w:b/>
-          <w:color w:val="1A1C1D"/>
-          <w:sz w:val="32"/>
+          <w:color w:val="4A4A49"/>
+          <w:sz w:val="22"/>
         </w:rPr>
-        <w:t>Preguntas frecuentes del grupo - diapositiva 4</w:t>
+        <w:t>[Slide 11] Subred publica y privada: lo definen las rutas, no el nombre (2/2)</w:t>
       </w:r>
-    </w:p>
-    <w:p>
       <w:r>
         <w:rPr>
           <w:b w:val="0"/>
           <w:color w:val="4A4A49"/>
           <w:sz w:val="22"/>
         </w:rPr>
-        <w:t>Estas cuatro aparecen todos los semestres y las cuatro se responden con material que ya esta proyectado. «Si la base de datos es privada, como se conecta la API?» Privado significa inalcanzable desde internet, no inalcanzable en absoluto: la API esta en la misma red y llega por el nombre interno y el puerto del motor; quien no puede llegar es el usuario final ni un atacante externo. Si un desarrollador necesita entrar, se hace por un unico host intermedio controlado, llamado bastion. «Esto no esta mal por no ser una VPC real de un proveedor?» Lo que se evalua es el razonamiento sobre zonas, puertos y ubicacion de los datos, no la sintaxis de una marca; el curso usa herramientas gratis en navegador y no pide cuenta de pago ni tarjeta. Es mas: la rubrica DESCUENTA por nombrar subredes o servicios de un proveedor concreto, asi que escribir VPC, el nombre de una zona de disponibilidad o el de un servicio de marca resta en vez de sumar. Por eso las zonas se llaman Publica, Privada y Datos. «Puedo subir mi imagen del diagrama en vez del codigo Mermaid?» No para la pregunta 4: lo que se califica es el diagrama renderizado dentro de la plataforma. El PNG exportado va a la carpeta del Proyecto Integrador, para el informe, y no reemplaza la respuesta. «Mi sistema es pequeno, solo tiene la aplicacion y la base de datos; igual necesito tres zonas?» Si, y no es burocracia: las tres zonas son 4 puntos y el sentido de la separacion es justamente que el punto de entrada, la logica y los datos tengan grados de exposicion distintos. Un sistema de dos cajas se dibuja con cliente y edge en la publica, la aplicacion en la privada y la base en la de datos; si de verdad no hay balanceador, el punto de entrada es el servidor web o el proxy que atiende el 443, y ese es el habitante de la zona publica.</w:t>
+        <w:t xml:space="preserve"> — 3 vinetas.</w:t>
       </w:r>
     </w:p>
     <w:p>
-      <w:pPr>
-        <w:spacing w:before="200" w:after="60"/>
-      </w:pPr>
       <w:r>
         <w:rPr>
           <w:b/>
-          <w:color w:val="1A1C1D"/>
-          <w:sz w:val="32"/>
+          <w:color w:val="4A4A49"/>
+          <w:sz w:val="22"/>
         </w:rPr>
-        <w:t>Errores tipicos del docente que no domina el tema</w:t>
+        <w:t>[Slide 12] DNS y balanceador de carga</w:t>
       </w:r>
-    </w:p>
-    <w:p>
       <w:r>
         <w:rPr>
           <w:b w:val="0"/>
           <w:color w:val="4A4A49"/>
           <w:sz w:val="22"/>
         </w:rPr>
-        <w:t>El primero es dejar pasar el dibujo de la nube como una caja difusa con flechas sin etiqueta, donde no se distingue zona publica de privada, no hay puertos y no se sabe donde viven los datos. La consecuencia aguas abajo es acumulativa: sin zonas, los controles de red de la Clase 6 no tienen donde mostrarse; sin flechas etiquetadas, la Clase 8 no tiene sobre que definir latencia ni saturacion; y en la sustentacion de la Clase 15 el estudiante describe su sistema con gestos en vez de senalar componentes. El segundo, y es el mas caro porque el docente lo comete proyectando, es dibujar DOS zonas. La version tipica es «subred publica y subred privada», con la base de datos metida en la privada al lado de la aplicacion: es el diagrama que la rubrica castiga con los 4 puntos de ubicacion completos, y el estudiante copia lo que ve proyectado. Son tres zonas, y la de datos es una zona propia. El tercero es presentar draw.io como el entregable. La herramienta del boceto no es la entrega: la pregunta 4 se califica sobre codigo Mermaid renderizado en ExamLab, y si el docente no proyecta el molde ni pega uno en vivo, el grupo llega al taller con una imagen que no puede subir. El cuarto es permitir que el despliegue introduzca nombres y servicios que no existian en el C4 Containers, o dejar la eleccion de almacenamiento sin justificar («usamos base de datos porque es lo normal»): eso son los 2.5 puntos de justificacion de la pregunta 5 y los 2.5 de la tabla de la pregunta 6, y ademas el informe termina describiendo dos sistemas distintos que se contradicen entre secciones, que es exactamente lo que se califica en el paquete integrado de la Clase 11.</w:t>
+        <w:t xml:space="preserve"> — 7 vinetas.</w:t>
+      </w:r>
+    </w:p>
+    <w:p>
+      <w:r>
+        <w:rPr>
+          <w:b/>
+          <w:color w:val="4A4A49"/>
+          <w:sz w:val="22"/>
+        </w:rPr>
+        <w:t>[Slide 13] Los tres nombres de almacenamiento que califica la pregunta 5 (1/2)</w:t>
+      </w:r>
+      <w:r>
+        <w:rPr>
+          <w:b w:val="0"/>
+          <w:color w:val="4A4A49"/>
+          <w:sz w:val="22"/>
+        </w:rPr>
+        <w:t xml:space="preserve"> — 7 vinetas.</w:t>
+      </w:r>
+    </w:p>
+    <w:p>
+      <w:r>
+        <w:rPr>
+          <w:b/>
+          <w:color w:val="4A4A49"/>
+          <w:sz w:val="22"/>
+        </w:rPr>
+        <w:t>[Slide 14] Los tres nombres de almacenamiento que califica la pregunta 5 (2/2)</w:t>
+      </w:r>
+      <w:r>
+        <w:rPr>
+          <w:b w:val="0"/>
+          <w:color w:val="4A4A49"/>
+          <w:sz w:val="22"/>
+        </w:rPr>
+        <w:t xml:space="preserve"> — 7 vinetas.</w:t>
+      </w:r>
+    </w:p>
+    <w:p>
+      <w:r>
+        <w:rPr>
+          <w:b/>
+          <w:color w:val="4A4A49"/>
+          <w:sz w:val="22"/>
+        </w:rPr>
+        <w:t>[Slide 15] El caso de la foto de perfil, y cuando la respuesta correcta es «no necesito objeto» (1/2)</w:t>
+      </w:r>
+      <w:r>
+        <w:rPr>
+          <w:b w:val="0"/>
+          <w:color w:val="4A4A49"/>
+          <w:sz w:val="22"/>
+        </w:rPr>
+        <w:t xml:space="preserve"> — 6 vinetas.</w:t>
+      </w:r>
+    </w:p>
+    <w:p>
+      <w:r>
+        <w:rPr>
+          <w:b/>
+          <w:color w:val="4A4A49"/>
+          <w:sz w:val="22"/>
+        </w:rPr>
+        <w:t>[Slide 16] El caso de la foto de perfil, y cuando la respuesta correcta es «no necesito objeto» (2/2)</w:t>
+      </w:r>
+      <w:r>
+        <w:rPr>
+          <w:b w:val="0"/>
+          <w:color w:val="4A4A49"/>
+          <w:sz w:val="22"/>
+        </w:rPr>
+        <w:t xml:space="preserve"> — 4 vinetas.</w:t>
+      </w:r>
+    </w:p>
+    <w:p>
+      <w:r>
+        <w:rPr>
+          <w:b/>
+          <w:color w:val="4A4A49"/>
+          <w:sz w:val="22"/>
+        </w:rPr>
+        <w:t>[Slide 17] Trazabilidad: la tabla de correspondencia de la pregunta 6 (1/2)</w:t>
+      </w:r>
+      <w:r>
+        <w:rPr>
+          <w:b w:val="0"/>
+          <w:color w:val="4A4A49"/>
+          <w:sz w:val="22"/>
+        </w:rPr>
+        <w:t xml:space="preserve"> — 6 vinetas.</w:t>
+      </w:r>
+    </w:p>
+    <w:p>
+      <w:r>
+        <w:rPr>
+          <w:b/>
+          <w:color w:val="4A4A49"/>
+          <w:sz w:val="22"/>
+        </w:rPr>
+        <w:t>[Slide 18] Trazabilidad: la tabla de correspondencia de la pregunta 6 (2/2)</w:t>
+      </w:r>
+      <w:r>
+        <w:rPr>
+          <w:b w:val="0"/>
+          <w:color w:val="4A4A49"/>
+          <w:sz w:val="22"/>
+        </w:rPr>
+        <w:t xml:space="preserve"> — 4 vinetas.</w:t>
+      </w:r>
+    </w:p>
+    <w:p>
+      <w:r>
+        <w:rPr>
+          <w:b/>
+          <w:color w:val="4A4A49"/>
+          <w:sz w:val="22"/>
+        </w:rPr>
+        <w:t>[Slide 19] Recorrer una peticion de CloudLite de punta a punta (1/2)</w:t>
+      </w:r>
+      <w:r>
+        <w:rPr>
+          <w:b w:val="0"/>
+          <w:color w:val="4A4A49"/>
+          <w:sz w:val="22"/>
+        </w:rPr>
+        <w:t xml:space="preserve"> — 5 vinetas.</w:t>
+      </w:r>
+    </w:p>
+    <w:p>
+      <w:r>
+        <w:rPr>
+          <w:b/>
+          <w:color w:val="4A4A49"/>
+          <w:sz w:val="22"/>
+        </w:rPr>
+        <w:t>[Slide 20] Recorrer una peticion de CloudLite de punta a punta (2/2)</w:t>
+      </w:r>
+      <w:r>
+        <w:rPr>
+          <w:b w:val="0"/>
+          <w:color w:val="4A4A49"/>
+          <w:sz w:val="22"/>
+        </w:rPr>
+        <w:t xml:space="preserve"> — 2 vinetas.</w:t>
+      </w:r>
+    </w:p>
+    <w:p>
+      <w:r>
+        <w:rPr>
+          <w:b/>
+          <w:color w:val="4A4A49"/>
+          <w:sz w:val="22"/>
+        </w:rPr>
+        <w:t>[Slide 21] El molde de Mermaid, linea por linea (1/3)</w:t>
+      </w:r>
+      <w:r>
+        <w:rPr>
+          <w:b w:val="0"/>
+          <w:color w:val="4A4A49"/>
+          <w:sz w:val="22"/>
+        </w:rPr>
+        <w:t xml:space="preserve"> — 7 vinetas.</w:t>
+      </w:r>
+    </w:p>
+    <w:p>
+      <w:pPr>
+        <w:pStyle w:val="ListBullet2"/>
+      </w:pPr>
+      <w:r>
+        <w:rPr>
+          <w:b w:val="0"/>
+          <w:color w:val="4A4A49"/>
+          <w:sz w:val="22"/>
+        </w:rPr>
+        <w:t>Hay cinco cosas que el docente debe poder explicar sin titubear.</w:t>
+      </w:r>
+    </w:p>
+    <w:p>
+      <w:r>
+        <w:rPr>
+          <w:b/>
+          <w:color w:val="4A4A49"/>
+          <w:sz w:val="22"/>
+        </w:rPr>
+        <w:t>[Slide 22] El molde de Mermaid, linea por linea (2/3)</w:t>
+      </w:r>
+      <w:r>
+        <w:rPr>
+          <w:b w:val="0"/>
+          <w:color w:val="4A4A49"/>
+          <w:sz w:val="22"/>
+        </w:rPr>
+        <w:t xml:space="preserve"> — 6 vinetas.</w:t>
+      </w:r>
+    </w:p>
+    <w:p>
+      <w:r>
+        <w:rPr>
+          <w:b/>
+          <w:color w:val="4A4A49"/>
+          <w:sz w:val="22"/>
+        </w:rPr>
+        <w:t>[Slide 23] El molde de Mermaid, linea por linea (3/3)</w:t>
+      </w:r>
+      <w:r>
+        <w:rPr>
+          <w:b w:val="0"/>
+          <w:color w:val="4A4A49"/>
+          <w:sz w:val="22"/>
+        </w:rPr>
+        <w:t xml:space="preserve"> — 5 vinetas.</w:t>
+      </w:r>
+    </w:p>
+    <w:p>
+      <w:r>
+        <w:rPr>
+          <w:b/>
+          <w:color w:val="4A4A49"/>
+          <w:sz w:val="22"/>
+        </w:rPr>
+        <w:t>[Slide 24] Preguntas frecuentes del grupo (1/2)</w:t>
+      </w:r>
+      <w:r>
+        <w:rPr>
+          <w:b w:val="0"/>
+          <w:color w:val="4A4A49"/>
+          <w:sz w:val="22"/>
+        </w:rPr>
+        <w:t xml:space="preserve"> — 6 vinetas.</w:t>
+      </w:r>
+    </w:p>
+    <w:p>
+      <w:r>
+        <w:rPr>
+          <w:b/>
+          <w:color w:val="4A4A49"/>
+          <w:sz w:val="22"/>
+        </w:rPr>
+        <w:t>[Slide 25] Preguntas frecuentes del grupo (2/2)</w:t>
+      </w:r>
+      <w:r>
+        <w:rPr>
+          <w:b w:val="0"/>
+          <w:color w:val="4A4A49"/>
+          <w:sz w:val="22"/>
+        </w:rPr>
+        <w:t xml:space="preserve"> — 7 vinetas.</w:t>
       </w:r>
     </w:p>
     <w:p>
@@ -629,6 +809,253 @@
           <w:color w:val="4A4A49"/>
           <w:sz w:val="22"/>
         </w:rPr>
+        <w:t>El tercer angulo: que responde el diagrama de despliegue (1/2)</w:t>
+      </w:r>
+    </w:p>
+    <w:p>
+      <w:pPr>
+        <w:pStyle w:val="ListNumber"/>
+      </w:pPr>
+      <w:r>
+        <w:rPr>
+          <w:b w:val="0"/>
+          <w:color w:val="4A4A49"/>
+          <w:sz w:val="22"/>
+        </w:rPr>
+        <w:t>El tercer angulo: que responde el diagrama de despliegue (2/2)</w:t>
+      </w:r>
+    </w:p>
+    <w:p>
+      <w:pPr>
+        <w:pStyle w:val="ListNumber"/>
+      </w:pPr>
+      <w:r>
+        <w:rPr>
+          <w:b w:val="0"/>
+          <w:color w:val="4A4A49"/>
+          <w:sz w:val="22"/>
+        </w:rPr>
+        <w:t>IP, puerto y protocolo: las tres etiquetas de cada flecha</w:t>
+      </w:r>
+    </w:p>
+    <w:p>
+      <w:pPr>
+        <w:pStyle w:val="ListNumber"/>
+      </w:pPr>
+      <w:r>
+        <w:rPr>
+          <w:b w:val="0"/>
+          <w:color w:val="4A4A49"/>
+          <w:sz w:val="22"/>
+        </w:rPr>
+        <w:t>Subred publica y privada: lo definen las rutas, no el nombre (1/2)</w:t>
+      </w:r>
+    </w:p>
+    <w:p>
+      <w:pPr>
+        <w:pStyle w:val="ListNumber"/>
+      </w:pPr>
+      <w:r>
+        <w:rPr>
+          <w:b w:val="0"/>
+          <w:color w:val="4A4A49"/>
+          <w:sz w:val="22"/>
+        </w:rPr>
+        <w:t>Subred publica y privada: lo definen las rutas, no el nombre (2/2)</w:t>
+      </w:r>
+    </w:p>
+    <w:p>
+      <w:pPr>
+        <w:pStyle w:val="ListNumber"/>
+      </w:pPr>
+      <w:r>
+        <w:rPr>
+          <w:b w:val="0"/>
+          <w:color w:val="4A4A49"/>
+          <w:sz w:val="22"/>
+        </w:rPr>
+        <w:t>DNS y balanceador de carga</w:t>
+      </w:r>
+    </w:p>
+    <w:p>
+      <w:pPr>
+        <w:pStyle w:val="ListNumber"/>
+      </w:pPr>
+      <w:r>
+        <w:rPr>
+          <w:b w:val="0"/>
+          <w:color w:val="4A4A49"/>
+          <w:sz w:val="22"/>
+        </w:rPr>
+        <w:t>Los tres nombres de almacenamiento que califica la pregunta 5 (1/2)</w:t>
+      </w:r>
+    </w:p>
+    <w:p>
+      <w:pPr>
+        <w:pStyle w:val="ListNumber"/>
+      </w:pPr>
+      <w:r>
+        <w:rPr>
+          <w:b w:val="0"/>
+          <w:color w:val="4A4A49"/>
+          <w:sz w:val="22"/>
+        </w:rPr>
+        <w:t>Los tres nombres de almacenamiento que califica la pregunta 5 (2/2)</w:t>
+      </w:r>
+    </w:p>
+    <w:p>
+      <w:pPr>
+        <w:pStyle w:val="ListNumber"/>
+      </w:pPr>
+      <w:r>
+        <w:rPr>
+          <w:b w:val="0"/>
+          <w:color w:val="4A4A49"/>
+          <w:sz w:val="22"/>
+        </w:rPr>
+        <w:t>El caso de la foto de perfil, y cuando la respuesta correcta es «no necesito objeto» (1/2)</w:t>
+      </w:r>
+    </w:p>
+    <w:p>
+      <w:pPr>
+        <w:pStyle w:val="ListNumber"/>
+      </w:pPr>
+      <w:r>
+        <w:rPr>
+          <w:b w:val="0"/>
+          <w:color w:val="4A4A49"/>
+          <w:sz w:val="22"/>
+        </w:rPr>
+        <w:t>El caso de la foto de perfil, y cuando la respuesta correcta es «no necesito objeto» (2/2)</w:t>
+      </w:r>
+    </w:p>
+    <w:p>
+      <w:pPr>
+        <w:pStyle w:val="ListNumber"/>
+      </w:pPr>
+      <w:r>
+        <w:rPr>
+          <w:b w:val="0"/>
+          <w:color w:val="4A4A49"/>
+          <w:sz w:val="22"/>
+        </w:rPr>
+        <w:t>Trazabilidad: la tabla de correspondencia de la pregunta 6 (1/2)</w:t>
+      </w:r>
+    </w:p>
+    <w:p>
+      <w:pPr>
+        <w:pStyle w:val="ListNumber"/>
+      </w:pPr>
+      <w:r>
+        <w:rPr>
+          <w:b w:val="0"/>
+          <w:color w:val="4A4A49"/>
+          <w:sz w:val="22"/>
+        </w:rPr>
+        <w:t>Trazabilidad: la tabla de correspondencia de la pregunta 6 (2/2)</w:t>
+      </w:r>
+    </w:p>
+    <w:p>
+      <w:pPr>
+        <w:pStyle w:val="ListNumber"/>
+      </w:pPr>
+      <w:r>
+        <w:rPr>
+          <w:b w:val="0"/>
+          <w:color w:val="4A4A49"/>
+          <w:sz w:val="22"/>
+        </w:rPr>
+        <w:t>Recorrer una peticion de CloudLite de punta a punta (1/2)</w:t>
+      </w:r>
+    </w:p>
+    <w:p>
+      <w:pPr>
+        <w:pStyle w:val="ListNumber"/>
+      </w:pPr>
+      <w:r>
+        <w:rPr>
+          <w:b w:val="0"/>
+          <w:color w:val="4A4A49"/>
+          <w:sz w:val="22"/>
+        </w:rPr>
+        <w:t>Recorrer una peticion de CloudLite de punta a punta (2/2)</w:t>
+      </w:r>
+    </w:p>
+    <w:p>
+      <w:pPr>
+        <w:pStyle w:val="ListNumber"/>
+      </w:pPr>
+      <w:r>
+        <w:rPr>
+          <w:b w:val="0"/>
+          <w:color w:val="4A4A49"/>
+          <w:sz w:val="22"/>
+        </w:rPr>
+        <w:t>El molde de Mermaid, linea por linea (1/3)</w:t>
+      </w:r>
+    </w:p>
+    <w:p>
+      <w:pPr>
+        <w:pStyle w:val="ListNumber"/>
+      </w:pPr>
+      <w:r>
+        <w:rPr>
+          <w:b w:val="0"/>
+          <w:color w:val="4A4A49"/>
+          <w:sz w:val="22"/>
+        </w:rPr>
+        <w:t>El molde de Mermaid, linea por linea (2/3)</w:t>
+      </w:r>
+    </w:p>
+    <w:p>
+      <w:pPr>
+        <w:pStyle w:val="ListNumber"/>
+      </w:pPr>
+      <w:r>
+        <w:rPr>
+          <w:b w:val="0"/>
+          <w:color w:val="4A4A49"/>
+          <w:sz w:val="22"/>
+        </w:rPr>
+        <w:t>El molde de Mermaid, linea por linea (3/3)</w:t>
+      </w:r>
+    </w:p>
+    <w:p>
+      <w:pPr>
+        <w:pStyle w:val="ListNumber"/>
+      </w:pPr>
+      <w:r>
+        <w:rPr>
+          <w:b w:val="0"/>
+          <w:color w:val="4A4A49"/>
+          <w:sz w:val="22"/>
+        </w:rPr>
+        <w:t>Preguntas frecuentes del grupo (1/2)</w:t>
+      </w:r>
+    </w:p>
+    <w:p>
+      <w:pPr>
+        <w:pStyle w:val="ListNumber"/>
+      </w:pPr>
+      <w:r>
+        <w:rPr>
+          <w:b w:val="0"/>
+          <w:color w:val="4A4A49"/>
+          <w:sz w:val="22"/>
+        </w:rPr>
+        <w:t>Preguntas frecuentes del grupo (2/2)</w:t>
+      </w:r>
+    </w:p>
+    <w:p>
+      <w:pPr>
+        <w:pStyle w:val="ListNumber"/>
+      </w:pPr>
+      <w:r>
+        <w:rPr>
+          <w:b w:val="0"/>
+          <w:color w:val="4A4A49"/>
+          <w:sz w:val="22"/>
+        </w:rPr>
         <w:t>Ejemplo de diagrama de despliegue (Deployment)</w:t>
       </w:r>
     </w:p>
@@ -746,7 +1173,7 @@
           <w:color w:val="1A1C1D"/>
           <w:sz w:val="32"/>
         </w:rPr>
-        <w:t>0–10 · Encuadre PI · [Slide 2][Slide 3][Slide 11]</w:t>
+        <w:t>0–10 · Encuadre PI · [Slide 2][Slide 3][Slide 30]</w:t>
       </w:r>
     </w:p>
     <w:p>
@@ -979,7 +1406,7 @@
           <w:color w:val="1A1C1D"/>
           <w:sz w:val="32"/>
         </w:rPr>
-        <w:t>40–55 · Demo en vivo · [Slide 10]</w:t>
+        <w:t>40–55 · Demo en vivo · [Slide 29]</w:t>
       </w:r>
     </w:p>
     <w:p>
@@ -1433,7 +1860,7 @@
           <w:color w:val="4A4A49"/>
           <w:sz w:val="22"/>
         </w:rPr>
-        <w:t>Narra los clics en voz alta. Si falla la red, proyecta la [Slide 8], que ya trae el resultado de la demo, y recórrela rótulo por rótulo.</w:t>
+        <w:t>Narra los clics en voz alta. Si falla la red, proyecta la [Slide 27], que ya trae el resultado de la demo, y recórrela rótulo por rótulo.</w:t>
       </w:r>
     </w:p>
     <w:p>
@@ -1461,7 +1888,7 @@
           <w:color w:val="4A4A49"/>
           <w:sz w:val="22"/>
         </w:rPr>
-        <w:t xml:space="preserve"> [Slide 10] — es el paso que el estudiante no adivina: pasa el boceto a codigo Mermaid con ayuda de una IA, pegalo en la pregunta de diagrama y muestralo renderizado.</w:t>
+        <w:t xml:space="preserve"> [Slide 29] — es el paso que el estudiante no adivina: pasa el boceto a codigo Mermaid con ayuda de una IA, pegalo en la pregunta de diagrama y muestralo renderizado.</w:t>
       </w:r>
     </w:p>
     <w:p>
@@ -1593,7 +2020,7 @@
           <w:color w:val="1A1C1D"/>
           <w:sz w:val="32"/>
         </w:rPr>
-        <w:t>55–100 · Taller guiado PI (individual · equipos de 2–3 solo si tú los autorizaste) · [Slide 12]</w:t>
+        <w:t>55–100 · Taller guiado PI (individual · equipos de 2–3 solo si tú los autorizaste) · [Slide 31]</w:t>
       </w:r>
     </w:p>
     <w:p>
@@ -1734,7 +2161,7 @@
           <w:color w:val="1A1C1D"/>
           <w:sz w:val="32"/>
         </w:rPr>
-        <w:t>115–120 · Cierre · [Slide 14]</w:t>
+        <w:t>115–120 · Cierre · [Slide 33]</w:t>
       </w:r>
     </w:p>
     <w:p>

--- a/Arquitectura de Sistemas Computacionales/Kit docente/Clase 7/Guion Docente Clase 7 - Redes y almacenamiento cloud.docx
+++ b/Arquitectura de Sistemas Computacionales/Kit docente/Clase 7/Guion Docente Clase 7 - Redes y almacenamiento cloud.docx
@@ -292,7 +292,7 @@
           <w:color w:val="4A4A49"/>
           <w:sz w:val="22"/>
         </w:rPr>
-        <w:t xml:space="preserve"> — 6 vinetas.</w:t>
+        <w:t xml:space="preserve"> — 5 vinetas.</w:t>
       </w:r>
     </w:p>
     <w:p>
@@ -309,6 +309,19 @@
       </w:r>
     </w:p>
     <w:p>
+      <w:pPr>
+        <w:pStyle w:val="ListBullet2"/>
+      </w:pPr>
+      <w:r>
+        <w:rPr>
+          <w:b w:val="0"/>
+          <w:color w:val="4A4A49"/>
+          <w:sz w:val="22"/>
+        </w:rPr>
+        <w:t>Lo que se califica hoy son 25 de los 100 puntos de la actividad del Corte 2, en tres preguntas: 14 puntos el diagrama de despliegue, 5.5 el tipo de almacenamiento de cada componente y 5.5 la tabla de correspondencia con el C4 Containers.</w:t>
+      </w:r>
+    </w:p>
+    <w:p>
       <w:r>
         <w:rPr>
           <w:b/>
@@ -333,7 +346,7 @@
           <w:color w:val="4A4A49"/>
           <w:sz w:val="22"/>
         </w:rPr>
-        <w:t>[Slide 9] IP, puerto y protocolo: las tres etiquetas de cada flecha</w:t>
+        <w:t>[Slide 9] IP, puerto y protocolo: las tres etiquetas de cada flecha (1/2)</w:t>
       </w:r>
       <w:r>
         <w:rPr>
@@ -341,7 +354,7 @@
           <w:color w:val="4A4A49"/>
           <w:sz w:val="22"/>
         </w:rPr>
-        <w:t xml:space="preserve"> — 8 vinetas.</w:t>
+        <w:t xml:space="preserve"> — 3 vinetas.</w:t>
       </w:r>
     </w:p>
     <w:p>
@@ -358,21 +371,16 @@
       </w:r>
     </w:p>
     <w:p>
-      <w:r>
-        <w:rPr>
-          <w:b/>
-          <w:color w:val="4A4A49"/>
-          <w:sz w:val="22"/>
-        </w:rPr>
-        <w:t>[Slide 10] Subred publica y privada: lo definen las rutas, no el nombre (1/2)</w:t>
-      </w:r>
+      <w:pPr>
+        <w:pStyle w:val="ListBullet2"/>
+      </w:pPr>
       <w:r>
         <w:rPr>
           <w:b w:val="0"/>
           <w:color w:val="4A4A49"/>
           <w:sz w:val="22"/>
         </w:rPr>
-        <w:t xml:space="preserve"> — 6 vinetas.</w:t>
+        <w:t>Una direccion IP identifica una maquina dentro de una red.</w:t>
       </w:r>
     </w:p>
     <w:p>
@@ -385,7 +393,7 @@
           <w:color w:val="4A4A49"/>
           <w:sz w:val="22"/>
         </w:rPr>
-        <w:t>Conviene ademas nombrar la frontera de confianza, que vale 2 puntos: es la linea donde termina lo que el estudiante controla y empieza lo que no.</w:t>
+        <w:t>Ahi esta el amarre: cuando en Killercoda se ejecuto el contenedor publicando un puerto, esa linea era la decision de que superficie queda expuesta, tema de la Clase 6, y hoy esa decision se dibuja.</w:t>
       </w:r>
     </w:p>
     <w:p>
@@ -395,7 +403,7 @@
           <w:color w:val="4A4A49"/>
           <w:sz w:val="22"/>
         </w:rPr>
-        <w:t>[Slide 11] Subred publica y privada: lo definen las rutas, no el nombre (2/2)</w:t>
+        <w:t>[Slide 10] IP, puerto y protocolo: las tres etiquetas de cada flecha (2/2)</w:t>
       </w:r>
       <w:r>
         <w:rPr>
@@ -413,7 +421,7 @@
           <w:color w:val="4A4A49"/>
           <w:sz w:val="22"/>
         </w:rPr>
-        <w:t>[Slide 12] DNS y balanceador de carga</w:t>
+        <w:t>[Slide 11] Subred publica y privada: lo definen las rutas, no el nombre (1/2)</w:t>
       </w:r>
       <w:r>
         <w:rPr>
@@ -421,169 +429,7 @@
           <w:color w:val="4A4A49"/>
           <w:sz w:val="22"/>
         </w:rPr>
-        <w:t xml:space="preserve"> — 7 vinetas.</w:t>
-      </w:r>
-    </w:p>
-    <w:p>
-      <w:r>
-        <w:rPr>
-          <w:b/>
-          <w:color w:val="4A4A49"/>
-          <w:sz w:val="22"/>
-        </w:rPr>
-        <w:t>[Slide 13] Los tres nombres de almacenamiento que califica la pregunta 5 (1/2)</w:t>
-      </w:r>
-      <w:r>
-        <w:rPr>
-          <w:b w:val="0"/>
-          <w:color w:val="4A4A49"/>
-          <w:sz w:val="22"/>
-        </w:rPr>
-        <w:t xml:space="preserve"> — 7 vinetas.</w:t>
-      </w:r>
-    </w:p>
-    <w:p>
-      <w:r>
-        <w:rPr>
-          <w:b/>
-          <w:color w:val="4A4A49"/>
-          <w:sz w:val="22"/>
-        </w:rPr>
-        <w:t>[Slide 14] Los tres nombres de almacenamiento que califica la pregunta 5 (2/2)</w:t>
-      </w:r>
-      <w:r>
-        <w:rPr>
-          <w:b w:val="0"/>
-          <w:color w:val="4A4A49"/>
-          <w:sz w:val="22"/>
-        </w:rPr>
-        <w:t xml:space="preserve"> — 7 vinetas.</w:t>
-      </w:r>
-    </w:p>
-    <w:p>
-      <w:r>
-        <w:rPr>
-          <w:b/>
-          <w:color w:val="4A4A49"/>
-          <w:sz w:val="22"/>
-        </w:rPr>
-        <w:t>[Slide 15] El caso de la foto de perfil, y cuando la respuesta correcta es «no necesito objeto» (1/2)</w:t>
-      </w:r>
-      <w:r>
-        <w:rPr>
-          <w:b w:val="0"/>
-          <w:color w:val="4A4A49"/>
-          <w:sz w:val="22"/>
-        </w:rPr>
-        <w:t xml:space="preserve"> — 6 vinetas.</w:t>
-      </w:r>
-    </w:p>
-    <w:p>
-      <w:r>
-        <w:rPr>
-          <w:b/>
-          <w:color w:val="4A4A49"/>
-          <w:sz w:val="22"/>
-        </w:rPr>
-        <w:t>[Slide 16] El caso de la foto de perfil, y cuando la respuesta correcta es «no necesito objeto» (2/2)</w:t>
-      </w:r>
-      <w:r>
-        <w:rPr>
-          <w:b w:val="0"/>
-          <w:color w:val="4A4A49"/>
-          <w:sz w:val="22"/>
-        </w:rPr>
-        <w:t xml:space="preserve"> — 4 vinetas.</w:t>
-      </w:r>
-    </w:p>
-    <w:p>
-      <w:r>
-        <w:rPr>
-          <w:b/>
-          <w:color w:val="4A4A49"/>
-          <w:sz w:val="22"/>
-        </w:rPr>
-        <w:t>[Slide 17] Trazabilidad: la tabla de correspondencia de la pregunta 6 (1/2)</w:t>
-      </w:r>
-      <w:r>
-        <w:rPr>
-          <w:b w:val="0"/>
-          <w:color w:val="4A4A49"/>
-          <w:sz w:val="22"/>
-        </w:rPr>
-        <w:t xml:space="preserve"> — 6 vinetas.</w:t>
-      </w:r>
-    </w:p>
-    <w:p>
-      <w:r>
-        <w:rPr>
-          <w:b/>
-          <w:color w:val="4A4A49"/>
-          <w:sz w:val="22"/>
-        </w:rPr>
-        <w:t>[Slide 18] Trazabilidad: la tabla de correspondencia de la pregunta 6 (2/2)</w:t>
-      </w:r>
-      <w:r>
-        <w:rPr>
-          <w:b w:val="0"/>
-          <w:color w:val="4A4A49"/>
-          <w:sz w:val="22"/>
-        </w:rPr>
-        <w:t xml:space="preserve"> — 4 vinetas.</w:t>
-      </w:r>
-    </w:p>
-    <w:p>
-      <w:r>
-        <w:rPr>
-          <w:b/>
-          <w:color w:val="4A4A49"/>
-          <w:sz w:val="22"/>
-        </w:rPr>
-        <w:t>[Slide 19] Recorrer una peticion de CloudLite de punta a punta (1/2)</w:t>
-      </w:r>
-      <w:r>
-        <w:rPr>
-          <w:b w:val="0"/>
-          <w:color w:val="4A4A49"/>
-          <w:sz w:val="22"/>
-        </w:rPr>
         <w:t xml:space="preserve"> — 5 vinetas.</w:t>
-      </w:r>
-    </w:p>
-    <w:p>
-      <w:r>
-        <w:rPr>
-          <w:b/>
-          <w:color w:val="4A4A49"/>
-          <w:sz w:val="22"/>
-        </w:rPr>
-        <w:t>[Slide 20] Recorrer una peticion de CloudLite de punta a punta (2/2)</w:t>
-      </w:r>
-      <w:r>
-        <w:rPr>
-          <w:b w:val="0"/>
-          <w:color w:val="4A4A49"/>
-          <w:sz w:val="22"/>
-        </w:rPr>
-        <w:t xml:space="preserve"> — 2 vinetas.</w:t>
-      </w:r>
-    </w:p>
-    <w:p>
-      <w:r>
-        <w:rPr>
-          <w:b/>
-          <w:color w:val="4A4A49"/>
-          <w:sz w:val="22"/>
-        </w:rPr>
-        <w:t>[Slide 21] El molde de Mermaid, linea por linea (1/3)</w:t>
-      </w:r>
-      <w:r>
-        <w:rPr>
-          <w:b w:val="0"/>
-          <w:color w:val="4A4A49"/>
-          <w:sz w:val="22"/>
-        </w:rPr>
-        <w:t xml:space="preserve"> — 7 vinetas.</w:t>
       </w:r>
     </w:p>
     <w:p>
@@ -596,7 +442,20 @@
           <w:color w:val="4A4A49"/>
           <w:sz w:val="22"/>
         </w:rPr>
-        <w:t>Hay cinco cosas que el docente debe poder explicar sin titubear.</w:t>
+        <w:t>Una privada no lo tiene; solo se alcanza desde dentro, aunque normalmente si puede salir para descargar actualizaciones.</w:t>
+      </w:r>
+    </w:p>
+    <w:p>
+      <w:pPr>
+        <w:pStyle w:val="ListBullet2"/>
+      </w:pPr>
+      <w:r>
+        <w:rPr>
+          <w:b w:val="0"/>
+          <w:color w:val="4A4A49"/>
+          <w:sz w:val="22"/>
+        </w:rPr>
+        <w:t>Conviene ademas nombrar la frontera de confianza, que vale 2 puntos: es la linea donde termina lo que el estudiante controla y empieza lo que no.</w:t>
       </w:r>
     </w:p>
     <w:p>
@@ -606,7 +465,7 @@
           <w:color w:val="4A4A49"/>
           <w:sz w:val="22"/>
         </w:rPr>
-        <w:t>[Slide 22] El molde de Mermaid, linea por linea (2/3)</w:t>
+        <w:t>[Slide 12] Subred publica y privada: lo definen las rutas, no el nombre (2/2)</w:t>
       </w:r>
       <w:r>
         <w:rPr>
@@ -614,7 +473,7 @@
           <w:color w:val="4A4A49"/>
           <w:sz w:val="22"/>
         </w:rPr>
-        <w:t xml:space="preserve"> — 6 vinetas.</w:t>
+        <w:t xml:space="preserve"> — 3 vinetas.</w:t>
       </w:r>
     </w:p>
     <w:p>
@@ -624,7 +483,7 @@
           <w:color w:val="4A4A49"/>
           <w:sz w:val="22"/>
         </w:rPr>
-        <w:t>[Slide 23] El molde de Mermaid, linea por linea (3/3)</w:t>
+        <w:t>[Slide 13] DNS y balanceador de carga (1/2)</w:t>
       </w:r>
       <w:r>
         <w:rPr>
@@ -632,7 +491,20 @@
           <w:color w:val="4A4A49"/>
           <w:sz w:val="22"/>
         </w:rPr>
-        <w:t xml:space="preserve"> — 5 vinetas.</w:t>
+        <w:t xml:space="preserve"> — 4 vinetas.</w:t>
+      </w:r>
+    </w:p>
+    <w:p>
+      <w:pPr>
+        <w:pStyle w:val="ListBullet2"/>
+      </w:pPr>
+      <w:r>
+        <w:rPr>
+          <w:b w:val="0"/>
+          <w:color w:val="4A4A49"/>
+          <w:sz w:val="22"/>
+        </w:rPr>
+        <w:t>El balanceador de carga recibe todas las peticiones y las reparte entre varias instancias iguales del mismo servicio, con algoritmos como round robin o menor numero de conexiones activas.</w:t>
       </w:r>
     </w:p>
     <w:p>
@@ -642,7 +514,7 @@
           <w:color w:val="4A4A49"/>
           <w:sz w:val="22"/>
         </w:rPr>
-        <w:t>[Slide 24] Preguntas frecuentes del grupo (1/2)</w:t>
+        <w:t>[Slide 14] DNS y balanceador de carga (2/2)</w:t>
       </w:r>
       <w:r>
         <w:rPr>
@@ -650,7 +522,7 @@
           <w:color w:val="4A4A49"/>
           <w:sz w:val="22"/>
         </w:rPr>
-        <w:t xml:space="preserve"> — 6 vinetas.</w:t>
+        <w:t xml:space="preserve"> — 2 vinetas.</w:t>
       </w:r>
     </w:p>
     <w:p>
@@ -660,7 +532,7 @@
           <w:color w:val="4A4A49"/>
           <w:sz w:val="22"/>
         </w:rPr>
-        <w:t>[Slide 25] Preguntas frecuentes del grupo (2/2)</w:t>
+        <w:t>[Slide 15] Los tres nombres de almacenamiento que califica la pregunta 5 (1/3)</w:t>
       </w:r>
       <w:r>
         <w:rPr>
@@ -668,7 +540,415 @@
           <w:color w:val="4A4A49"/>
           <w:sz w:val="22"/>
         </w:rPr>
-        <w:t xml:space="preserve"> — 7 vinetas.</w:t>
+        <w:t xml:space="preserve"> — 4 vinetas.</w:t>
+      </w:r>
+    </w:p>
+    <w:p>
+      <w:pPr>
+        <w:pStyle w:val="ListBullet2"/>
+      </w:pPr>
+      <w:r>
+        <w:rPr>
+          <w:b w:val="0"/>
+          <w:color w:val="4A4A49"/>
+          <w:sz w:val="22"/>
+        </w:rPr>
+        <w:t>Vale la pena escribirlas en el tablero y sostenerlas toda la clase.</w:t>
+      </w:r>
+    </w:p>
+    <w:p>
+      <w:r>
+        <w:rPr>
+          <w:b/>
+          <w:color w:val="4A4A49"/>
+          <w:sz w:val="22"/>
+        </w:rPr>
+        <w:t>[Slide 16] Los tres nombres de almacenamiento que califica la pregunta 5 (2/3)</w:t>
+      </w:r>
+      <w:r>
+        <w:rPr>
+          <w:b w:val="0"/>
+          <w:color w:val="4A4A49"/>
+          <w:sz w:val="22"/>
+        </w:rPr>
+        <w:t xml:space="preserve"> — 6 vinetas.</w:t>
+      </w:r>
+    </w:p>
+    <w:p>
+      <w:r>
+        <w:rPr>
+          <w:b/>
+          <w:color w:val="4A4A49"/>
+          <w:sz w:val="22"/>
+        </w:rPr>
+        <w:t>[Slide 17] Los tres nombres de almacenamiento que califica la pregunta 5 (3/3)</w:t>
+      </w:r>
+      <w:r>
+        <w:rPr>
+          <w:b w:val="0"/>
+          <w:color w:val="4A4A49"/>
+          <w:sz w:val="22"/>
+        </w:rPr>
+        <w:t xml:space="preserve"> — 3 vinetas.</w:t>
+      </w:r>
+    </w:p>
+    <w:p>
+      <w:r>
+        <w:rPr>
+          <w:b/>
+          <w:color w:val="4A4A49"/>
+          <w:sz w:val="22"/>
+        </w:rPr>
+        <w:t>[Slide 18] El caso de la foto de perfil, y cuando la respuesta correcta es «no necesito objeto» (1/2)</w:t>
+      </w:r>
+      <w:r>
+        <w:rPr>
+          <w:b w:val="0"/>
+          <w:color w:val="4A4A49"/>
+          <w:sz w:val="22"/>
+        </w:rPr>
+        <w:t xml:space="preserve"> — 5 vinetas.</w:t>
+      </w:r>
+    </w:p>
+    <w:p>
+      <w:pPr>
+        <w:pStyle w:val="ListBullet2"/>
+      </w:pPr>
+      <w:r>
+        <w:rPr>
+          <w:b w:val="0"/>
+          <w:color w:val="4A4A49"/>
+          <w:sz w:val="22"/>
+        </w:rPr>
+        <w:t>Y ahora la otra mitad, que es la que sorprende al docente: si el dominio del estudiante no maneja archivos, imagenes ni documentos adjuntos, la respuesta correcta y completa es declarar que NO necesita almacenamiento de objetos y explicar por que.</w:t>
+      </w:r>
+    </w:p>
+    <w:p>
+      <w:r>
+        <w:rPr>
+          <w:b/>
+          <w:color w:val="4A4A49"/>
+          <w:sz w:val="22"/>
+        </w:rPr>
+        <w:t>[Slide 19] El caso de la foto de perfil, y cuando la respuesta correcta es «no necesito objeto» (2/2)</w:t>
+      </w:r>
+      <w:r>
+        <w:rPr>
+          <w:b w:val="0"/>
+          <w:color w:val="4A4A49"/>
+          <w:sz w:val="22"/>
+        </w:rPr>
+        <w:t xml:space="preserve"> — 4 vinetas.</w:t>
+      </w:r>
+    </w:p>
+    <w:p>
+      <w:r>
+        <w:rPr>
+          <w:b/>
+          <w:color w:val="4A4A49"/>
+          <w:sz w:val="22"/>
+        </w:rPr>
+        <w:t>[Slide 20] Trazabilidad: la tabla de correspondencia de la pregunta 6 (1/3)</w:t>
+      </w:r>
+      <w:r>
+        <w:rPr>
+          <w:b w:val="0"/>
+          <w:color w:val="4A4A49"/>
+          <w:sz w:val="22"/>
+        </w:rPr>
+        <w:t xml:space="preserve"> — 3 vinetas.</w:t>
+      </w:r>
+    </w:p>
+    <w:p>
+      <w:pPr>
+        <w:pStyle w:val="ListBullet2"/>
+      </w:pPr>
+      <w:r>
+        <w:rPr>
+          <w:b w:val="0"/>
+          <w:color w:val="4A4A49"/>
+          <w:sz w:val="22"/>
+        </w:rPr>
+        <w:t>Queda la trazabilidad, donde mas puntos se pierden y donde vive una pregunta entera.</w:t>
+      </w:r>
+    </w:p>
+    <w:p>
+      <w:r>
+        <w:rPr>
+          <w:b/>
+          <w:color w:val="4A4A49"/>
+          <w:sz w:val="22"/>
+        </w:rPr>
+        <w:t>[Slide 21] Trazabilidad: la tabla de correspondencia de la pregunta 6 (2/3)</w:t>
+      </w:r>
+      <w:r>
+        <w:rPr>
+          <w:b w:val="0"/>
+          <w:color w:val="4A4A49"/>
+          <w:sz w:val="22"/>
+        </w:rPr>
+        <w:t xml:space="preserve"> — 3 vinetas.</w:t>
+      </w:r>
+    </w:p>
+    <w:p>
+      <w:r>
+        <w:rPr>
+          <w:b/>
+          <w:color w:val="4A4A49"/>
+          <w:sz w:val="22"/>
+        </w:rPr>
+        <w:t>[Slide 22] Trazabilidad: la tabla de correspondencia de la pregunta 6 (3/3)</w:t>
+      </w:r>
+      <w:r>
+        <w:rPr>
+          <w:b w:val="0"/>
+          <w:color w:val="4A4A49"/>
+          <w:sz w:val="22"/>
+        </w:rPr>
+        <w:t xml:space="preserve"> — 3 vinetas.</w:t>
+      </w:r>
+    </w:p>
+    <w:p>
+      <w:r>
+        <w:rPr>
+          <w:b/>
+          <w:color w:val="4A4A49"/>
+          <w:sz w:val="22"/>
+        </w:rPr>
+        <w:t>[Slide 23] Recorrer una peticion de CloudLite de punta a punta (1/2)</w:t>
+      </w:r>
+      <w:r>
+        <w:rPr>
+          <w:b w:val="0"/>
+          <w:color w:val="4A4A49"/>
+          <w:sz w:val="22"/>
+        </w:rPr>
+        <w:t xml:space="preserve"> — 5 vinetas.</w:t>
+      </w:r>
+    </w:p>
+    <w:p>
+      <w:r>
+        <w:rPr>
+          <w:b/>
+          <w:color w:val="4A4A49"/>
+          <w:sz w:val="22"/>
+        </w:rPr>
+        <w:t>[Slide 24] Recorrer una peticion de CloudLite de punta a punta (2/2)</w:t>
+      </w:r>
+      <w:r>
+        <w:rPr>
+          <w:b w:val="0"/>
+          <w:color w:val="4A4A49"/>
+          <w:sz w:val="22"/>
+        </w:rPr>
+        <w:t xml:space="preserve"> — 2 vinetas.</w:t>
+      </w:r>
+    </w:p>
+    <w:p>
+      <w:r>
+        <w:rPr>
+          <w:b/>
+          <w:color w:val="4A4A49"/>
+          <w:sz w:val="22"/>
+        </w:rPr>
+        <w:t>[Slide 25] El molde de Mermaid, linea por linea (1/3)</w:t>
+      </w:r>
+      <w:r>
+        <w:rPr>
+          <w:b w:val="0"/>
+          <w:color w:val="4A4A49"/>
+          <w:sz w:val="22"/>
+        </w:rPr>
+        <w:t xml:space="preserve"> — 6 vinetas.</w:t>
+      </w:r>
+    </w:p>
+    <w:p>
+      <w:pPr>
+        <w:pStyle w:val="ListBullet2"/>
+      </w:pPr>
+      <w:r>
+        <w:rPr>
+          <w:b w:val="0"/>
+          <w:color w:val="4A4A49"/>
+          <w:sz w:val="22"/>
+        </w:rPr>
+        <w:t>Hay cinco cosas que el docente debe poder explicar sin titubear.</w:t>
+      </w:r>
+    </w:p>
+    <w:p>
+      <w:pPr>
+        <w:pStyle w:val="ListBullet2"/>
+      </w:pPr>
+      <w:r>
+        <w:rPr>
+          <w:b w:val="0"/>
+          <w:color w:val="4A4A49"/>
+          <w:sz w:val="22"/>
+        </w:rPr>
+        <w:t>Se escribe flowchart LR, donde LR significa de izquierda a derecha, y es lo que hace que el recorrido cliente, edge, aplicacion, datos se lea como un flujo y no como una torre.</w:t>
+      </w:r>
+    </w:p>
+    <w:p>
+      <w:pPr>
+        <w:pStyle w:val="ListBullet2"/>
+      </w:pPr>
+      <w:r>
+        <w:rPr>
+          <w:b w:val="0"/>
+          <w:color w:val="4A4A49"/>
+          <w:sz w:val="22"/>
+        </w:rPr>
+        <w:t>Vale la pena senalar la caja de la base de datos y decir «esta forma, dentro de este subgraph, son 4 de los 14 puntos».</w:t>
+      </w:r>
+    </w:p>
+    <w:p>
+      <w:pPr>
+        <w:pStyle w:val="ListBullet2"/>
+      </w:pPr>
+      <w:r>
+        <w:rPr>
+          <w:b w:val="0"/>
+          <w:color w:val="4A4A49"/>
+          <w:sz w:val="22"/>
+        </w:rPr>
+        <w:t>Dos advertencias practicas.</w:t>
+      </w:r>
+    </w:p>
+    <w:p>
+      <w:pPr>
+        <w:pStyle w:val="ListBullet2"/>
+      </w:pPr>
+      <w:r>
+        <w:rPr>
+          <w:b w:val="0"/>
+          <w:color w:val="4A4A49"/>
+          <w:sz w:val="22"/>
+        </w:rPr>
+        <w:t>Sirven para dejar una nota al evaluador, no para responder.</w:t>
+      </w:r>
+    </w:p>
+    <w:p>
+      <w:r>
+        <w:rPr>
+          <w:b/>
+          <w:color w:val="4A4A49"/>
+          <w:sz w:val="22"/>
+        </w:rPr>
+        <w:t>[Slide 26] El molde de Mermaid, linea por linea (2/3)</w:t>
+      </w:r>
+      <w:r>
+        <w:rPr>
+          <w:b w:val="0"/>
+          <w:color w:val="4A4A49"/>
+          <w:sz w:val="22"/>
+        </w:rPr>
+        <w:t xml:space="preserve"> — 4 vinetas.</w:t>
+      </w:r>
+    </w:p>
+    <w:p>
+      <w:r>
+        <w:rPr>
+          <w:b/>
+          <w:color w:val="4A4A49"/>
+          <w:sz w:val="22"/>
+        </w:rPr>
+        <w:t>[Slide 27] El molde de Mermaid, linea por linea (3/3)</w:t>
+      </w:r>
+      <w:r>
+        <w:rPr>
+          <w:b w:val="0"/>
+          <w:color w:val="4A4A49"/>
+          <w:sz w:val="22"/>
+        </w:rPr>
+        <w:t xml:space="preserve"> — 4 vinetas.</w:t>
+      </w:r>
+    </w:p>
+    <w:p>
+      <w:r>
+        <w:rPr>
+          <w:b/>
+          <w:color w:val="4A4A49"/>
+          <w:sz w:val="22"/>
+        </w:rPr>
+        <w:t>[Slide 28] Preguntas frecuentes del grupo (1/2)</w:t>
+      </w:r>
+      <w:r>
+        <w:rPr>
+          <w:b w:val="0"/>
+          <w:color w:val="4A4A49"/>
+          <w:sz w:val="22"/>
+        </w:rPr>
+        <w:t xml:space="preserve"> — 4 vinetas.</w:t>
+      </w:r>
+    </w:p>
+    <w:p>
+      <w:pPr>
+        <w:pStyle w:val="ListBullet2"/>
+      </w:pPr>
+      <w:r>
+        <w:rPr>
+          <w:b w:val="0"/>
+          <w:color w:val="4A4A49"/>
+          <w:sz w:val="22"/>
+        </w:rPr>
+        <w:t>Estas cuatro aparecen todos los semestres y las cuatro se responden con material que ya esta proyectado.</w:t>
+      </w:r>
+    </w:p>
+    <w:p>
+      <w:pPr>
+        <w:pStyle w:val="ListBullet2"/>
+      </w:pPr>
+      <w:r>
+        <w:rPr>
+          <w:b w:val="0"/>
+          <w:color w:val="4A4A49"/>
+          <w:sz w:val="22"/>
+        </w:rPr>
+        <w:t>Si un desarrollador necesita entrar, se hace por un unico host intermedio controlado, llamado bastion.</w:t>
+      </w:r>
+    </w:p>
+    <w:p>
+      <w:pPr>
+        <w:pStyle w:val="ListBullet2"/>
+      </w:pPr>
+      <w:r>
+        <w:rPr>
+          <w:b w:val="0"/>
+          <w:color w:val="4A4A49"/>
+          <w:sz w:val="22"/>
+        </w:rPr>
+        <w:t>Por eso las zonas se llaman Publica, Privada y Datos.</w:t>
+      </w:r>
+    </w:p>
+    <w:p>
+      <w:pPr>
+        <w:pStyle w:val="ListBullet2"/>
+      </w:pPr>
+      <w:r>
+        <w:rPr>
+          <w:b w:val="0"/>
+          <w:color w:val="4A4A49"/>
+          <w:sz w:val="22"/>
+        </w:rPr>
+        <w:t>El PNG exportado va a la carpeta del Proyecto Integrador, para el informe, y no reemplaza la respuesta.</w:t>
+      </w:r>
+    </w:p>
+    <w:p>
+      <w:r>
+        <w:rPr>
+          <w:b/>
+          <w:color w:val="4A4A49"/>
+          <w:sz w:val="22"/>
+        </w:rPr>
+        <w:t>[Slide 29] Preguntas frecuentes del grupo (2/2)</w:t>
+      </w:r>
+      <w:r>
+        <w:rPr>
+          <w:b w:val="0"/>
+          <w:color w:val="4A4A49"/>
+          <w:sz w:val="22"/>
+        </w:rPr>
+        <w:t xml:space="preserve"> — 5 vinetas.</w:t>
       </w:r>
     </w:p>
     <w:p>
@@ -835,7 +1115,7 @@
           <w:color w:val="4A4A49"/>
           <w:sz w:val="22"/>
         </w:rPr>
-        <w:t>IP, puerto y protocolo: las tres etiquetas de cada flecha</w:t>
+        <w:t>IP, puerto y protocolo: las tres etiquetas de cada flecha (1/2)</w:t>
       </w:r>
     </w:p>
     <w:p>
@@ -848,7 +1128,7 @@
           <w:color w:val="4A4A49"/>
           <w:sz w:val="22"/>
         </w:rPr>
-        <w:t>Subred publica y privada: lo definen las rutas, no el nombre (1/2)</w:t>
+        <w:t>IP, puerto y protocolo: las tres etiquetas de cada flecha (2/2)</w:t>
       </w:r>
     </w:p>
     <w:p>
@@ -861,7 +1141,7 @@
           <w:color w:val="4A4A49"/>
           <w:sz w:val="22"/>
         </w:rPr>
-        <w:t>Subred publica y privada: lo definen las rutas, no el nombre (2/2)</w:t>
+        <w:t>Subred publica y privada: lo definen las rutas, no el nombre (1/2)</w:t>
       </w:r>
     </w:p>
     <w:p>
@@ -874,7 +1154,7 @@
           <w:color w:val="4A4A49"/>
           <w:sz w:val="22"/>
         </w:rPr>
-        <w:t>DNS y balanceador de carga</w:t>
+        <w:t>Subred publica y privada: lo definen las rutas, no el nombre (2/2)</w:t>
       </w:r>
     </w:p>
     <w:p>
@@ -887,7 +1167,7 @@
           <w:color w:val="4A4A49"/>
           <w:sz w:val="22"/>
         </w:rPr>
-        <w:t>Los tres nombres de almacenamiento que califica la pregunta 5 (1/2)</w:t>
+        <w:t>DNS y balanceador de carga (1/2)</w:t>
       </w:r>
     </w:p>
     <w:p>
@@ -900,7 +1180,7 @@
           <w:color w:val="4A4A49"/>
           <w:sz w:val="22"/>
         </w:rPr>
-        <w:t>Los tres nombres de almacenamiento que califica la pregunta 5 (2/2)</w:t>
+        <w:t>DNS y balanceador de carga (2/2)</w:t>
       </w:r>
     </w:p>
     <w:p>
@@ -913,7 +1193,7 @@
           <w:color w:val="4A4A49"/>
           <w:sz w:val="22"/>
         </w:rPr>
-        <w:t>El caso de la foto de perfil, y cuando la respuesta correcta es «no necesito objeto» (1/2)</w:t>
+        <w:t>Los tres nombres de almacenamiento que califica la pregunta 5 (1/3)</w:t>
       </w:r>
     </w:p>
     <w:p>
@@ -926,7 +1206,7 @@
           <w:color w:val="4A4A49"/>
           <w:sz w:val="22"/>
         </w:rPr>
-        <w:t>El caso de la foto de perfil, y cuando la respuesta correcta es «no necesito objeto» (2/2)</w:t>
+        <w:t>Los tres nombres de almacenamiento que califica la pregunta 5 (2/3)</w:t>
       </w:r>
     </w:p>
     <w:p>
@@ -939,7 +1219,7 @@
           <w:color w:val="4A4A49"/>
           <w:sz w:val="22"/>
         </w:rPr>
-        <w:t>Trazabilidad: la tabla de correspondencia de la pregunta 6 (1/2)</w:t>
+        <w:t>Los tres nombres de almacenamiento que califica la pregunta 5 (3/3)</w:t>
       </w:r>
     </w:p>
     <w:p>
@@ -952,7 +1232,7 @@
           <w:color w:val="4A4A49"/>
           <w:sz w:val="22"/>
         </w:rPr>
-        <w:t>Trazabilidad: la tabla de correspondencia de la pregunta 6 (2/2)</w:t>
+        <w:t>El caso de la foto de perfil, y cuando la respuesta correcta es «no necesito objeto» (1/2)</w:t>
       </w:r>
     </w:p>
     <w:p>
@@ -965,7 +1245,7 @@
           <w:color w:val="4A4A49"/>
           <w:sz w:val="22"/>
         </w:rPr>
-        <w:t>Recorrer una peticion de CloudLite de punta a punta (1/2)</w:t>
+        <w:t>El caso de la foto de perfil, y cuando la respuesta correcta es «no necesito objeto» (2/2)</w:t>
       </w:r>
     </w:p>
     <w:p>
@@ -978,7 +1258,7 @@
           <w:color w:val="4A4A49"/>
           <w:sz w:val="22"/>
         </w:rPr>
-        <w:t>Recorrer una peticion de CloudLite de punta a punta (2/2)</w:t>
+        <w:t>Trazabilidad: la tabla de correspondencia de la pregunta 6 (1/3)</w:t>
       </w:r>
     </w:p>
     <w:p>
@@ -991,7 +1271,7 @@
           <w:color w:val="4A4A49"/>
           <w:sz w:val="22"/>
         </w:rPr>
-        <w:t>El molde de Mermaid, linea por linea (1/3)</w:t>
+        <w:t>Trazabilidad: la tabla de correspondencia de la pregunta 6 (2/3)</w:t>
       </w:r>
     </w:p>
     <w:p>
@@ -1004,7 +1284,7 @@
           <w:color w:val="4A4A49"/>
           <w:sz w:val="22"/>
         </w:rPr>
-        <w:t>El molde de Mermaid, linea por linea (2/3)</w:t>
+        <w:t>Trazabilidad: la tabla de correspondencia de la pregunta 6 (3/3)</w:t>
       </w:r>
     </w:p>
     <w:p>
@@ -1017,7 +1297,7 @@
           <w:color w:val="4A4A49"/>
           <w:sz w:val="22"/>
         </w:rPr>
-        <w:t>El molde de Mermaid, linea por linea (3/3)</w:t>
+        <w:t>Recorrer una peticion de CloudLite de punta a punta (1/2)</w:t>
       </w:r>
     </w:p>
     <w:p>
@@ -1030,7 +1310,7 @@
           <w:color w:val="4A4A49"/>
           <w:sz w:val="22"/>
         </w:rPr>
-        <w:t>Preguntas frecuentes del grupo (1/2)</w:t>
+        <w:t>Recorrer una peticion de CloudLite de punta a punta (2/2)</w:t>
       </w:r>
     </w:p>
     <w:p>
@@ -1043,7 +1323,7 @@
           <w:color w:val="4A4A49"/>
           <w:sz w:val="22"/>
         </w:rPr>
-        <w:t>Preguntas frecuentes del grupo (2/2)</w:t>
+        <w:t>El molde de Mermaid, linea por linea (1/3)</w:t>
       </w:r>
     </w:p>
     <w:p>
@@ -1056,7 +1336,7 @@
           <w:color w:val="4A4A49"/>
           <w:sz w:val="22"/>
         </w:rPr>
-        <w:t>Ejemplo de diagrama de despliegue (Deployment)</w:t>
+        <w:t>El molde de Mermaid, linea por linea (2/3)</w:t>
       </w:r>
     </w:p>
     <w:p>
@@ -1069,7 +1349,7 @@
           <w:color w:val="4A4A49"/>
           <w:sz w:val="22"/>
         </w:rPr>
-        <w:t>El Despliegue en Mermaid: el molde que ExamLab renderiza</w:t>
+        <w:t>El molde de Mermaid, linea por linea (3/3)</w:t>
       </w:r>
     </w:p>
     <w:p>
@@ -1082,7 +1362,7 @@
           <w:color w:val="4A4A49"/>
           <w:sz w:val="22"/>
         </w:rPr>
-        <w:t>Herramientas de hoy</w:t>
+        <w:t>Preguntas frecuentes del grupo (1/2)</w:t>
       </w:r>
     </w:p>
     <w:p>
@@ -1095,7 +1375,7 @@
           <w:color w:val="4A4A49"/>
           <w:sz w:val="22"/>
         </w:rPr>
-        <w:t>Del boceto a ExamLab (diagrama)</w:t>
+        <w:t>Preguntas frecuentes del grupo (2/2)</w:t>
       </w:r>
     </w:p>
     <w:p>
@@ -1108,7 +1388,7 @@
           <w:color w:val="4A4A49"/>
           <w:sz w:val="22"/>
         </w:rPr>
-        <w:t>PI CloudLite — entregable de hoy</w:t>
+        <w:t>Ejemplo de diagrama de despliegue (Deployment)</w:t>
       </w:r>
     </w:p>
     <w:p>
@@ -1121,7 +1401,7 @@
           <w:color w:val="4A4A49"/>
           <w:sz w:val="22"/>
         </w:rPr>
-        <w:t>Manos a la obra (paso a paso)</w:t>
+        <w:t>El Despliegue en Mermaid: el molde que ExamLab renderiza</w:t>
       </w:r>
     </w:p>
     <w:p>
@@ -1134,7 +1414,7 @@
           <w:color w:val="4A4A49"/>
           <w:sz w:val="22"/>
         </w:rPr>
-        <w:t>Para continuar (PI)</w:t>
+        <w:t>Herramientas de hoy</w:t>
       </w:r>
     </w:p>
     <w:p>
@@ -1147,6 +1427,58 @@
           <w:color w:val="4A4A49"/>
           <w:sz w:val="22"/>
         </w:rPr>
+        <w:t>Del boceto a ExamLab (diagrama)</w:t>
+      </w:r>
+    </w:p>
+    <w:p>
+      <w:pPr>
+        <w:pStyle w:val="ListNumber"/>
+      </w:pPr>
+      <w:r>
+        <w:rPr>
+          <w:b w:val="0"/>
+          <w:color w:val="4A4A49"/>
+          <w:sz w:val="22"/>
+        </w:rPr>
+        <w:t>PI CloudLite — entregable de hoy</w:t>
+      </w:r>
+    </w:p>
+    <w:p>
+      <w:pPr>
+        <w:pStyle w:val="ListNumber"/>
+      </w:pPr>
+      <w:r>
+        <w:rPr>
+          <w:b w:val="0"/>
+          <w:color w:val="4A4A49"/>
+          <w:sz w:val="22"/>
+        </w:rPr>
+        <w:t>Manos a la obra (paso a paso)</w:t>
+      </w:r>
+    </w:p>
+    <w:p>
+      <w:pPr>
+        <w:pStyle w:val="ListNumber"/>
+      </w:pPr>
+      <w:r>
+        <w:rPr>
+          <w:b w:val="0"/>
+          <w:color w:val="4A4A49"/>
+          <w:sz w:val="22"/>
+        </w:rPr>
+        <w:t>Para continuar (PI)</w:t>
+      </w:r>
+    </w:p>
+    <w:p>
+      <w:pPr>
+        <w:pStyle w:val="ListNumber"/>
+      </w:pPr>
+      <w:r>
+        <w:rPr>
+          <w:b w:val="0"/>
+          <w:color w:val="4A4A49"/>
+          <w:sz w:val="22"/>
+        </w:rPr>
         <w:t>Clase 7 · PI en movimiento</w:t>
       </w:r>
     </w:p>
@@ -1173,7 +1505,7 @@
           <w:color w:val="1A1C1D"/>
           <w:sz w:val="32"/>
         </w:rPr>
-        <w:t>0–10 · Encuadre PI · [Slide 2][Slide 3][Slide 30]</w:t>
+        <w:t>0–10 · Encuadre PI · [Slide 2][Slide 3][Slide 34]</w:t>
       </w:r>
     </w:p>
     <w:p>
@@ -1406,7 +1738,7 @@
           <w:color w:val="1A1C1D"/>
           <w:sz w:val="32"/>
         </w:rPr>
-        <w:t>40–55 · Demo en vivo · [Slide 29]</w:t>
+        <w:t>40–55 · Demo en vivo · [Slide 33]</w:t>
       </w:r>
     </w:p>
     <w:p>
@@ -1860,7 +2192,7 @@
           <w:color w:val="4A4A49"/>
           <w:sz w:val="22"/>
         </w:rPr>
-        <w:t>Narra los clics en voz alta. Si falla la red, proyecta la [Slide 27], que ya trae el resultado de la demo, y recórrela rótulo por rótulo.</w:t>
+        <w:t>Narra los clics en voz alta. Si falla la red, proyecta la [Slide 31], que ya trae el resultado de la demo, y recórrela rótulo por rótulo.</w:t>
       </w:r>
     </w:p>
     <w:p>
@@ -1888,7 +2220,7 @@
           <w:color w:val="4A4A49"/>
           <w:sz w:val="22"/>
         </w:rPr>
-        <w:t xml:space="preserve"> [Slide 29] — es el paso que el estudiante no adivina: pasa el boceto a codigo Mermaid con ayuda de una IA, pegalo en la pregunta de diagrama y muestralo renderizado.</w:t>
+        <w:t xml:space="preserve"> [Slide 33] — es el paso que el estudiante no adivina: pasa el boceto a codigo Mermaid con ayuda de una IA, pegalo en la pregunta de diagrama y muestralo renderizado.</w:t>
       </w:r>
     </w:p>
     <w:p>
@@ -2020,7 +2352,7 @@
           <w:color w:val="1A1C1D"/>
           <w:sz w:val="32"/>
         </w:rPr>
-        <w:t>55–100 · Taller guiado PI (individual · equipos de 2–3 solo si tú los autorizaste) · [Slide 31]</w:t>
+        <w:t>55–100 · Taller guiado PI (individual · equipos de 2–3 solo si tú los autorizaste) · [Slide 35]</w:t>
       </w:r>
     </w:p>
     <w:p>
@@ -2161,7 +2493,7 @@
           <w:color w:val="1A1C1D"/>
           <w:sz w:val="32"/>
         </w:rPr>
-        <w:t>115–120 · Cierre · [Slide 33]</w:t>
+        <w:t>115–120 · Cierre · [Slide 37]</w:t>
       </w:r>
     </w:p>
     <w:p>

--- a/Arquitectura de Sistemas Computacionales/Kit docente/Clase 7/Guion Docente Clase 7 - Redes y almacenamiento cloud.docx
+++ b/Arquitectura de Sistemas Computacionales/Kit docente/Clase 7/Guion Docente Clase 7 - Redes y almacenamiento cloud.docx
@@ -952,6 +952,42 @@
       </w:r>
     </w:p>
     <w:p>
+      <w:r>
+        <w:rPr>
+          <w:b/>
+          <w:color w:val="4A4A49"/>
+          <w:sz w:val="22"/>
+        </w:rPr>
+        <w:t>[Slide 30] El diagrama de Despliegue: donde corre cada cosa</w:t>
+      </w:r>
+      <w:r>
+        <w:rPr>
+          <w:b w:val="0"/>
+          <w:color w:val="4A4A49"/>
+          <w:sz w:val="22"/>
+        </w:rPr>
+        <w:t xml:space="preserve"> — 23 vinetas.</w:t>
+      </w:r>
+    </w:p>
+    <w:p>
+      <w:r>
+        <w:rPr>
+          <w:b/>
+          <w:color w:val="4A4A49"/>
+          <w:sz w:val="22"/>
+        </w:rPr>
+        <w:t>[Slide 31] Que tipo de almacenamiento pide cada componente</w:t>
+      </w:r>
+      <w:r>
+        <w:rPr>
+          <w:b w:val="0"/>
+          <w:color w:val="4A4A49"/>
+          <w:sz w:val="22"/>
+        </w:rPr>
+        <w:t xml:space="preserve"> — 11 vinetas.</w:t>
+      </w:r>
+    </w:p>
+    <w:p>
       <w:pPr>
         <w:spacing w:before="200" w:after="60"/>
       </w:pPr>
@@ -1388,7 +1424,7 @@
           <w:color w:val="4A4A49"/>
           <w:sz w:val="22"/>
         </w:rPr>
-        <w:t>Ejemplo de diagrama de despliegue (Deployment)</w:t>
+        <w:t>El diagrama de Despliegue: donde corre cada cosa</w:t>
       </w:r>
     </w:p>
     <w:p>
@@ -1401,7 +1437,7 @@
           <w:color w:val="4A4A49"/>
           <w:sz w:val="22"/>
         </w:rPr>
-        <w:t>El Despliegue en Mermaid: el molde que ExamLab renderiza</w:t>
+        <w:t>Que tipo de almacenamiento pide cada componente</w:t>
       </w:r>
     </w:p>
     <w:p>
@@ -1414,7 +1450,7 @@
           <w:color w:val="4A4A49"/>
           <w:sz w:val="22"/>
         </w:rPr>
-        <w:t>Herramientas de hoy</w:t>
+        <w:t>Ejemplo de diagrama de despliegue (Deployment)</w:t>
       </w:r>
     </w:p>
     <w:p>
@@ -1427,7 +1463,7 @@
           <w:color w:val="4A4A49"/>
           <w:sz w:val="22"/>
         </w:rPr>
-        <w:t>Del boceto a ExamLab (diagrama)</w:t>
+        <w:t>El Despliegue en Mermaid: el molde que ExamLab renderiza</w:t>
       </w:r>
     </w:p>
     <w:p>
@@ -1440,7 +1476,7 @@
           <w:color w:val="4A4A49"/>
           <w:sz w:val="22"/>
         </w:rPr>
-        <w:t>PI CloudLite — entregable de hoy</w:t>
+        <w:t>Herramientas de hoy</w:t>
       </w:r>
     </w:p>
     <w:p>
@@ -1453,7 +1489,7 @@
           <w:color w:val="4A4A49"/>
           <w:sz w:val="22"/>
         </w:rPr>
-        <w:t>Manos a la obra (paso a paso)</w:t>
+        <w:t>Del boceto a ExamLab (diagrama)</w:t>
       </w:r>
     </w:p>
     <w:p>
@@ -1466,7 +1502,7 @@
           <w:color w:val="4A4A49"/>
           <w:sz w:val="22"/>
         </w:rPr>
-        <w:t>Para continuar (PI)</w:t>
+        <w:t>PI CloudLite — entregable de hoy</w:t>
       </w:r>
     </w:p>
     <w:p>
@@ -1479,6 +1515,32 @@
           <w:color w:val="4A4A49"/>
           <w:sz w:val="22"/>
         </w:rPr>
+        <w:t>Manos a la obra (paso a paso)</w:t>
+      </w:r>
+    </w:p>
+    <w:p>
+      <w:pPr>
+        <w:pStyle w:val="ListNumber"/>
+      </w:pPr>
+      <w:r>
+        <w:rPr>
+          <w:b w:val="0"/>
+          <w:color w:val="4A4A49"/>
+          <w:sz w:val="22"/>
+        </w:rPr>
+        <w:t>Para continuar (PI)</w:t>
+      </w:r>
+    </w:p>
+    <w:p>
+      <w:pPr>
+        <w:pStyle w:val="ListNumber"/>
+      </w:pPr>
+      <w:r>
+        <w:rPr>
+          <w:b w:val="0"/>
+          <w:color w:val="4A4A49"/>
+          <w:sz w:val="22"/>
+        </w:rPr>
         <w:t>Clase 7 · PI en movimiento</w:t>
       </w:r>
     </w:p>
@@ -1505,7 +1567,7 @@
           <w:color w:val="1A1C1D"/>
           <w:sz w:val="32"/>
         </w:rPr>
-        <w:t>0–10 · Encuadre PI · [Slide 2][Slide 3][Slide 34]</w:t>
+        <w:t>0–10 · Encuadre PI · [Slide 2][Slide 3][Slide 36]</w:t>
       </w:r>
     </w:p>
     <w:p>
@@ -1738,7 +1800,7 @@
           <w:color w:val="1A1C1D"/>
           <w:sz w:val="32"/>
         </w:rPr>
-        <w:t>40–55 · Demo en vivo · [Slide 33]</w:t>
+        <w:t>40–55 · Demo en vivo · [Slide 35]</w:t>
       </w:r>
     </w:p>
     <w:p>
@@ -2192,7 +2254,7 @@
           <w:color w:val="4A4A49"/>
           <w:sz w:val="22"/>
         </w:rPr>
-        <w:t>Narra los clics en voz alta. Si falla la red, proyecta la [Slide 31], que ya trae el resultado de la demo, y recórrela rótulo por rótulo.</w:t>
+        <w:t>Narra los clics en voz alta. Si falla la red, proyecta la [Slide 33], que ya trae el resultado de la demo, y recórrela rótulo por rótulo.</w:t>
       </w:r>
     </w:p>
     <w:p>
@@ -2220,7 +2282,7 @@
           <w:color w:val="4A4A49"/>
           <w:sz w:val="22"/>
         </w:rPr>
-        <w:t xml:space="preserve"> [Slide 33] — es el paso que el estudiante no adivina: pasa el boceto a codigo Mermaid con ayuda de una IA, pegalo en la pregunta de diagrama y muestralo renderizado.</w:t>
+        <w:t xml:space="preserve"> [Slide 35] — es el paso que el estudiante no adivina: pasa el boceto a codigo Mermaid con ayuda de una IA, pegalo en la pregunta de diagrama y muestralo renderizado.</w:t>
       </w:r>
     </w:p>
     <w:p>
@@ -2352,7 +2414,7 @@
           <w:color w:val="1A1C1D"/>
           <w:sz w:val="32"/>
         </w:rPr>
-        <w:t>55–100 · Taller guiado PI (individual · equipos de 2–3 solo si tú los autorizaste) · [Slide 35]</w:t>
+        <w:t>55–100 · Taller guiado PI (individual · equipos de 2–3 solo si tú los autorizaste) · [Slide 37]</w:t>
       </w:r>
     </w:p>
     <w:p>
@@ -2493,7 +2555,7 @@
           <w:color w:val="1A1C1D"/>
           <w:sz w:val="32"/>
         </w:rPr>
-        <w:t>115–120 · Cierre · [Slide 37]</w:t>
+        <w:t>115–120 · Cierre · [Slide 39]</w:t>
       </w:r>
     </w:p>
     <w:p>

--- a/Arquitectura de Sistemas Computacionales/Kit docente/Clase 7/Guion Docente Clase 7 - Redes y almacenamiento cloud.docx
+++ b/Arquitectura de Sistemas Computacionales/Kit docente/Clase 7/Guion Docente Clase 7 - Redes y almacenamiento cloud.docx
@@ -204,7 +204,7 @@
           <w:color w:val="4A4A49"/>
           <w:sz w:val="22"/>
         </w:rPr>
-        <w:t xml:space="preserve"> Diagrama Deployment en Mermaid dentro de ExamLab (3 zonas + puertos) + tipo de almacenamiento por componente</w:t>
+        <w:t xml:space="preserve"> Diagrama Deployment en Mermaid en la plataforma del curso (3 zonas + puertos) + tipo de almacenamiento por componente</w:t>
       </w:r>
     </w:p>
     <w:p>
@@ -222,7 +222,7 @@
           <w:color w:val="4A4A49"/>
           <w:sz w:val="22"/>
         </w:rPr>
-        <w:t xml:space="preserve"> ExamLab (Mermaid) · boceto en draw.io o Excalidraw</w:t>
+        <w:t xml:space="preserve"> Navegador · editor de diagramas del curso (Mermaid) · boceto libre opcional</w:t>
       </w:r>
     </w:p>
     <w:p>
@@ -1463,7 +1463,7 @@
           <w:color w:val="4A4A49"/>
           <w:sz w:val="22"/>
         </w:rPr>
-        <w:t>El Despliegue en Mermaid: el molde que ExamLab renderiza</w:t>
+        <w:t>El Despliegue en Mermaid: el molde que la plataforma del curso renderiza</w:t>
       </w:r>
     </w:p>
     <w:p>
@@ -1489,7 +1489,7 @@
           <w:color w:val="4A4A49"/>
           <w:sz w:val="22"/>
         </w:rPr>
-        <w:t>Del boceto a ExamLab (diagrama)</w:t>
+        <w:t>Del boceto a la plataforma del curso (diagrama)</w:t>
       </w:r>
     </w:p>
     <w:p>
@@ -1603,7 +1603,7 @@
           <w:color w:val="4A4A49"/>
           <w:sz w:val="22"/>
         </w:rPr>
-        <w:t>Entregable concreto: Diagrama Deployment en Mermaid dentro de ExamLab (3 zonas + puertos) + tipo de almacenamiento por componente.</w:t>
+        <w:t>Entregable concreto: Diagrama Deployment en Mermaid en la plataforma del curso (3 zonas + puertos) + tipo de almacenamiento por componente.</w:t>
       </w:r>
     </w:p>
     <w:p>
@@ -1818,7 +1818,7 @@
           <w:color w:val="4A4A49"/>
           <w:sz w:val="22"/>
         </w:rPr>
-        <w:t>ExamLab (Mermaid) · boceto en draw.io o Excalidraw</w:t>
+        <w:t>Navegador · editor de diagramas del curso (Mermaid) · boceto libre opcional</w:t>
       </w:r>
       <w:r>
         <w:rPr>
@@ -2011,7 +2011,7 @@
           <w:color w:val="4A4A49"/>
           <w:sz w:val="22"/>
         </w:rPr>
-        <w:t>Traduzca ese boceto a Mermaid (el codigo de referencia esta abajo), peguelo en la pregunta 4 de ExamLab y proyectelo RENDERIZADO: 2 de los 14 pts son que renderice sin error.</w:t>
+        <w:t>Traduzca ese boceto a Mermaid (el codigo de referencia esta abajo), peguelo en la pregunta 4 de la actividad y proyectelo RENDERIZADO: 2 de los 14 pts son que renderice sin error.</w:t>
       </w:r>
     </w:p>
     <w:p>
@@ -2042,7 +2042,7 @@
           <w:color w:val="4A4A49"/>
           <w:sz w:val="22"/>
         </w:rPr>
-        <w:t xml:space="preserve"> Despliegue en tres zonas de CloudLite (el resultado de la demo). Si la red falla o prefiere no dibujar a mano, pegue este codigo en la pregunta de diagrama de ExamLab y proyectelo renderizado; tambien sirve para volver a generar la imagen en cualquier editor que soporte Mermaid.</w:t>
+        <w:t xml:space="preserve"> Despliegue en tres zonas de CloudLite (el resultado de la demo). Si la red falla o prefiere no dibujar a mano, pegue este codigo en la pregunta de diagrama de la actividad y proyectelo renderizado; tambien sirve para volver a generar la imagen en cualquier editor que soporte Mermaid.</w:t>
       </w:r>
     </w:p>
     <w:p>
@@ -2274,7 +2274,7 @@
           <w:color w:val="4A4A49"/>
           <w:sz w:val="22"/>
         </w:rPr>
-        <w:t>Cierra la demo dentro de ExamLab</w:t>
+        <w:t>Cierra la demo en la plataforma del curso</w:t>
       </w:r>
       <w:r>
         <w:rPr>
@@ -2372,7 +2372,7 @@
           <w:color w:val="4A4A49"/>
           <w:sz w:val="22"/>
         </w:rPr>
-        <w:t>3. Pega y renderiza en ExamLab</w:t>
+        <w:t>3. Pega y renderiza en la plataforma del curso</w:t>
       </w:r>
       <w:r>
         <w:rPr>
@@ -2380,7 +2380,7 @@
           <w:color w:val="4A4A49"/>
           <w:sz w:val="22"/>
         </w:rPr>
-        <w:t xml:space="preserve"> Pega ese codigo en la caja de texto de la pregunta y mira como lo dibuja la plataforma. Si no renderiza, corrige ahi mismo: lo que se califica es el diagrama renderizado dentro de ExamLab.</w:t>
+        <w:t xml:space="preserve"> Pega ese codigo en la caja de texto de la pregunta y mira como lo dibuja la plataforma. Si no renderiza, corrige ahi mismo: lo que se califica es el diagrama renderizado dentro de la plataforma del curso.</w:t>
       </w:r>
     </w:p>
     <w:p>
@@ -2585,7 +2585,7 @@
           <w:color w:val="4A4A49"/>
           <w:sz w:val="22"/>
         </w:rPr>
-        <w:t>Entrega domingo 23:59 en ExamLab. Siguiente hito del PI según el plan.»</w:t>
+        <w:t>Entrega domingo 23:59 en la plataforma del curso. Siguiente hito del PI según el plan.»</w:t>
       </w:r>
     </w:p>
     <w:p>
@@ -3068,7 +3068,7 @@
           <w:color w:val="4A4A49"/>
           <w:sz w:val="22"/>
         </w:rPr>
-        <w:t>Plataforma de entrega: ExamLab (https://uniaj.examlab.workers.dev/). No es la plataforma oficial de la UNIAJC; la universidad no tiene campus virtual propio.</w:t>
+        <w:t>Plataforma de entrega: la plataforma del curso (la plataforma del curso). No es la plataforma oficial de la UNIAJC; la universidad no tiene campus virtual propio.</w:t>
       </w:r>
     </w:p>
     <w:p>

--- a/Arquitectura de Sistemas Computacionales/Kit docente/Clase 7/Guion Docente Clase 7 - Redes y almacenamiento cloud.docx
+++ b/Arquitectura de Sistemas Computacionales/Kit docente/Clase 7/Guion Docente Clase 7 - Redes y almacenamiento cloud.docx
@@ -1476,72 +1476,7 @@
           <w:color w:val="4A4A49"/>
           <w:sz w:val="22"/>
         </w:rPr>
-        <w:t>Herramientas de hoy</w:t>
-      </w:r>
-    </w:p>
-    <w:p>
-      <w:pPr>
-        <w:pStyle w:val="ListNumber"/>
-      </w:pPr>
-      <w:r>
-        <w:rPr>
-          <w:b w:val="0"/>
-          <w:color w:val="4A4A49"/>
-          <w:sz w:val="22"/>
-        </w:rPr>
-        <w:t>Del boceto a la plataforma del curso (diagrama)</w:t>
-      </w:r>
-    </w:p>
-    <w:p>
-      <w:pPr>
-        <w:pStyle w:val="ListNumber"/>
-      </w:pPr>
-      <w:r>
-        <w:rPr>
-          <w:b w:val="0"/>
-          <w:color w:val="4A4A49"/>
-          <w:sz w:val="22"/>
-        </w:rPr>
-        <w:t>PI CloudLite — entregable de hoy</w:t>
-      </w:r>
-    </w:p>
-    <w:p>
-      <w:pPr>
-        <w:pStyle w:val="ListNumber"/>
-      </w:pPr>
-      <w:r>
-        <w:rPr>
-          <w:b w:val="0"/>
-          <w:color w:val="4A4A49"/>
-          <w:sz w:val="22"/>
-        </w:rPr>
-        <w:t>Manos a la obra (paso a paso)</w:t>
-      </w:r>
-    </w:p>
-    <w:p>
-      <w:pPr>
-        <w:pStyle w:val="ListNumber"/>
-      </w:pPr>
-      <w:r>
-        <w:rPr>
-          <w:b w:val="0"/>
-          <w:color w:val="4A4A49"/>
-          <w:sz w:val="22"/>
-        </w:rPr>
-        <w:t>Para continuar (PI)</w:t>
-      </w:r>
-    </w:p>
-    <w:p>
-      <w:pPr>
-        <w:pStyle w:val="ListNumber"/>
-      </w:pPr>
-      <w:r>
-        <w:rPr>
-          <w:b w:val="0"/>
-          <w:color w:val="4A4A49"/>
-          <w:sz w:val="22"/>
-        </w:rPr>
-        <w:t>Clase 7 · PI en movimiento</w:t>
+        <w:t>Clase 7 · cierre conceptual</w:t>
       </w:r>
     </w:p>
     <w:p>
@@ -1567,7 +1502,7 @@
           <w:color w:val="1A1C1D"/>
           <w:sz w:val="32"/>
         </w:rPr>
-        <w:t>0–10 · Encuadre PI · [Slide 2][Slide 3][Slide 36]</w:t>
+        <w:t>0–10 · Encuadre PI · [Slide 2][Slide 3]</w:t>
       </w:r>
     </w:p>
     <w:p>
@@ -1800,7 +1735,7 @@
           <w:color w:val="1A1C1D"/>
           <w:sz w:val="32"/>
         </w:rPr>
-        <w:t>40–55 · Demo en vivo · [Slide 35]</w:t>
+        <w:t>40–55 · Demo en vivo · [Slide 33]</w:t>
       </w:r>
     </w:p>
     <w:p>
@@ -2274,7 +2209,7 @@
           <w:color w:val="4A4A49"/>
           <w:sz w:val="22"/>
         </w:rPr>
-        <w:t>Cierra la demo en la plataforma del curso</w:t>
+        <w:t>Si se hace el taller, cierra la demo en la plataforma del curso</w:t>
       </w:r>
       <w:r>
         <w:rPr>
@@ -2282,7 +2217,24 @@
           <w:color w:val="4A4A49"/>
           <w:sz w:val="22"/>
         </w:rPr>
-        <w:t xml:space="preserve"> [Slide 35] — es el paso que el estudiante no adivina: pasa el boceto a codigo Mermaid con ayuda de una IA, pegalo en la pregunta de diagrama y muestralo renderizado.</w:t>
+        <w:t xml:space="preserve"> (sin diapositiva: el flujo está en el </w:t>
+      </w:r>
+      <w:r>
+        <w:rPr>
+          <w:rFonts w:ascii="Consolas" w:hAnsi="Consolas"/>
+          <w:b w:val="0"/>
+          <w:color w:val="111111"/>
+          <w:sz w:val="21"/>
+        </w:rPr>
+        <w:t>Taller … .docx</w:t>
+      </w:r>
+      <w:r>
+        <w:rPr>
+          <w:b w:val="0"/>
+          <w:color w:val="4A4A49"/>
+          <w:sz w:val="22"/>
+        </w:rPr>
+        <w:t>) — es el paso que el estudiante no adivina: pasa el boceto a codigo Mermaid con ayuda de una IA, pegalo en la pregunta de diagrama y muestralo renderizado.</w:t>
       </w:r>
     </w:p>
     <w:p>
@@ -2414,7 +2366,7 @@
           <w:color w:val="1A1C1D"/>
           <w:sz w:val="32"/>
         </w:rPr>
-        <w:t>55–100 · Taller guiado PI (individual · equipos de 2–3 solo si tú los autorizaste) · [Slide 37]</w:t>
+        <w:t>55–100 · Taller guiado PI (individual · equipos de 2–3 solo si tú los autorizaste) · opcional · sin diapositiva</w:t>
       </w:r>
     </w:p>
     <w:p>
@@ -2424,7 +2376,59 @@
           <w:color w:val="4A4A49"/>
           <w:sz w:val="22"/>
         </w:rPr>
-        <w:t>Proyecta la lista de pasos del taller del estudiante (está en la sección «Actividad / taller» de este guion).</w:t>
+        <w:t xml:space="preserve">El taller es </w:t>
+      </w:r>
+      <w:r>
+        <w:rPr>
+          <w:b/>
+          <w:color w:val="4A4A49"/>
+          <w:sz w:val="22"/>
+        </w:rPr>
+        <w:t>opcional</w:t>
+      </w:r>
+      <w:r>
+        <w:rPr>
+          <w:b w:val="0"/>
+          <w:color w:val="4A4A49"/>
+          <w:sz w:val="22"/>
+        </w:rPr>
+        <w:t xml:space="preserve"> y ya no está en el deck: si se hace hoy, comparte el </w:t>
+      </w:r>
+      <w:r>
+        <w:rPr>
+          <w:rFonts w:ascii="Consolas" w:hAnsi="Consolas"/>
+          <w:b w:val="0"/>
+          <w:color w:val="111111"/>
+          <w:sz w:val="21"/>
+        </w:rPr>
+        <w:t>Taller … .docx</w:t>
+      </w:r>
+      <w:r>
+        <w:rPr>
+          <w:b w:val="0"/>
+          <w:color w:val="4A4A49"/>
+          <w:sz w:val="22"/>
+        </w:rPr>
+        <w:t xml:space="preserve"> de</w:t>
+      </w:r>
+    </w:p>
+    <w:p>
+      <w:r>
+        <w:rPr>
+          <w:rFonts w:ascii="Consolas" w:hAnsi="Consolas"/>
+          <w:b w:val="0"/>
+          <w:color w:val="111111"/>
+          <w:sz w:val="21"/>
+        </w:rPr>
+        <w:t>Clases/Clase 7 - Redes y almacenamiento cloud/</w:t>
+      </w:r>
+      <w:r>
+        <w:rPr>
+          <w:b w:val="0"/>
+          <w:color w:val="4A4A49"/>
+          <w:sz w:val="22"/>
+        </w:rPr>
+        <w:t xml:space="preserve"> (los pasos también están en la sección «Actividad / taller» de este guion).</w:t>
       </w:r>
     </w:p>
     <w:p>
@@ -2555,7 +2559,7 @@
           <w:color w:val="1A1C1D"/>
           <w:sz w:val="32"/>
         </w:rPr>
-        <w:t>115–120 · Cierre · [Slide 39]</w:t>
+        <w:t>115–120 · Cierre · [Slide 34]</w:t>
       </w:r>
     </w:p>
     <w:p>

--- a/Arquitectura de Sistemas Computacionales/Kit docente/Clase 7/Guion Docente Clase 7 - Redes y almacenamiento cloud.docx
+++ b/Arquitectura de Sistemas Computacionales/Kit docente/Clase 7/Guion Docente Clase 7 - Redes y almacenamiento cloud.docx
@@ -292,7 +292,7 @@
           <w:color w:val="4A4A49"/>
           <w:sz w:val="22"/>
         </w:rPr>
-        <w:t xml:space="preserve"> — 5 vinetas.</w:t>
+        <w:t xml:space="preserve"> — 4 vinetas.</w:t>
       </w:r>
     </w:p>
     <w:p>
@@ -318,7 +318,46 @@
           <w:color w:val="4A4A49"/>
           <w:sz w:val="22"/>
         </w:rPr>
-        <w:t>Lo que se califica hoy son 25 de los 100 puntos de la actividad del Corte 2, en tres preguntas: 14 puntos el diagrama de despliegue, 5.5 el tipo de almacenamiento de cada componente y 5.5 la tabla de correspondencia con el C4 Containers.</w:t>
+        <w:t>(Sobre la actividad, no se proyecta) Lo que se califica hoy son 25 de los 100 puntos de la actividad del Corte 2, en tres preguntas: 14 puntos el diagrama de despliegue, 5.5 el tipo de almacenamiento de cada componente y 5.5 la tabla de correspondencia con el C4 Containers.</w:t>
+      </w:r>
+    </w:p>
+    <w:p>
+      <w:pPr>
+        <w:pStyle w:val="ListBullet2"/>
+      </w:pPr>
+      <w:r>
+        <w:rPr>
+          <w:b w:val="0"/>
+          <w:color w:val="4A4A49"/>
+          <w:sz w:val="22"/>
+        </w:rPr>
+        <w:t>(Sobre la actividad, no se proyecta) Y hay un dato que cambia como se dicta la clase: el entregable NO es una imagen.</w:t>
+      </w:r>
+    </w:p>
+    <w:p>
+      <w:pPr>
+        <w:pStyle w:val="ListBullet2"/>
+      </w:pPr>
+      <w:r>
+        <w:rPr>
+          <w:b w:val="0"/>
+          <w:color w:val="4A4A49"/>
+          <w:sz w:val="22"/>
+        </w:rPr>
+        <w:t>(Sobre la actividad, no se proyecta) La pregunta 4 se responde con codigo Mermaid pegado en la plataforma del curso, que la plataforma renderiza en la misma pantalla, y 2 de esos 14 puntos son literalmente que renderice sin error.</w:t>
+      </w:r>
+    </w:p>
+    <w:p>
+      <w:pPr>
+        <w:pStyle w:val="ListBullet2"/>
+      </w:pPr>
+      <w:r>
+        <w:rPr>
+          <w:b w:val="0"/>
+          <w:color w:val="4A4A49"/>
+          <w:sz w:val="22"/>
+        </w:rPr>
+        <w:t>(Sobre la actividad, no se proyecta) El boceto en draw.io o en Excalidraw sigue sirviendo, y es el paso 1 del metodo que se proyecta hoy, pero es un borrador de trabajo: no se entrega y no se califica.</w:t>
       </w:r>
     </w:p>
     <w:p>
@@ -336,7 +375,7 @@
           <w:color w:val="4A4A49"/>
           <w:sz w:val="22"/>
         </w:rPr>
-        <w:t xml:space="preserve"> — 4 vinetas.</w:t>
+        <w:t xml:space="preserve"> — 2 vinetas.</w:t>
       </w:r>
     </w:p>
     <w:p>
@@ -346,7 +385,7 @@
           <w:color w:val="4A4A49"/>
           <w:sz w:val="22"/>
         </w:rPr>
-        <w:t>[Slide 9] IP, puerto y protocolo: las tres etiquetas de cada flecha (1/2)</w:t>
+        <w:t>[Slide 9] IP, puerto y protocolo: las tres etiquetas de cada flecha</w:t>
       </w:r>
       <w:r>
         <w:rPr>
@@ -354,7 +393,7 @@
           <w:color w:val="4A4A49"/>
           <w:sz w:val="22"/>
         </w:rPr>
-        <w:t xml:space="preserve"> — 3 vinetas.</w:t>
+        <w:t xml:space="preserve"> — 4 vinetas.</w:t>
       </w:r>
     </w:p>
     <w:p>
@@ -397,13 +436,26 @@
       </w:r>
     </w:p>
     <w:p>
+      <w:pPr>
+        <w:pStyle w:val="ListBullet2"/>
+      </w:pPr>
+      <w:r>
+        <w:rPr>
+          <w:b w:val="0"/>
+          <w:color w:val="4A4A49"/>
+          <w:sz w:val="22"/>
+        </w:rPr>
+        <w:t>(Sobre la actividad, no se proyecta) Esto no es decorativo: la pregunta 4 da 2 puntos por que cada componente lleve su puerto etiquetado, y el diagrama de referencia usa exactamente tres, 443 en el edge, 8080 en la API y 5432 en la base de datos, que son los mismos que el estudiante ya escribio en el EXPOSE de su Dockerfile de la Clase 3.</w:t>
+      </w:r>
+    </w:p>
+    <w:p>
       <w:r>
         <w:rPr>
           <w:b/>
           <w:color w:val="4A4A49"/>
           <w:sz w:val="22"/>
         </w:rPr>
-        <w:t>[Slide 10] IP, puerto y protocolo: las tres etiquetas de cada flecha (2/2)</w:t>
+        <w:t>[Slide 10] Subred publica y privada: lo definen las rutas, no el nombre (1/2)</w:t>
       </w:r>
       <w:r>
         <w:rPr>
@@ -411,7 +463,59 @@
           <w:color w:val="4A4A49"/>
           <w:sz w:val="22"/>
         </w:rPr>
-        <w:t xml:space="preserve"> — 3 vinetas.</w:t>
+        <w:t xml:space="preserve"> — 4 vinetas.</w:t>
+      </w:r>
+    </w:p>
+    <w:p>
+      <w:pPr>
+        <w:pStyle w:val="ListBullet2"/>
+      </w:pPr>
+      <w:r>
+        <w:rPr>
+          <w:b w:val="0"/>
+          <w:color w:val="4A4A49"/>
+          <w:sz w:val="22"/>
+        </w:rPr>
+        <w:t>Una privada no lo tiene; solo se alcanza desde dentro, aunque normalmente si puede salir para descargar actualizaciones.</w:t>
+      </w:r>
+    </w:p>
+    <w:p>
+      <w:pPr>
+        <w:pStyle w:val="ListBullet2"/>
+      </w:pPr>
+      <w:r>
+        <w:rPr>
+          <w:b w:val="0"/>
+          <w:color w:val="4A4A49"/>
+          <w:sz w:val="22"/>
+        </w:rPr>
+        <w:t>Conviene ademas nombrar la frontera de confianza: es la linea donde termina lo que el estudiante controla y empieza lo que no.</w:t>
+      </w:r>
+    </w:p>
+    <w:p>
+      <w:pPr>
+        <w:pStyle w:val="ListBullet2"/>
+      </w:pPr>
+      <w:r>
+        <w:rPr>
+          <w:b w:val="0"/>
+          <w:color w:val="4A4A49"/>
+          <w:sz w:val="22"/>
+        </w:rPr>
+        <w:t>(Sobre la actividad, no se proyecta) Los 4 puntos de ubicacion de la pregunta 4 se pierden COMPLETOS si la base de datos queda en la zona publica: no es un descuento parcial, es el error que la pregunta esta disenada para detectar.</w:t>
+      </w:r>
+    </w:p>
+    <w:p>
+      <w:pPr>
+        <w:pStyle w:val="ListBullet2"/>
+      </w:pPr>
+      <w:r>
+        <w:rPr>
+          <w:b w:val="0"/>
+          <w:color w:val="4A4A49"/>
+          <w:sz w:val="22"/>
+        </w:rPr>
+        <w:t>(Sobre la actividad, no se proyecta) Y las tres zonas rotuladas valen otros 4 puntos por si mismas, asi que un diagrama de dos zonas, aunque tenga la base de datos bien puesta, ya empezo perdiendo.</w:t>
       </w:r>
     </w:p>
     <w:p>
@@ -421,7 +525,7 @@
           <w:color w:val="4A4A49"/>
           <w:sz w:val="22"/>
         </w:rPr>
-        <w:t>[Slide 11] Subred publica y privada: lo definen las rutas, no el nombre (1/2)</w:t>
+        <w:t>[Slide 11] Subred publica y privada: lo definen las rutas, no el nombre (2/2)</w:t>
       </w:r>
       <w:r>
         <w:rPr>
@@ -429,20 +533,25 @@
           <w:color w:val="4A4A49"/>
           <w:sz w:val="22"/>
         </w:rPr>
-        <w:t xml:space="preserve"> — 5 vinetas.</w:t>
+        <w:t xml:space="preserve"> — 2 vinetas.</w:t>
       </w:r>
     </w:p>
     <w:p>
-      <w:pPr>
-        <w:pStyle w:val="ListBullet2"/>
-      </w:pPr>
+      <w:r>
+        <w:rPr>
+          <w:b/>
+          <w:color w:val="4A4A49"/>
+          <w:sz w:val="22"/>
+        </w:rPr>
+        <w:t>[Slide 12] DNS y balanceador de carga (1/2)</w:t>
+      </w:r>
       <w:r>
         <w:rPr>
           <w:b w:val="0"/>
           <w:color w:val="4A4A49"/>
           <w:sz w:val="22"/>
         </w:rPr>
-        <w:t>Una privada no lo tiene; solo se alcanza desde dentro, aunque normalmente si puede salir para descargar actualizaciones.</w:t>
+        <w:t xml:space="preserve"> — 4 vinetas.</w:t>
       </w:r>
     </w:p>
     <w:p>
@@ -455,7 +564,7 @@
           <w:color w:val="4A4A49"/>
           <w:sz w:val="22"/>
         </w:rPr>
-        <w:t>Conviene ademas nombrar la frontera de confianza, que vale 2 puntos: es la linea donde termina lo que el estudiante controla y empieza lo que no.</w:t>
+        <w:t>El balanceador de carga recibe todas las peticiones y las reparte entre varias instancias iguales del mismo servicio, con algoritmos como round robin o menor numero de conexiones activas.</w:t>
       </w:r>
     </w:p>
     <w:p>
@@ -465,7 +574,7 @@
           <w:color w:val="4A4A49"/>
           <w:sz w:val="22"/>
         </w:rPr>
-        <w:t>[Slide 12] Subred publica y privada: lo definen las rutas, no el nombre (2/2)</w:t>
+        <w:t>[Slide 13] DNS y balanceador de carga (2/2)</w:t>
       </w:r>
       <w:r>
         <w:rPr>
@@ -473,7 +582,7 @@
           <w:color w:val="4A4A49"/>
           <w:sz w:val="22"/>
         </w:rPr>
-        <w:t xml:space="preserve"> — 3 vinetas.</w:t>
+        <w:t xml:space="preserve"> — 2 vinetas.</w:t>
       </w:r>
     </w:p>
     <w:p>
@@ -483,7 +592,7 @@
           <w:color w:val="4A4A49"/>
           <w:sz w:val="22"/>
         </w:rPr>
-        <w:t>[Slide 13] DNS y balanceador de carga (1/2)</w:t>
+        <w:t>[Slide 14] Los tres nombres de almacenamiento (1/3)</w:t>
       </w:r>
       <w:r>
         <w:rPr>
@@ -504,7 +613,20 @@
           <w:color w:val="4A4A49"/>
           <w:sz w:val="22"/>
         </w:rPr>
-        <w:t>El balanceador de carga recibe todas las peticiones y las reparte entre varias instancias iguales del mismo servicio, con algoritmos como round robin o menor numero de conexiones activas.</w:t>
+        <w:t>Vale la pena escribirlas en el tablero y sostenerlas toda la clase.</w:t>
+      </w:r>
+    </w:p>
+    <w:p>
+      <w:pPr>
+        <w:pStyle w:val="ListBullet2"/>
+      </w:pPr>
+      <w:r>
+        <w:rPr>
+          <w:b w:val="0"/>
+          <w:color w:val="4A4A49"/>
+          <w:sz w:val="22"/>
+        </w:rPr>
+        <w:t>Y cada eleccion se justifica nombrando la caracteristica del dato.</w:t>
       </w:r>
     </w:p>
     <w:p>
@@ -514,7 +636,7 @@
           <w:color w:val="4A4A49"/>
           <w:sz w:val="22"/>
         </w:rPr>
-        <w:t>[Slide 14] DNS y balanceador de carga (2/2)</w:t>
+        <w:t>[Slide 15] Los tres nombres de almacenamiento (2/3)</w:t>
       </w:r>
       <w:r>
         <w:rPr>
@@ -522,7 +644,7 @@
           <w:color w:val="4A4A49"/>
           <w:sz w:val="22"/>
         </w:rPr>
-        <w:t xml:space="preserve"> — 2 vinetas.</w:t>
+        <w:t xml:space="preserve"> — 5 vinetas.</w:t>
       </w:r>
     </w:p>
     <w:p>
@@ -532,7 +654,7 @@
           <w:color w:val="4A4A49"/>
           <w:sz w:val="22"/>
         </w:rPr>
-        <w:t>[Slide 15] Los tres nombres de almacenamiento que califica la pregunta 5 (1/3)</w:t>
+        <w:t>[Slide 16] Los tres nombres de almacenamiento (3/3)</w:t>
       </w:r>
       <w:r>
         <w:rPr>
@@ -540,20 +662,64 @@
           <w:color w:val="4A4A49"/>
           <w:sz w:val="22"/>
         </w:rPr>
-        <w:t xml:space="preserve"> — 4 vinetas.</w:t>
+        <w:t xml:space="preserve"> — 3 vinetas.</w:t>
       </w:r>
     </w:p>
     <w:p>
-      <w:pPr>
-        <w:pStyle w:val="ListBullet2"/>
-      </w:pPr>
+      <w:r>
+        <w:rPr>
+          <w:b/>
+          <w:color w:val="4A4A49"/>
+          <w:sz w:val="22"/>
+        </w:rPr>
+        <w:t>[Slide 17] El caso de la foto de perfil, y cuando la respuesta correcta es «no necesito objeto» (1/2)</w:t>
+      </w:r>
       <w:r>
         <w:rPr>
           <w:b w:val="0"/>
           <w:color w:val="4A4A49"/>
           <w:sz w:val="22"/>
         </w:rPr>
-        <w:t>Vale la pena escribirlas en el tablero y sostenerlas toda la clase.</w:t>
+        <w:t xml:space="preserve"> — 4 vinetas.</w:t>
+      </w:r>
+    </w:p>
+    <w:p>
+      <w:pPr>
+        <w:pStyle w:val="ListBullet2"/>
+      </w:pPr>
+      <w:r>
+        <w:rPr>
+          <w:b w:val="0"/>
+          <w:color w:val="4A4A49"/>
+          <w:sz w:val="22"/>
+        </w:rPr>
+        <w:t>Y ahora la otra mitad, que es la que sorprende al docente: si el dominio del estudiante no maneja archivos, imagenes ni documentos adjuntos, la respuesta correcta y completa es declarar que NO necesita almacenamiento de objetos y explicar por que.</w:t>
+      </w:r>
+    </w:p>
+    <w:p>
+      <w:pPr>
+        <w:pStyle w:val="ListBullet2"/>
+      </w:pPr>
+      <w:r>
+        <w:rPr>
+          <w:b w:val="0"/>
+          <w:color w:val="4A4A49"/>
+          <w:sz w:val="22"/>
+        </w:rPr>
+        <w:t>(Sobre la actividad, no se proyecta) La rubrica lo dice al reves de como el grupo lo espera: suma completo quien lo declare y justifique, y se descuenta a quien agregue un almacen de objetos sin un dato que lo pida.</w:t>
+      </w:r>
+    </w:p>
+    <w:p>
+      <w:pPr>
+        <w:pStyle w:val="ListBullet2"/>
+      </w:pPr>
+      <w:r>
+        <w:rPr>
+          <w:b w:val="0"/>
+          <w:color w:val="4A4A49"/>
+          <w:sz w:val="22"/>
+        </w:rPr>
+        <w:t>(Sobre la actividad, no se proyecta) Hay que anunciarlo antes del taller, porque si no medio salon inventa un bucket «porque suena a cloud» y pierde puntos por agregar.</w:t>
       </w:r>
     </w:p>
     <w:p>
@@ -563,7 +729,7 @@
           <w:color w:val="4A4A49"/>
           <w:sz w:val="22"/>
         </w:rPr>
-        <w:t>[Slide 16] Los tres nombres de almacenamiento que califica la pregunta 5 (2/3)</w:t>
+        <w:t>[Slide 18] El caso de la foto de perfil, y cuando la respuesta correcta es «no necesito objeto» (2/2)</w:t>
       </w:r>
       <w:r>
         <w:rPr>
@@ -571,7 +737,7 @@
           <w:color w:val="4A4A49"/>
           <w:sz w:val="22"/>
         </w:rPr>
-        <w:t xml:space="preserve"> — 6 vinetas.</w:t>
+        <w:t xml:space="preserve"> — 3 vinetas.</w:t>
       </w:r>
     </w:p>
     <w:p>
@@ -581,7 +747,7 @@
           <w:color w:val="4A4A49"/>
           <w:sz w:val="22"/>
         </w:rPr>
-        <w:t>[Slide 17] Los tres nombres de almacenamiento que califica la pregunta 5 (3/3)</w:t>
+        <w:t>[Slide 19] Trazabilidad: la tabla de correspondencia (1/2)</w:t>
       </w:r>
       <w:r>
         <w:rPr>
@@ -593,13 +759,52 @@
       </w:r>
     </w:p>
     <w:p>
+      <w:pPr>
+        <w:pStyle w:val="ListBullet2"/>
+      </w:pPr>
+      <w:r>
+        <w:rPr>
+          <w:b w:val="0"/>
+          <w:color w:val="4A4A49"/>
+          <w:sz w:val="22"/>
+        </w:rPr>
+        <w:t>(Sobre la actividad, no se proyecta) Queda la trazabilidad, donde mas puntos se pierden y donde vive una pregunta entera.</w:t>
+      </w:r>
+    </w:p>
+    <w:p>
+      <w:pPr>
+        <w:pStyle w:val="ListBullet2"/>
+      </w:pPr>
+      <w:r>
+        <w:rPr>
+          <w:b w:val="0"/>
+          <w:color w:val="4A4A49"/>
+          <w:sz w:val="22"/>
+        </w:rPr>
+        <w:t>(Sobre la actividad, no se proyecta) Los 5.5 puntos se reparten asi, y conviene decirlo en voz alta: 2 puntos la explicacion de por que los nombres deben coincidir, y la respuesta esperada es que los dos diagramas son el MISMO sistema visto desde angulos distintos, uno dice que piezas hay y el otro donde se ejecutan; 2.5 puntos la tabla completa, con una fila por componente y su zona; y 1 punto listar los renombres que se aplicaron, o declarar explicitamente que no hubo ninguno, que tambien vale.</w:t>
+      </w:r>
+    </w:p>
+    <w:p>
+      <w:pPr>
+        <w:pStyle w:val="ListBullet2"/>
+      </w:pPr>
+      <w:r>
+        <w:rPr>
+          <w:b w:val="0"/>
+          <w:color w:val="4A4A49"/>
+          <w:sz w:val="22"/>
+        </w:rPr>
+        <w:t>(Sobre la actividad, no se proyecta) La trampa esta en la palabra completa: se descuenta si la tabla deja fuera un componente que si aparece en alguno de los dos diagramas, asi que hay que instruir el gesto de llenarla con los dos diagramas abiertos al lado y contando cajas.</w:t>
+      </w:r>
+    </w:p>
+    <w:p>
       <w:r>
         <w:rPr>
           <w:b/>
           <w:color w:val="4A4A49"/>
           <w:sz w:val="22"/>
         </w:rPr>
-        <w:t>[Slide 18] El caso de la foto de perfil, y cuando la respuesta correcta es «no necesito objeto» (1/2)</w:t>
+        <w:t>[Slide 20] Trazabilidad: la tabla de correspondencia (2/2)</w:t>
       </w:r>
       <w:r>
         <w:rPr>
@@ -607,20 +812,38 @@
           <w:color w:val="4A4A49"/>
           <w:sz w:val="22"/>
         </w:rPr>
-        <w:t xml:space="preserve"> — 5 vinetas.</w:t>
+        <w:t xml:space="preserve"> — 2 vinetas.</w:t>
       </w:r>
     </w:p>
     <w:p>
-      <w:pPr>
-        <w:pStyle w:val="ListBullet2"/>
-      </w:pPr>
+      <w:r>
+        <w:rPr>
+          <w:b/>
+          <w:color w:val="4A4A49"/>
+          <w:sz w:val="22"/>
+        </w:rPr>
+        <w:t>[Slide 21] Recorrer una peticion de CloudLite de punta a punta (1/2)</w:t>
+      </w:r>
       <w:r>
         <w:rPr>
           <w:b w:val="0"/>
           <w:color w:val="4A4A49"/>
           <w:sz w:val="22"/>
         </w:rPr>
-        <w:t>Y ahora la otra mitad, que es la que sorprende al docente: si el dominio del estudiante no maneja archivos, imagenes ni documentos adjuntos, la respuesta correcta y completa es declarar que NO necesita almacenamiento de objetos y explicar por que.</w:t>
+        <w:t xml:space="preserve"> — 4 vinetas.</w:t>
+      </w:r>
+    </w:p>
+    <w:p>
+      <w:pPr>
+        <w:pStyle w:val="ListBullet2"/>
+      </w:pPr>
+      <w:r>
+        <w:rPr>
+          <w:b w:val="0"/>
+          <w:color w:val="4A4A49"/>
+          <w:sz w:val="22"/>
+        </w:rPr>
+        <w:t>(Sobre la actividad, no se proyecta) Ese recorrido, con cada flecha etiquetada con protocolo y puerto y cada caja dentro de su zona, es la estructura que la pregunta 4 califica; lo que se pega en la plataforma es su version en Mermaid, que es la seccion siguiente.</w:t>
       </w:r>
     </w:p>
     <w:p>
@@ -630,7 +853,7 @@
           <w:color w:val="4A4A49"/>
           <w:sz w:val="22"/>
         </w:rPr>
-        <w:t>[Slide 19] El caso de la foto de perfil, y cuando la respuesta correcta es «no necesito objeto» (2/2)</w:t>
+        <w:t>[Slide 22] Recorrer una peticion de CloudLite de punta a punta (2/2)</w:t>
       </w:r>
       <w:r>
         <w:rPr>
@@ -638,7 +861,7 @@
           <w:color w:val="4A4A49"/>
           <w:sz w:val="22"/>
         </w:rPr>
-        <w:t xml:space="preserve"> — 4 vinetas.</w:t>
+        <w:t xml:space="preserve"> — 2 vinetas.</w:t>
       </w:r>
     </w:p>
     <w:p>
@@ -648,7 +871,7 @@
           <w:color w:val="4A4A49"/>
           <w:sz w:val="22"/>
         </w:rPr>
-        <w:t>[Slide 20] Trazabilidad: la tabla de correspondencia de la pregunta 6 (1/3)</w:t>
+        <w:t>[Slide 23] El molde de Mermaid, linea por linea (1/2)</w:t>
       </w:r>
       <w:r>
         <w:rPr>
@@ -656,7 +879,7 @@
           <w:color w:val="4A4A49"/>
           <w:sz w:val="22"/>
         </w:rPr>
-        <w:t xml:space="preserve"> — 3 vinetas.</w:t>
+        <w:t xml:space="preserve"> — 6 vinetas.</w:t>
       </w:r>
     </w:p>
     <w:p>
@@ -669,7 +892,85 @@
           <w:color w:val="4A4A49"/>
           <w:sz w:val="22"/>
         </w:rPr>
-        <w:t>Queda la trazabilidad, donde mas puntos se pierden y donde vive una pregunta entera.</w:t>
+        <w:t>Hay cinco cosas que el docente debe poder explicar sin titubear.</w:t>
+      </w:r>
+    </w:p>
+    <w:p>
+      <w:pPr>
+        <w:pStyle w:val="ListBullet2"/>
+      </w:pPr>
+      <w:r>
+        <w:rPr>
+          <w:b w:val="0"/>
+          <w:color w:val="4A4A49"/>
+          <w:sz w:val="22"/>
+        </w:rPr>
+        <w:t>Se escribe flowchart LR, donde LR significa de izquierda a derecha, y es lo que hace que el recorrido cliente, edge, aplicacion, datos se lea como un flujo y no como una torre.</w:t>
+      </w:r>
+    </w:p>
+    <w:p>
+      <w:pPr>
+        <w:pStyle w:val="ListBullet2"/>
+      </w:pPr>
+      <w:r>
+        <w:rPr>
+          <w:b w:val="0"/>
+          <w:color w:val="4A4A49"/>
+          <w:sz w:val="22"/>
+        </w:rPr>
+        <w:t>Dos advertencias practicas.</w:t>
+      </w:r>
+    </w:p>
+    <w:p>
+      <w:pPr>
+        <w:pStyle w:val="ListBullet2"/>
+      </w:pPr>
+      <w:r>
+        <w:rPr>
+          <w:b w:val="0"/>
+          <w:color w:val="4A4A49"/>
+          <w:sz w:val="22"/>
+        </w:rPr>
+        <w:t>Sirven para dejar una nota al evaluador, no para responder.</w:t>
+      </w:r>
+    </w:p>
+    <w:p>
+      <w:pPr>
+        <w:pStyle w:val="ListBullet2"/>
+      </w:pPr>
+      <w:r>
+        <w:rPr>
+          <w:b w:val="0"/>
+          <w:color w:val="4A4A49"/>
+          <w:sz w:val="22"/>
+        </w:rPr>
+        <w:t>(Sobre la actividad, no se proyecta) La diapositiva del molde existe porque el estudiante puede tener el modelo correcto en la cabeza y perder puntos por sintaxis, y porque 2 de los 14 son que el diagrama renderice.</w:t>
+      </w:r>
+    </w:p>
+    <w:p>
+      <w:pPr>
+        <w:pStyle w:val="ListBullet2"/>
+      </w:pPr>
+      <w:r>
+        <w:rPr>
+          <w:b w:val="0"/>
+          <w:color w:val="4A4A49"/>
+          <w:sz w:val="22"/>
+        </w:rPr>
+        <w:t>(Sobre la actividad, no se proyecta) Vale la pena senalar la caja de la base de datos y decir «esta forma, dentro de este subgraph, son 4 de los 14 puntos».</w:t>
+      </w:r>
+    </w:p>
+    <w:p>
+      <w:pPr>
+        <w:pStyle w:val="ListBullet2"/>
+      </w:pPr>
+      <w:r>
+        <w:rPr>
+          <w:b w:val="0"/>
+          <w:color w:val="4A4A49"/>
+          <w:sz w:val="22"/>
+        </w:rPr>
+        <w:t>(Sobre la actividad, no se proyecta) Si no se dibuja, se corrige ahi mismo; nadie califica un codigo que no dibuja.</w:t>
       </w:r>
     </w:p>
     <w:p>
@@ -679,7 +980,7 @@
           <w:color w:val="4A4A49"/>
           <w:sz w:val="22"/>
         </w:rPr>
-        <w:t>[Slide 21] Trazabilidad: la tabla de correspondencia de la pregunta 6 (2/3)</w:t>
+        <w:t>[Slide 24] El molde de Mermaid, linea por linea (2/2)</w:t>
       </w:r>
       <w:r>
         <w:rPr>
@@ -687,7 +988,7 @@
           <w:color w:val="4A4A49"/>
           <w:sz w:val="22"/>
         </w:rPr>
-        <w:t xml:space="preserve"> — 3 vinetas.</w:t>
+        <w:t xml:space="preserve"> — 6 vinetas.</w:t>
       </w:r>
     </w:p>
     <w:p>
@@ -697,7 +998,7 @@
           <w:color w:val="4A4A49"/>
           <w:sz w:val="22"/>
         </w:rPr>
-        <w:t>[Slide 22] Trazabilidad: la tabla de correspondencia de la pregunta 6 (3/3)</w:t>
+        <w:t>[Slide 25] Preguntas frecuentes del grupo</w:t>
       </w:r>
       <w:r>
         <w:rPr>
@@ -705,7 +1006,98 @@
           <w:color w:val="4A4A49"/>
           <w:sz w:val="22"/>
         </w:rPr>
-        <w:t xml:space="preserve"> — 3 vinetas.</w:t>
+        <w:t xml:space="preserve"> — 5 vinetas.</w:t>
+      </w:r>
+    </w:p>
+    <w:p>
+      <w:pPr>
+        <w:pStyle w:val="ListBullet2"/>
+      </w:pPr>
+      <w:r>
+        <w:rPr>
+          <w:b w:val="0"/>
+          <w:color w:val="4A4A49"/>
+          <w:sz w:val="22"/>
+        </w:rPr>
+        <w:t>Estas cuatro aparecen todos los semestres y las cuatro se responden con material que ya esta proyectado.</w:t>
+      </w:r>
+    </w:p>
+    <w:p>
+      <w:pPr>
+        <w:pStyle w:val="ListBullet2"/>
+      </w:pPr>
+      <w:r>
+        <w:rPr>
+          <w:b w:val="0"/>
+          <w:color w:val="4A4A49"/>
+          <w:sz w:val="22"/>
+        </w:rPr>
+        <w:t>Si un desarrollador necesita entrar, se hace por un unico host intermedio controlado, llamado bastion.</w:t>
+      </w:r>
+    </w:p>
+    <w:p>
+      <w:pPr>
+        <w:pStyle w:val="ListBullet2"/>
+      </w:pPr>
+      <w:r>
+        <w:rPr>
+          <w:b w:val="0"/>
+          <w:color w:val="4A4A49"/>
+          <w:sz w:val="22"/>
+        </w:rPr>
+        <w:t>Por eso las zonas se llaman Publica, Privada y Datos.</w:t>
+      </w:r>
+    </w:p>
+    <w:p>
+      <w:pPr>
+        <w:pStyle w:val="ListBullet2"/>
+      </w:pPr>
+      <w:r>
+        <w:rPr>
+          <w:b w:val="0"/>
+          <w:color w:val="4A4A49"/>
+          <w:sz w:val="22"/>
+        </w:rPr>
+        <w:t>El PNG exportado va a la carpeta del Proyecto Integrador, para el informe, y no reemplaza la respuesta.</w:t>
+      </w:r>
+    </w:p>
+    <w:p>
+      <w:pPr>
+        <w:pStyle w:val="ListBullet2"/>
+      </w:pPr>
+      <w:r>
+        <w:rPr>
+          <w:b w:val="0"/>
+          <w:color w:val="4A4A49"/>
+          <w:sz w:val="22"/>
+        </w:rPr>
+        <w:t>(Sobre la actividad, no se proyecta) Es mas: la rubrica DESCUENTA por nombrar subredes o servicios de un proveedor concreto, asi que escribir VPC, el nombre de una zona de disponibilidad o el de un servicio de marca resta en vez de sumar.</w:t>
+      </w:r>
+    </w:p>
+    <w:p>
+      <w:pPr>
+        <w:pStyle w:val="ListBullet2"/>
+      </w:pPr>
+      <w:r>
+        <w:rPr>
+          <w:b w:val="0"/>
+          <w:color w:val="4A4A49"/>
+          <w:sz w:val="22"/>
+        </w:rPr>
+        <w:t>(Sobre la actividad, no se proyecta) «Puedo subir mi imagen del diagrama en vez del codigo Mermaid?» No para la pregunta 4: lo que se califica es el diagrama renderizado dentro de la plataforma.</w:t>
+      </w:r>
+    </w:p>
+    <w:p>
+      <w:pPr>
+        <w:pStyle w:val="ListBullet2"/>
+      </w:pPr>
+      <w:r>
+        <w:rPr>
+          <w:b w:val="0"/>
+          <w:color w:val="4A4A49"/>
+          <w:sz w:val="22"/>
+        </w:rPr>
+        <w:t>(Sobre la actividad, no se proyecta) «Mi sistema es pequeno, solo tiene la aplicacion y la base de datos; igual necesito tres zonas?» Si, y no es burocracia: las tres zonas son 4 puntos y el sentido de la separacion es justamente que el punto de entrada, la logica y los datos tengan grados de exposicion distintos.</w:t>
       </w:r>
     </w:p>
     <w:p>
@@ -715,7 +1107,7 @@
           <w:color w:val="4A4A49"/>
           <w:sz w:val="22"/>
         </w:rPr>
-        <w:t>[Slide 23] Recorrer una peticion de CloudLite de punta a punta (1/2)</w:t>
+        <w:t>[Slide 26] El diagrama de Despliegue: donde corre cada cosa</w:t>
       </w:r>
       <w:r>
         <w:rPr>
@@ -723,7 +1115,7 @@
           <w:color w:val="4A4A49"/>
           <w:sz w:val="22"/>
         </w:rPr>
-        <w:t xml:space="preserve"> — 5 vinetas.</w:t>
+        <w:t xml:space="preserve"> — 23 vinetas.</w:t>
       </w:r>
     </w:p>
     <w:p>
@@ -733,250 +1125,7 @@
           <w:color w:val="4A4A49"/>
           <w:sz w:val="22"/>
         </w:rPr>
-        <w:t>[Slide 24] Recorrer una peticion de CloudLite de punta a punta (2/2)</w:t>
-      </w:r>
-      <w:r>
-        <w:rPr>
-          <w:b w:val="0"/>
-          <w:color w:val="4A4A49"/>
-          <w:sz w:val="22"/>
-        </w:rPr>
-        <w:t xml:space="preserve"> — 2 vinetas.</w:t>
-      </w:r>
-    </w:p>
-    <w:p>
-      <w:r>
-        <w:rPr>
-          <w:b/>
-          <w:color w:val="4A4A49"/>
-          <w:sz w:val="22"/>
-        </w:rPr>
-        <w:t>[Slide 25] El molde de Mermaid, linea por linea (1/3)</w:t>
-      </w:r>
-      <w:r>
-        <w:rPr>
-          <w:b w:val="0"/>
-          <w:color w:val="4A4A49"/>
-          <w:sz w:val="22"/>
-        </w:rPr>
-        <w:t xml:space="preserve"> — 6 vinetas.</w:t>
-      </w:r>
-    </w:p>
-    <w:p>
-      <w:pPr>
-        <w:pStyle w:val="ListBullet2"/>
-      </w:pPr>
-      <w:r>
-        <w:rPr>
-          <w:b w:val="0"/>
-          <w:color w:val="4A4A49"/>
-          <w:sz w:val="22"/>
-        </w:rPr>
-        <w:t>Hay cinco cosas que el docente debe poder explicar sin titubear.</w:t>
-      </w:r>
-    </w:p>
-    <w:p>
-      <w:pPr>
-        <w:pStyle w:val="ListBullet2"/>
-      </w:pPr>
-      <w:r>
-        <w:rPr>
-          <w:b w:val="0"/>
-          <w:color w:val="4A4A49"/>
-          <w:sz w:val="22"/>
-        </w:rPr>
-        <w:t>Se escribe flowchart LR, donde LR significa de izquierda a derecha, y es lo que hace que el recorrido cliente, edge, aplicacion, datos se lea como un flujo y no como una torre.</w:t>
-      </w:r>
-    </w:p>
-    <w:p>
-      <w:pPr>
-        <w:pStyle w:val="ListBullet2"/>
-      </w:pPr>
-      <w:r>
-        <w:rPr>
-          <w:b w:val="0"/>
-          <w:color w:val="4A4A49"/>
-          <w:sz w:val="22"/>
-        </w:rPr>
-        <w:t>Vale la pena senalar la caja de la base de datos y decir «esta forma, dentro de este subgraph, son 4 de los 14 puntos».</w:t>
-      </w:r>
-    </w:p>
-    <w:p>
-      <w:pPr>
-        <w:pStyle w:val="ListBullet2"/>
-      </w:pPr>
-      <w:r>
-        <w:rPr>
-          <w:b w:val="0"/>
-          <w:color w:val="4A4A49"/>
-          <w:sz w:val="22"/>
-        </w:rPr>
-        <w:t>Dos advertencias practicas.</w:t>
-      </w:r>
-    </w:p>
-    <w:p>
-      <w:pPr>
-        <w:pStyle w:val="ListBullet2"/>
-      </w:pPr>
-      <w:r>
-        <w:rPr>
-          <w:b w:val="0"/>
-          <w:color w:val="4A4A49"/>
-          <w:sz w:val="22"/>
-        </w:rPr>
-        <w:t>Sirven para dejar una nota al evaluador, no para responder.</w:t>
-      </w:r>
-    </w:p>
-    <w:p>
-      <w:r>
-        <w:rPr>
-          <w:b/>
-          <w:color w:val="4A4A49"/>
-          <w:sz w:val="22"/>
-        </w:rPr>
-        <w:t>[Slide 26] El molde de Mermaid, linea por linea (2/3)</w:t>
-      </w:r>
-      <w:r>
-        <w:rPr>
-          <w:b w:val="0"/>
-          <w:color w:val="4A4A49"/>
-          <w:sz w:val="22"/>
-        </w:rPr>
-        <w:t xml:space="preserve"> — 4 vinetas.</w:t>
-      </w:r>
-    </w:p>
-    <w:p>
-      <w:r>
-        <w:rPr>
-          <w:b/>
-          <w:color w:val="4A4A49"/>
-          <w:sz w:val="22"/>
-        </w:rPr>
-        <w:t>[Slide 27] El molde de Mermaid, linea por linea (3/3)</w:t>
-      </w:r>
-      <w:r>
-        <w:rPr>
-          <w:b w:val="0"/>
-          <w:color w:val="4A4A49"/>
-          <w:sz w:val="22"/>
-        </w:rPr>
-        <w:t xml:space="preserve"> — 4 vinetas.</w:t>
-      </w:r>
-    </w:p>
-    <w:p>
-      <w:r>
-        <w:rPr>
-          <w:b/>
-          <w:color w:val="4A4A49"/>
-          <w:sz w:val="22"/>
-        </w:rPr>
-        <w:t>[Slide 28] Preguntas frecuentes del grupo (1/2)</w:t>
-      </w:r>
-      <w:r>
-        <w:rPr>
-          <w:b w:val="0"/>
-          <w:color w:val="4A4A49"/>
-          <w:sz w:val="22"/>
-        </w:rPr>
-        <w:t xml:space="preserve"> — 4 vinetas.</w:t>
-      </w:r>
-    </w:p>
-    <w:p>
-      <w:pPr>
-        <w:pStyle w:val="ListBullet2"/>
-      </w:pPr>
-      <w:r>
-        <w:rPr>
-          <w:b w:val="0"/>
-          <w:color w:val="4A4A49"/>
-          <w:sz w:val="22"/>
-        </w:rPr>
-        <w:t>Estas cuatro aparecen todos los semestres y las cuatro se responden con material que ya esta proyectado.</w:t>
-      </w:r>
-    </w:p>
-    <w:p>
-      <w:pPr>
-        <w:pStyle w:val="ListBullet2"/>
-      </w:pPr>
-      <w:r>
-        <w:rPr>
-          <w:b w:val="0"/>
-          <w:color w:val="4A4A49"/>
-          <w:sz w:val="22"/>
-        </w:rPr>
-        <w:t>Si un desarrollador necesita entrar, se hace por un unico host intermedio controlado, llamado bastion.</w:t>
-      </w:r>
-    </w:p>
-    <w:p>
-      <w:pPr>
-        <w:pStyle w:val="ListBullet2"/>
-      </w:pPr>
-      <w:r>
-        <w:rPr>
-          <w:b w:val="0"/>
-          <w:color w:val="4A4A49"/>
-          <w:sz w:val="22"/>
-        </w:rPr>
-        <w:t>Por eso las zonas se llaman Publica, Privada y Datos.</w:t>
-      </w:r>
-    </w:p>
-    <w:p>
-      <w:pPr>
-        <w:pStyle w:val="ListBullet2"/>
-      </w:pPr>
-      <w:r>
-        <w:rPr>
-          <w:b w:val="0"/>
-          <w:color w:val="4A4A49"/>
-          <w:sz w:val="22"/>
-        </w:rPr>
-        <w:t>El PNG exportado va a la carpeta del Proyecto Integrador, para el informe, y no reemplaza la respuesta.</w:t>
-      </w:r>
-    </w:p>
-    <w:p>
-      <w:r>
-        <w:rPr>
-          <w:b/>
-          <w:color w:val="4A4A49"/>
-          <w:sz w:val="22"/>
-        </w:rPr>
-        <w:t>[Slide 29] Preguntas frecuentes del grupo (2/2)</w:t>
-      </w:r>
-      <w:r>
-        <w:rPr>
-          <w:b w:val="0"/>
-          <w:color w:val="4A4A49"/>
-          <w:sz w:val="22"/>
-        </w:rPr>
-        <w:t xml:space="preserve"> — 5 vinetas.</w:t>
-      </w:r>
-    </w:p>
-    <w:p>
-      <w:r>
-        <w:rPr>
-          <w:b/>
-          <w:color w:val="4A4A49"/>
-          <w:sz w:val="22"/>
-        </w:rPr>
-        <w:t>[Slide 30] El diagrama de Despliegue: donde corre cada cosa</w:t>
-      </w:r>
-      <w:r>
-        <w:rPr>
-          <w:b w:val="0"/>
-          <w:color w:val="4A4A49"/>
-          <w:sz w:val="22"/>
-        </w:rPr>
-        <w:t xml:space="preserve"> — 23 vinetas.</w:t>
-      </w:r>
-    </w:p>
-    <w:p>
-      <w:r>
-        <w:rPr>
-          <w:b/>
-          <w:color w:val="4A4A49"/>
-          <w:sz w:val="22"/>
-        </w:rPr>
-        <w:t>[Slide 31] Que tipo de almacenamiento pide cada componente</w:t>
+        <w:t>[Slide 27] Que tipo de almacenamiento pide cada componente</w:t>
       </w:r>
       <w:r>
         <w:rPr>
@@ -1151,7 +1300,7 @@
           <w:color w:val="4A4A49"/>
           <w:sz w:val="22"/>
         </w:rPr>
-        <w:t>IP, puerto y protocolo: las tres etiquetas de cada flecha (1/2)</w:t>
+        <w:t>IP, puerto y protocolo: las tres etiquetas de cada flecha</w:t>
       </w:r>
     </w:p>
     <w:p>
@@ -1164,7 +1313,7 @@
           <w:color w:val="4A4A49"/>
           <w:sz w:val="22"/>
         </w:rPr>
-        <w:t>IP, puerto y protocolo: las tres etiquetas de cada flecha (2/2)</w:t>
+        <w:t>Subred publica y privada: lo definen las rutas, no el nombre (1/2)</w:t>
       </w:r>
     </w:p>
     <w:p>
@@ -1177,7 +1326,7 @@
           <w:color w:val="4A4A49"/>
           <w:sz w:val="22"/>
         </w:rPr>
-        <w:t>Subred publica y privada: lo definen las rutas, no el nombre (1/2)</w:t>
+        <w:t>Subred publica y privada: lo definen las rutas, no el nombre (2/2)</w:t>
       </w:r>
     </w:p>
     <w:p>
@@ -1190,7 +1339,7 @@
           <w:color w:val="4A4A49"/>
           <w:sz w:val="22"/>
         </w:rPr>
-        <w:t>Subred publica y privada: lo definen las rutas, no el nombre (2/2)</w:t>
+        <w:t>DNS y balanceador de carga (1/2)</w:t>
       </w:r>
     </w:p>
     <w:p>
@@ -1203,7 +1352,7 @@
           <w:color w:val="4A4A49"/>
           <w:sz w:val="22"/>
         </w:rPr>
-        <w:t>DNS y balanceador de carga (1/2)</w:t>
+        <w:t>DNS y balanceador de carga (2/2)</w:t>
       </w:r>
     </w:p>
     <w:p>
@@ -1216,7 +1365,7 @@
           <w:color w:val="4A4A49"/>
           <w:sz w:val="22"/>
         </w:rPr>
-        <w:t>DNS y balanceador de carga (2/2)</w:t>
+        <w:t>Los tres nombres de almacenamiento (1/3)</w:t>
       </w:r>
     </w:p>
     <w:p>
@@ -1229,7 +1378,7 @@
           <w:color w:val="4A4A49"/>
           <w:sz w:val="22"/>
         </w:rPr>
-        <w:t>Los tres nombres de almacenamiento que califica la pregunta 5 (1/3)</w:t>
+        <w:t>Los tres nombres de almacenamiento (2/3)</w:t>
       </w:r>
     </w:p>
     <w:p>
@@ -1242,7 +1391,7 @@
           <w:color w:val="4A4A49"/>
           <w:sz w:val="22"/>
         </w:rPr>
-        <w:t>Los tres nombres de almacenamiento que califica la pregunta 5 (2/3)</w:t>
+        <w:t>Los tres nombres de almacenamiento (3/3)</w:t>
       </w:r>
     </w:p>
     <w:p>
@@ -1255,7 +1404,7 @@
           <w:color w:val="4A4A49"/>
           <w:sz w:val="22"/>
         </w:rPr>
-        <w:t>Los tres nombres de almacenamiento que califica la pregunta 5 (3/3)</w:t>
+        <w:t>El caso de la foto de perfil, y cuando la respuesta correcta es «no necesito objeto» (1/2)</w:t>
       </w:r>
     </w:p>
     <w:p>
@@ -1268,7 +1417,7 @@
           <w:color w:val="4A4A49"/>
           <w:sz w:val="22"/>
         </w:rPr>
-        <w:t>El caso de la foto de perfil, y cuando la respuesta correcta es «no necesito objeto» (1/2)</w:t>
+        <w:t>El caso de la foto de perfil, y cuando la respuesta correcta es «no necesito objeto» (2/2)</w:t>
       </w:r>
     </w:p>
     <w:p>
@@ -1281,7 +1430,7 @@
           <w:color w:val="4A4A49"/>
           <w:sz w:val="22"/>
         </w:rPr>
-        <w:t>El caso de la foto de perfil, y cuando la respuesta correcta es «no necesito objeto» (2/2)</w:t>
+        <w:t>Trazabilidad: la tabla de correspondencia (1/2)</w:t>
       </w:r>
     </w:p>
     <w:p>
@@ -1294,7 +1443,7 @@
           <w:color w:val="4A4A49"/>
           <w:sz w:val="22"/>
         </w:rPr>
-        <w:t>Trazabilidad: la tabla de correspondencia de la pregunta 6 (1/3)</w:t>
+        <w:t>Trazabilidad: la tabla de correspondencia (2/2)</w:t>
       </w:r>
     </w:p>
     <w:p>
@@ -1307,7 +1456,7 @@
           <w:color w:val="4A4A49"/>
           <w:sz w:val="22"/>
         </w:rPr>
-        <w:t>Trazabilidad: la tabla de correspondencia de la pregunta 6 (2/3)</w:t>
+        <w:t>Recorrer una peticion de CloudLite de punta a punta (1/2)</w:t>
       </w:r>
     </w:p>
     <w:p>
@@ -1320,7 +1469,7 @@
           <w:color w:val="4A4A49"/>
           <w:sz w:val="22"/>
         </w:rPr>
-        <w:t>Trazabilidad: la tabla de correspondencia de la pregunta 6 (3/3)</w:t>
+        <w:t>Recorrer una peticion de CloudLite de punta a punta (2/2)</w:t>
       </w:r>
     </w:p>
     <w:p>
@@ -1333,7 +1482,7 @@
           <w:color w:val="4A4A49"/>
           <w:sz w:val="22"/>
         </w:rPr>
-        <w:t>Recorrer una peticion de CloudLite de punta a punta (1/2)</w:t>
+        <w:t>El molde de Mermaid, linea por linea (1/2)</w:t>
       </w:r>
     </w:p>
     <w:p>
@@ -1346,7 +1495,7 @@
           <w:color w:val="4A4A49"/>
           <w:sz w:val="22"/>
         </w:rPr>
-        <w:t>Recorrer una peticion de CloudLite de punta a punta (2/2)</w:t>
+        <w:t>El molde de Mermaid, linea por linea (2/2)</w:t>
       </w:r>
     </w:p>
     <w:p>
@@ -1359,7 +1508,7 @@
           <w:color w:val="4A4A49"/>
           <w:sz w:val="22"/>
         </w:rPr>
-        <w:t>El molde de Mermaid, linea por linea (1/3)</w:t>
+        <w:t>Preguntas frecuentes del grupo</w:t>
       </w:r>
     </w:p>
     <w:p>
@@ -1372,7 +1521,7 @@
           <w:color w:val="4A4A49"/>
           <w:sz w:val="22"/>
         </w:rPr>
-        <w:t>El molde de Mermaid, linea por linea (2/3)</w:t>
+        <w:t>El diagrama de Despliegue: donde corre cada cosa</w:t>
       </w:r>
     </w:p>
     <w:p>
@@ -1385,7 +1534,7 @@
           <w:color w:val="4A4A49"/>
           <w:sz w:val="22"/>
         </w:rPr>
-        <w:t>El molde de Mermaid, linea por linea (3/3)</w:t>
+        <w:t>Que tipo de almacenamiento pide cada componente</w:t>
       </w:r>
     </w:p>
     <w:p>
@@ -1398,7 +1547,7 @@
           <w:color w:val="4A4A49"/>
           <w:sz w:val="22"/>
         </w:rPr>
-        <w:t>Preguntas frecuentes del grupo (1/2)</w:t>
+        <w:t>Ejemplo de diagrama de despliegue (Deployment)</w:t>
       </w:r>
     </w:p>
     <w:p>
@@ -1411,7 +1560,7 @@
           <w:color w:val="4A4A49"/>
           <w:sz w:val="22"/>
         </w:rPr>
-        <w:t>Preguntas frecuentes del grupo (2/2)</w:t>
+        <w:t>El Despliegue en Mermaid: el molde que un visor renderiza</w:t>
       </w:r>
     </w:p>
     <w:p>
@@ -1424,7 +1573,7 @@
           <w:color w:val="4A4A49"/>
           <w:sz w:val="22"/>
         </w:rPr>
-        <w:t>El diagrama de Despliegue: donde corre cada cosa</w:t>
+        <w:t>Del boceto al código Mermaid</w:t>
       </w:r>
     </w:p>
     <w:p>
@@ -1437,46 +1586,99 @@
           <w:color w:val="4A4A49"/>
           <w:sz w:val="22"/>
         </w:rPr>
-        <w:t>Que tipo de almacenamiento pide cada componente</w:t>
+        <w:t>Clase 7 · cierre conceptual</w:t>
       </w:r>
     </w:p>
     <w:p>
       <w:pPr>
-        <w:pStyle w:val="ListNumber"/>
-      </w:pPr>
+        <w:spacing w:before="200" w:after="60"/>
+      </w:pPr>
+      <w:r>
+        <w:rPr>
+          <w:b/>
+          <w:color w:val="1A1C1D"/>
+          <w:sz w:val="32"/>
+        </w:rPr>
+        <w:t>Plan de clase minuto a minuto (120 min)</w:t>
+      </w:r>
+    </w:p>
+    <w:p>
+      <w:pPr>
+        <w:spacing w:before="200" w:after="60"/>
+      </w:pPr>
+      <w:r>
+        <w:rPr>
+          <w:b/>
+          <w:color w:val="1A1C1D"/>
+          <w:sz w:val="32"/>
+        </w:rPr>
+        <w:t>0–10 · Encuadre PI · [Slide 2][Slide 3]</w:t>
+      </w:r>
+    </w:p>
+    <w:p>
       <w:r>
         <w:rPr>
           <w:b w:val="0"/>
           <w:color w:val="4A4A49"/>
           <w:sz w:val="22"/>
         </w:rPr>
-        <w:t>Ejemplo de diagrama de despliegue (Deployment)</w:t>
-      </w:r>
-    </w:p>
-    <w:p>
-      <w:pPr>
-        <w:pStyle w:val="ListNumber"/>
-      </w:pPr>
+        <w:t xml:space="preserve">Di casi literal: «Hoy avanzamos el PI CloudLite App en: </w:t>
+      </w:r>
+      <w:r>
+        <w:rPr>
+          <w:b/>
+          <w:color w:val="4A4A49"/>
+          <w:sz w:val="22"/>
+        </w:rPr>
+        <w:t>Diagrama de despliegue: red, zonas, almacenamiento</w:t>
+      </w:r>
       <w:r>
         <w:rPr>
           <w:b w:val="0"/>
           <w:color w:val="4A4A49"/>
           <w:sz w:val="22"/>
         </w:rPr>
-        <w:t>El Despliegue en Mermaid: el molde que la plataforma del curso renderiza</w:t>
+        <w:t>.</w:t>
       </w:r>
     </w:p>
     <w:p>
-      <w:pPr>
-        <w:pStyle w:val="ListNumber"/>
-      </w:pPr>
       <w:r>
         <w:rPr>
           <w:b w:val="0"/>
           <w:color w:val="4A4A49"/>
           <w:sz w:val="22"/>
         </w:rPr>
-        <w:t>Clase 7 · cierre conceptual</w:t>
+        <w:t>Entregable concreto: Diagrama Deployment en Mermaid en la plataforma del curso (3 zonas + puertos) + tipo de almacenamiento por componente.</w:t>
+      </w:r>
+    </w:p>
+    <w:p>
+      <w:r>
+        <w:rPr>
+          <w:b w:val="0"/>
+          <w:color w:val="4A4A49"/>
+          <w:sz w:val="22"/>
+        </w:rPr>
+        <w:t>Teoría breve y luego taller; no es un lab suelto.»</w:t>
+      </w:r>
+    </w:p>
+    <w:p>
+      <w:r>
+        <w:rPr>
+          <w:b w:val="0"/>
+          <w:color w:val="4A4A49"/>
+          <w:sz w:val="22"/>
+        </w:rPr>
+        <w:t>Pasa la diapositiva de agenda y la de objetivos. Abre el enunciado PI si alguien aún no lo tiene.</w:t>
+      </w:r>
+    </w:p>
+    <w:p>
+      <w:r>
+        <w:rPr>
+          <w:b w:val="0"/>
+          <w:color w:val="4A4A49"/>
+          <w:sz w:val="22"/>
+        </w:rPr>
+        <w:t>Pregunta de arranque (1 min): «¿En qué quedó tu CloudLite la clase pasada?» — sirve para detectar estudiantes rezagados antes de avanzar.</w:t>
       </w:r>
     </w:p>
     <w:p>
@@ -1489,7 +1691,148 @@
           <w:color w:val="1A1C1D"/>
           <w:sz w:val="32"/>
         </w:rPr>
-        <w:t>Plan de clase minuto a minuto (120 min)</w:t>
+        <w:t>10–40 · Teoría Core (al servicio del taller) · desde [Slide 4]</w:t>
+      </w:r>
+    </w:p>
+    <w:p>
+      <w:r>
+        <w:rPr>
+          <w:b w:val="0"/>
+          <w:color w:val="4A4A49"/>
+          <w:sz w:val="22"/>
+        </w:rPr>
+        <w:t>Cubre estos conceptos, en este orden, ~10 min cada uno, con su diapositiva:</w:t>
+      </w:r>
+    </w:p>
+    <w:p>
+      <w:pPr>
+        <w:pStyle w:val="ListBullet"/>
+      </w:pPr>
+      <w:r>
+        <w:rPr>
+          <w:b/>
+          <w:color w:val="4A4A49"/>
+          <w:sz w:val="22"/>
+        </w:rPr>
+        <w:t>Red lógica para el diagrama</w:t>
+      </w:r>
+      <w:r>
+        <w:rPr>
+          <w:b w:val="0"/>
+          <w:color w:val="4A4A49"/>
+          <w:sz w:val="22"/>
+        </w:rPr>
+        <w:t xml:space="preserve"> · [Slide 4]</w:t>
+      </w:r>
+    </w:p>
+    <w:p>
+      <w:pPr>
+        <w:pStyle w:val="ListBullet"/>
+      </w:pPr>
+      <w:r>
+        <w:rPr>
+          <w:b/>
+          <w:color w:val="4A4A49"/>
+          <w:sz w:val="22"/>
+        </w:rPr>
+        <w:t>Almacenamiento</w:t>
+      </w:r>
+      <w:r>
+        <w:rPr>
+          <w:b w:val="0"/>
+          <w:color w:val="4A4A49"/>
+          <w:sz w:val="22"/>
+        </w:rPr>
+        <w:t xml:space="preserve"> · [Slide 5]</w:t>
+      </w:r>
+    </w:p>
+    <w:p>
+      <w:pPr>
+        <w:pStyle w:val="ListBullet"/>
+      </w:pPr>
+      <w:r>
+        <w:rPr>
+          <w:b/>
+          <w:color w:val="4A4A49"/>
+          <w:sz w:val="22"/>
+        </w:rPr>
+        <w:t>Checklist del diagrama Deployment</w:t>
+      </w:r>
+      <w:r>
+        <w:rPr>
+          <w:b w:val="0"/>
+          <w:color w:val="4A4A49"/>
+          <w:sz w:val="22"/>
+        </w:rPr>
+        <w:t xml:space="preserve"> · [Slide 6]</w:t>
+      </w:r>
+    </w:p>
+    <w:p>
+      <w:r>
+        <w:rPr>
+          <w:b/>
+          <w:color w:val="4A4A49"/>
+          <w:sz w:val="22"/>
+        </w:rPr>
+        <w:t>Ninguna se salta</w:t>
+      </w:r>
+      <w:r>
+        <w:rPr>
+          <w:b w:val="0"/>
+          <w:color w:val="4A4A49"/>
+          <w:sz w:val="22"/>
+        </w:rPr>
+        <w:t>: cada una de esas diapositivas es el mecanismo con que se resuelve</w:t>
+      </w:r>
+    </w:p>
+    <w:p>
+      <w:r>
+        <w:rPr>
+          <w:b w:val="0"/>
+          <w:color w:val="4A4A49"/>
+          <w:sz w:val="22"/>
+        </w:rPr>
+        <w:t>al menos una pregunta de la actividad calificada de hoy.</w:t>
+      </w:r>
+    </w:p>
+    <w:p>
+      <w:r>
+        <w:rPr>
+          <w:b w:val="0"/>
+          <w:color w:val="4A4A49"/>
+          <w:sz w:val="22"/>
+        </w:rPr>
+        <w:t>El desarrollo completo de cada uno está arriba, en «Fundamento teórico para el docente»:</w:t>
+      </w:r>
+    </w:p>
+    <w:p>
+      <w:r>
+        <w:rPr>
+          <w:b w:val="0"/>
+          <w:color w:val="4A4A49"/>
+          <w:sz w:val="22"/>
+        </w:rPr>
+        <w:t>esa sección está escrita para que puedas dictarla sin consultar otra fuente.</w:t>
+      </w:r>
+    </w:p>
+    <w:p>
+      <w:r>
+        <w:rPr>
+          <w:b w:val="0"/>
+          <w:color w:val="4A4A49"/>
+          <w:sz w:val="22"/>
+        </w:rPr>
+        <w:t>Cada 8–10 min amarra al artefacto: «esto es lo que van a dejar hoy en su informe/diagrama/repo».</w:t>
+      </w:r>
+    </w:p>
+    <w:p>
+      <w:r>
+        <w:rPr>
+          <w:b w:val="0"/>
+          <w:color w:val="4A4A49"/>
+          <w:sz w:val="22"/>
+        </w:rPr>
+        <w:t>Pide un estudiante voluntario y usa SU dominio como ejemplo en vivo (no el de la demo).</w:t>
       </w:r>
     </w:p>
     <w:p>
@@ -1502,240 +1845,7 @@
           <w:color w:val="1A1C1D"/>
           <w:sz w:val="32"/>
         </w:rPr>
-        <w:t>0–10 · Encuadre PI · [Slide 2][Slide 3]</w:t>
-      </w:r>
-    </w:p>
-    <w:p>
-      <w:r>
-        <w:rPr>
-          <w:b w:val="0"/>
-          <w:color w:val="4A4A49"/>
-          <w:sz w:val="22"/>
-        </w:rPr>
-        <w:t xml:space="preserve">Di casi literal: «Hoy avanzamos el PI CloudLite App en: </w:t>
-      </w:r>
-      <w:r>
-        <w:rPr>
-          <w:b/>
-          <w:color w:val="4A4A49"/>
-          <w:sz w:val="22"/>
-        </w:rPr>
-        <w:t>Diagrama de despliegue: red, zonas, almacenamiento</w:t>
-      </w:r>
-      <w:r>
-        <w:rPr>
-          <w:b w:val="0"/>
-          <w:color w:val="4A4A49"/>
-          <w:sz w:val="22"/>
-        </w:rPr>
-        <w:t>.</w:t>
-      </w:r>
-    </w:p>
-    <w:p>
-      <w:r>
-        <w:rPr>
-          <w:b w:val="0"/>
-          <w:color w:val="4A4A49"/>
-          <w:sz w:val="22"/>
-        </w:rPr>
-        <w:t>Entregable concreto: Diagrama Deployment en Mermaid en la plataforma del curso (3 zonas + puertos) + tipo de almacenamiento por componente.</w:t>
-      </w:r>
-    </w:p>
-    <w:p>
-      <w:r>
-        <w:rPr>
-          <w:b w:val="0"/>
-          <w:color w:val="4A4A49"/>
-          <w:sz w:val="22"/>
-        </w:rPr>
-        <w:t>Teoría breve y luego taller; no es un lab suelto.»</w:t>
-      </w:r>
-    </w:p>
-    <w:p>
-      <w:r>
-        <w:rPr>
-          <w:b w:val="0"/>
-          <w:color w:val="4A4A49"/>
-          <w:sz w:val="22"/>
-        </w:rPr>
-        <w:t>Pasa la diapositiva de agenda y la de objetivos. Abre el enunciado PI si alguien aún no lo tiene.</w:t>
-      </w:r>
-    </w:p>
-    <w:p>
-      <w:r>
-        <w:rPr>
-          <w:b w:val="0"/>
-          <w:color w:val="4A4A49"/>
-          <w:sz w:val="22"/>
-        </w:rPr>
-        <w:t>Pregunta de arranque (1 min): «¿En qué quedó tu CloudLite la clase pasada?» — sirve para detectar estudiantes rezagados antes de avanzar.</w:t>
-      </w:r>
-    </w:p>
-    <w:p>
-      <w:pPr>
-        <w:spacing w:before="200" w:after="60"/>
-      </w:pPr>
-      <w:r>
-        <w:rPr>
-          <w:b/>
-          <w:color w:val="1A1C1D"/>
-          <w:sz w:val="32"/>
-        </w:rPr>
-        <w:t>10–40 · Teoría Core (al servicio del taller) · desde [Slide 4]</w:t>
-      </w:r>
-    </w:p>
-    <w:p>
-      <w:r>
-        <w:rPr>
-          <w:b w:val="0"/>
-          <w:color w:val="4A4A49"/>
-          <w:sz w:val="22"/>
-        </w:rPr>
-        <w:t>Cubre estos conceptos, en este orden, ~10 min cada uno, con su diapositiva:</w:t>
-      </w:r>
-    </w:p>
-    <w:p>
-      <w:pPr>
-        <w:pStyle w:val="ListBullet"/>
-      </w:pPr>
-      <w:r>
-        <w:rPr>
-          <w:b/>
-          <w:color w:val="4A4A49"/>
-          <w:sz w:val="22"/>
-        </w:rPr>
-        <w:t>Red lógica para el diagrama</w:t>
-      </w:r>
-      <w:r>
-        <w:rPr>
-          <w:b w:val="0"/>
-          <w:color w:val="4A4A49"/>
-          <w:sz w:val="22"/>
-        </w:rPr>
-        <w:t xml:space="preserve"> · [Slide 4]</w:t>
-      </w:r>
-    </w:p>
-    <w:p>
-      <w:pPr>
-        <w:pStyle w:val="ListBullet"/>
-      </w:pPr>
-      <w:r>
-        <w:rPr>
-          <w:b/>
-          <w:color w:val="4A4A49"/>
-          <w:sz w:val="22"/>
-        </w:rPr>
-        <w:t>Almacenamiento</w:t>
-      </w:r>
-      <w:r>
-        <w:rPr>
-          <w:b w:val="0"/>
-          <w:color w:val="4A4A49"/>
-          <w:sz w:val="22"/>
-        </w:rPr>
-        <w:t xml:space="preserve"> · [Slide 5]</w:t>
-      </w:r>
-    </w:p>
-    <w:p>
-      <w:pPr>
-        <w:pStyle w:val="ListBullet"/>
-      </w:pPr>
-      <w:r>
-        <w:rPr>
-          <w:b/>
-          <w:color w:val="4A4A49"/>
-          <w:sz w:val="22"/>
-        </w:rPr>
-        <w:t>Checklist del diagrama Deployment</w:t>
-      </w:r>
-      <w:r>
-        <w:rPr>
-          <w:b w:val="0"/>
-          <w:color w:val="4A4A49"/>
-          <w:sz w:val="22"/>
-        </w:rPr>
-        <w:t xml:space="preserve"> · [Slide 6]</w:t>
-      </w:r>
-    </w:p>
-    <w:p>
-      <w:r>
-        <w:rPr>
-          <w:b/>
-          <w:color w:val="4A4A49"/>
-          <w:sz w:val="22"/>
-        </w:rPr>
-        <w:t>Ninguna se salta</w:t>
-      </w:r>
-      <w:r>
-        <w:rPr>
-          <w:b w:val="0"/>
-          <w:color w:val="4A4A49"/>
-          <w:sz w:val="22"/>
-        </w:rPr>
-        <w:t>: cada una de esas diapositivas es el mecanismo con que se resuelve</w:t>
-      </w:r>
-    </w:p>
-    <w:p>
-      <w:r>
-        <w:rPr>
-          <w:b w:val="0"/>
-          <w:color w:val="4A4A49"/>
-          <w:sz w:val="22"/>
-        </w:rPr>
-        <w:t>al menos una pregunta de la actividad calificada de hoy.</w:t>
-      </w:r>
-    </w:p>
-    <w:p>
-      <w:r>
-        <w:rPr>
-          <w:b w:val="0"/>
-          <w:color w:val="4A4A49"/>
-          <w:sz w:val="22"/>
-        </w:rPr>
-        <w:t>El desarrollo completo de cada uno está arriba, en «Fundamento teórico para el docente»:</w:t>
-      </w:r>
-    </w:p>
-    <w:p>
-      <w:r>
-        <w:rPr>
-          <w:b w:val="0"/>
-          <w:color w:val="4A4A49"/>
-          <w:sz w:val="22"/>
-        </w:rPr>
-        <w:t>esa sección está escrita para que puedas dictarla sin consultar otra fuente.</w:t>
-      </w:r>
-    </w:p>
-    <w:p>
-      <w:r>
-        <w:rPr>
-          <w:b w:val="0"/>
-          <w:color w:val="4A4A49"/>
-          <w:sz w:val="22"/>
-        </w:rPr>
-        <w:t>Cada 8–10 min amarra al artefacto: «esto es lo que van a dejar hoy en su informe/diagrama/repo».</w:t>
-      </w:r>
-    </w:p>
-    <w:p>
-      <w:r>
-        <w:rPr>
-          <w:b w:val="0"/>
-          <w:color w:val="4A4A49"/>
-          <w:sz w:val="22"/>
-        </w:rPr>
-        <w:t>Pide un estudiante voluntario y usa SU dominio como ejemplo en vivo (no el de la demo).</w:t>
-      </w:r>
-    </w:p>
-    <w:p>
-      <w:pPr>
-        <w:spacing w:before="200" w:after="60"/>
-      </w:pPr>
-      <w:r>
-        <w:rPr>
-          <w:b/>
-          <w:color w:val="1A1C1D"/>
-          <w:sz w:val="32"/>
-        </w:rPr>
-        <w:t>40–55 · Demo en vivo · [Slide 33]</w:t>
+        <w:t>40–55 · Demo en vivo · [Slide 30]</w:t>
       </w:r>
     </w:p>
     <w:p>
@@ -2189,7 +2299,7 @@
           <w:color w:val="4A4A49"/>
           <w:sz w:val="22"/>
         </w:rPr>
-        <w:t>Narra los clics en voz alta. Si falla la red, proyecta la [Slide 33], que ya trae el resultado de la demo, y recórrela rótulo por rótulo.</w:t>
+        <w:t>Narra los clics en voz alta. Si falla la red, proyecta la [Slide 29], que ya trae el resultado de la demo, y recórrela rótulo por rótulo.</w:t>
       </w:r>
     </w:p>
     <w:p>
@@ -2559,7 +2669,7 @@
           <w:color w:val="1A1C1D"/>
           <w:sz w:val="32"/>
         </w:rPr>
-        <w:t>115–120 · Cierre · [Slide 34]</w:t>
+        <w:t>115–120 · Cierre · [Slide 31]</w:t>
       </w:r>
     </w:p>
     <w:p>

--- a/Arquitectura de Sistemas Computacionales/Kit docente/Clase 7/Guion Docente Clase 7 - Redes y almacenamiento cloud.docx
+++ b/Arquitectura de Sistemas Computacionales/Kit docente/Clase 7/Guion Docente Clase 7 - Redes y almacenamiento cloud.docx
@@ -292,7 +292,7 @@
           <w:color w:val="4A4A49"/>
           <w:sz w:val="22"/>
         </w:rPr>
-        <w:t xml:space="preserve"> — 4 vinetas.</w:t>
+        <w:t xml:space="preserve"> — 5 vinetas.</w:t>
       </w:r>
     </w:p>
     <w:p>
@@ -375,7 +375,7 @@
           <w:color w:val="4A4A49"/>
           <w:sz w:val="22"/>
         </w:rPr>
-        <w:t xml:space="preserve"> — 2 vinetas.</w:t>
+        <w:t xml:space="preserve"> — 3 vinetas.</w:t>
       </w:r>
     </w:p>
     <w:p>
@@ -582,7 +582,7 @@
           <w:color w:val="4A4A49"/>
           <w:sz w:val="22"/>
         </w:rPr>
-        <w:t xml:space="preserve"> — 2 vinetas.</w:t>
+        <w:t xml:space="preserve"> — 4 vinetas.</w:t>
       </w:r>
     </w:p>
     <w:p>
@@ -812,7 +812,7 @@
           <w:color w:val="4A4A49"/>
           <w:sz w:val="22"/>
         </w:rPr>
-        <w:t xml:space="preserve"> — 2 vinetas.</w:t>
+        <w:t xml:space="preserve"> — 3 vinetas.</w:t>
       </w:r>
     </w:p>
     <w:p>
@@ -830,7 +830,7 @@
           <w:color w:val="4A4A49"/>
           <w:sz w:val="22"/>
         </w:rPr>
-        <w:t xml:space="preserve"> — 4 vinetas.</w:t>
+        <w:t xml:space="preserve"> — 5 vinetas.</w:t>
       </w:r>
     </w:p>
     <w:p>
@@ -861,7 +861,7 @@
           <w:color w:val="4A4A49"/>
           <w:sz w:val="22"/>
         </w:rPr>
-        <w:t xml:space="preserve"> — 2 vinetas.</w:t>
+        <w:t xml:space="preserve"> — 3 vinetas.</w:t>
       </w:r>
     </w:p>
     <w:p>

--- a/Arquitectura de Sistemas Computacionales/Kit docente/Clase 7/Guion Docente Clase 7 - Redes y almacenamiento cloud.docx
+++ b/Arquitectura de Sistemas Computacionales/Kit docente/Clase 7/Guion Docente Clase 7 - Redes y almacenamiento cloud.docx
@@ -292,7 +292,7 @@
           <w:color w:val="4A4A49"/>
           <w:sz w:val="22"/>
         </w:rPr>
-        <w:t xml:space="preserve"> — 5 vinetas.</w:t>
+        <w:t xml:space="preserve"> — 3 vinetas.</w:t>
       </w:r>
     </w:p>
     <w:p>
@@ -305,7 +305,7 @@
           <w:color w:val="4A4A49"/>
           <w:sz w:val="22"/>
         </w:rPr>
-        <w:t>Conviene tener claro el mapa de los tres diagramas del curso, porque el estudiante cree que dibuja lo mismo tres veces.</w:t>
+        <w:t>(No se proyecta) Conviene tener claro el mapa de los tres diagramas del curso, porque el estudiante cree que dibuja lo mismo tres veces.</w:t>
       </w:r>
     </w:p>
     <w:p>
@@ -318,7 +318,7 @@
           <w:color w:val="4A4A49"/>
           <w:sz w:val="22"/>
         </w:rPr>
-        <w:t>(Sobre la actividad, no se proyecta) Lo que se califica hoy son 25 de los 100 puntos de la actividad del Corte 2, en tres preguntas: 14 puntos el diagrama de despliegue, 5.5 el tipo de almacenamiento de cada componente y 5.5 la tabla de correspondencia con el C4 Containers.</w:t>
+        <w:t>(No se proyecta) En la Clase 1 se hizo C4 Context: el sistema como una caja, quien lo usa y con que sistemas externos habla; responde QUIEN.</w:t>
       </w:r>
     </w:p>
     <w:p>
@@ -331,7 +331,7 @@
           <w:color w:val="4A4A49"/>
           <w:sz w:val="22"/>
         </w:rPr>
-        <w:t>(Sobre la actividad, no se proyecta) Y hay un dato que cambia como se dicta la clase: el entregable NO es una imagen.</w:t>
+        <w:t>(No se proyecta) En la Clase 4 se hizo C4 Containers: que aplicaciones, servicios y bases de datos lo componen por dentro y con que contratos se comunican; responde QUE.</w:t>
       </w:r>
     </w:p>
     <w:p>
@@ -344,7 +344,7 @@
           <w:color w:val="4A4A49"/>
           <w:sz w:val="22"/>
         </w:rPr>
-        <w:t>(Sobre la actividad, no se proyecta) La pregunta 4 se responde con codigo Mermaid pegado en la plataforma del curso, que la plataforma renderiza en la misma pantalla, y 2 de esos 14 puntos son literalmente que renderice sin error.</w:t>
+        <w:t>(No se proyecta) Es el mismo sistema desde un tercer angulo, no un sistema nuevo, y por eso los nombres deben coincidir con los de la Clase 4.</w:t>
       </w:r>
     </w:p>
     <w:p>
@@ -357,7 +357,46 @@
           <w:color w:val="4A4A49"/>
           <w:sz w:val="22"/>
         </w:rPr>
-        <w:t>(Sobre la actividad, no se proyecta) El boceto en draw.io o en Excalidraw sigue sirviendo, y es el paso 1 del metodo que se proyecta hoy, pero es un borrador de trabajo: no se entrega y no se califica.</w:t>
+        <w:t>(No se proyecta) Lo que se califica hoy son 25 de los 100 puntos de la actividad del Corte 2, en tres preguntas: 14 puntos el diagrama de despliegue, 5.5 el tipo de almacenamiento de cada componente y 5.5 la tabla de correspondencia con el C4 Containers.</w:t>
+      </w:r>
+    </w:p>
+    <w:p>
+      <w:pPr>
+        <w:pStyle w:val="ListBullet2"/>
+      </w:pPr>
+      <w:r>
+        <w:rPr>
+          <w:b w:val="0"/>
+          <w:color w:val="4A4A49"/>
+          <w:sz w:val="22"/>
+        </w:rPr>
+        <w:t>(No se proyecta) Y hay un dato que cambia como se dicta la clase: el entregable NO es una imagen.</w:t>
+      </w:r>
+    </w:p>
+    <w:p>
+      <w:pPr>
+        <w:pStyle w:val="ListBullet2"/>
+      </w:pPr>
+      <w:r>
+        <w:rPr>
+          <w:b w:val="0"/>
+          <w:color w:val="4A4A49"/>
+          <w:sz w:val="22"/>
+        </w:rPr>
+        <w:t>(No se proyecta) La pregunta 4 se responde con codigo Mermaid pegado en la plataforma del curso, que la plataforma renderiza en la misma pantalla, y 2 de esos 14 puntos son literalmente que renderice sin error.</w:t>
+      </w:r>
+    </w:p>
+    <w:p>
+      <w:pPr>
+        <w:pStyle w:val="ListBullet2"/>
+      </w:pPr>
+      <w:r>
+        <w:rPr>
+          <w:b w:val="0"/>
+          <w:color w:val="4A4A49"/>
+          <w:sz w:val="22"/>
+        </w:rPr>
+        <w:t>(No se proyecta) El boceto en draw.io o en Excalidraw sigue sirviendo, y es el paso 1 del metodo que se proyecta hoy, pero es un borrador de trabajo: no se entrega y no se califica.</w:t>
       </w:r>
     </w:p>
     <w:p>
@@ -375,7 +414,7 @@
           <w:color w:val="4A4A49"/>
           <w:sz w:val="22"/>
         </w:rPr>
-        <w:t xml:space="preserve"> — 3 vinetas.</w:t>
+        <w:t xml:space="preserve"> — 2 vinetas.</w:t>
       </w:r>
     </w:p>
     <w:p>
@@ -406,7 +445,7 @@
           <w:color w:val="4A4A49"/>
           <w:sz w:val="22"/>
         </w:rPr>
-        <w:t>Para etiquetar ese diagrama hacen falta tres conceptos de red que el docente debe definir en una frase.</w:t>
+        <w:t>Una direccion IP identifica una maquina dentro de una red.</w:t>
       </w:r>
     </w:p>
     <w:p>
@@ -419,7 +458,7 @@
           <w:color w:val="4A4A49"/>
           <w:sz w:val="22"/>
         </w:rPr>
-        <w:t>Una direccion IP identifica una maquina dentro de una red.</w:t>
+        <w:t>(No se proyecta) Para etiquetar ese diagrama hacen falta tres conceptos de red que el docente debe definir en una frase.</w:t>
       </w:r>
     </w:p>
     <w:p>
@@ -432,7 +471,7 @@
           <w:color w:val="4A4A49"/>
           <w:sz w:val="22"/>
         </w:rPr>
-        <w:t>Ahi esta el amarre: cuando en Killercoda se ejecuto el contenedor publicando un puerto, esa linea era la decision de que superficie queda expuesta, tema de la Clase 6, y hoy esa decision se dibuja.</w:t>
+        <w:t>(No se proyecta) Esto no es decorativo: la pregunta 4 da 2 puntos por que cada componente lleve su puerto etiquetado, y el diagrama de referencia usa exactamente tres, 443 en el edge, 8080 en la API y 5432 en la base de datos, que son los mismos que el estudiante ya escribio en el EXPOSE de su Dockerfile de la Clase 3.</w:t>
       </w:r>
     </w:p>
     <w:p>
@@ -445,7 +484,7 @@
           <w:color w:val="4A4A49"/>
           <w:sz w:val="22"/>
         </w:rPr>
-        <w:t>(Sobre la actividad, no se proyecta) Esto no es decorativo: la pregunta 4 da 2 puntos por que cada componente lleve su puerto etiquetado, y el diagrama de referencia usa exactamente tres, 443 en el edge, 8080 en la API y 5432 en la base de datos, que son los mismos que el estudiante ya escribio en el EXPOSE de su Dockerfile de la Clase 3.</w:t>
+        <w:t>(No se proyecta) Ahi esta el amarre: cuando en Killercoda se ejecuto el contenedor publicando un puerto, esa linea era la decision de que superficie queda expuesta, tema de la Clase 6, y hoy esa decision se dibuja.</w:t>
       </w:r>
     </w:p>
     <w:p>
@@ -455,7 +494,7 @@
           <w:color w:val="4A4A49"/>
           <w:sz w:val="22"/>
         </w:rPr>
-        <w:t>[Slide 10] Subred publica y privada: lo definen las rutas, no el nombre (1/2)</w:t>
+        <w:t>[Slide 10] Subred publica y privada: lo definen las rutas, no el nombre</w:t>
       </w:r>
       <w:r>
         <w:rPr>
@@ -463,7 +502,7 @@
           <w:color w:val="4A4A49"/>
           <w:sz w:val="22"/>
         </w:rPr>
-        <w:t xml:space="preserve"> — 4 vinetas.</w:t>
+        <w:t xml:space="preserve"> — 3 vinetas.</w:t>
       </w:r>
     </w:p>
     <w:p>
@@ -489,7 +528,7 @@
           <w:color w:val="4A4A49"/>
           <w:sz w:val="22"/>
         </w:rPr>
-        <w:t>Conviene ademas nombrar la frontera de confianza: es la linea donde termina lo que el estudiante controla y empieza lo que no.</w:t>
+        <w:t>(No se proyecta) Sobre esa distincion se construye la regla de las zonas, con tres nombres exactos porque son tres zonas y no dos: en la zona PUBLICA van el punto de entrada, el balanceador o proxy inverso, y la aplicacion web estatica, que es publica sin que eso sea una fuga porque no lleva secretos dentro; el cliente que llega de internet se dibuja FUERA de las tres zonas, porque es el actor y no una pieza que el estudiante despliegue; la API va en la zona PRIVADA, alcanzable solo desde el edge; y los datos van en una tercera zona, la de DATOS, que solo acepta conexiones desde la aplicacion y no tiene salida a internet.</w:t>
       </w:r>
     </w:p>
     <w:p>
@@ -502,7 +541,7 @@
           <w:color w:val="4A4A49"/>
           <w:sz w:val="22"/>
         </w:rPr>
-        <w:t>(Sobre la actividad, no se proyecta) Los 4 puntos de ubicacion de la pregunta 4 se pierden COMPLETOS si la base de datos queda en la zona publica: no es un descuento parcial, es el error que la pregunta esta disenada para detectar.</w:t>
+        <w:t>(No se proyecta) Los 4 puntos de ubicacion de la pregunta 4 se pierden COMPLETOS si la base de datos queda en la zona publica: no es un descuento parcial, es el error que la pregunta esta disenada para detectar.</w:t>
       </w:r>
     </w:p>
     <w:p>
@@ -515,7 +554,20 @@
           <w:color w:val="4A4A49"/>
           <w:sz w:val="22"/>
         </w:rPr>
-        <w:t>(Sobre la actividad, no se proyecta) Y las tres zonas rotuladas valen otros 4 puntos por si mismas, asi que un diagrama de dos zonas, aunque tenga la base de datos bien puesta, ya empezo perdiendo.</w:t>
+        <w:t>(No se proyecta) Y las tres zonas rotuladas valen otros 4 puntos por si mismas, asi que un diagrama de dos zonas, aunque tenga la base de datos bien puesta, ya empezo perdiendo.</w:t>
+      </w:r>
+    </w:p>
+    <w:p>
+      <w:pPr>
+        <w:pStyle w:val="ListBullet2"/>
+      </w:pPr>
+      <w:r>
+        <w:rPr>
+          <w:b w:val="0"/>
+          <w:color w:val="4A4A49"/>
+          <w:sz w:val="22"/>
+        </w:rPr>
+        <w:t>(No se proyecta) Conviene ademas nombrar la frontera de confianza: es la linea donde termina lo que el estudiante controla y empieza lo que no.</w:t>
       </w:r>
     </w:p>
     <w:p>
@@ -525,7 +577,7 @@
           <w:color w:val="4A4A49"/>
           <w:sz w:val="22"/>
         </w:rPr>
-        <w:t>[Slide 11] Subred publica y privada: lo definen las rutas, no el nombre (2/2)</w:t>
+        <w:t>[Slide 11] DNS y balanceador de carga (1/2)</w:t>
       </w:r>
       <w:r>
         <w:rPr>
@@ -533,7 +585,46 @@
           <w:color w:val="4A4A49"/>
           <w:sz w:val="22"/>
         </w:rPr>
-        <w:t xml:space="preserve"> — 2 vinetas.</w:t>
+        <w:t xml:space="preserve"> — 3 vinetas.</w:t>
+      </w:r>
+    </w:p>
+    <w:p>
+      <w:pPr>
+        <w:pStyle w:val="ListBullet2"/>
+      </w:pPr>
+      <w:r>
+        <w:rPr>
+          <w:b w:val="0"/>
+          <w:color w:val="4A4A49"/>
+          <w:sz w:val="22"/>
+        </w:rPr>
+        <w:t>El balanceador de carga recibe todas las peticiones y las reparte entre varias instancias iguales del mismo servicio, con algoritmos como round robin o menor numero de conexiones activas.</w:t>
+      </w:r>
+    </w:p>
+    <w:p>
+      <w:pPr>
+        <w:pStyle w:val="ListBullet2"/>
+      </w:pPr>
+      <w:r>
+        <w:rPr>
+          <w:b w:val="0"/>
+          <w:color w:val="4A4A49"/>
+          <w:sz w:val="22"/>
+        </w:rPr>
+        <w:t>(No se proyecta) Dos piezas mas hay que explicar sin titubear.</w:t>
+      </w:r>
+    </w:p>
+    <w:p>
+      <w:pPr>
+        <w:pStyle w:val="ListBullet2"/>
+      </w:pPr>
+      <w:r>
+        <w:rPr>
+          <w:b w:val="0"/>
+          <w:color w:val="4A4A49"/>
+          <w:sz w:val="22"/>
+        </w:rPr>
+        <w:t>(No se proyecta) En el diagrama de hoy el balanceador es el habitante de la zona publica, y el /health que consulta es el mismo contrato de salud que se verifico con curl en la Clase 3 y el primer monitoreo real de la Clase 8.</w:t>
       </w:r>
     </w:p>
     <w:p>
@@ -543,7 +634,7 @@
           <w:color w:val="4A4A49"/>
           <w:sz w:val="22"/>
         </w:rPr>
-        <w:t>[Slide 12] DNS y balanceador de carga (1/2)</w:t>
+        <w:t>[Slide 12] DNS y balanceador de carga (2/2)</w:t>
       </w:r>
       <w:r>
         <w:rPr>
@@ -551,20 +642,103 @@
           <w:color w:val="4A4A49"/>
           <w:sz w:val="22"/>
         </w:rPr>
-        <w:t xml:space="preserve"> — 4 vinetas.</w:t>
+        <w:t xml:space="preserve"> — 3 vinetas.</w:t>
       </w:r>
     </w:p>
     <w:p>
-      <w:pPr>
-        <w:pStyle w:val="ListBullet2"/>
-      </w:pPr>
+      <w:r>
+        <w:rPr>
+          <w:b/>
+          <w:color w:val="4A4A49"/>
+          <w:sz w:val="22"/>
+        </w:rPr>
+        <w:t>[Slide 13] Los tres nombres de almacenamiento (1/2)</w:t>
+      </w:r>
       <w:r>
         <w:rPr>
           <w:b w:val="0"/>
           <w:color w:val="4A4A49"/>
           <w:sz w:val="22"/>
         </w:rPr>
-        <w:t>El balanceador de carga recibe todas las peticiones y las reparte entre varias instancias iguales del mismo servicio, con algoritmos como round robin o menor numero de conexiones activas.</w:t>
+        <w:t xml:space="preserve"> — 5 vinetas.</w:t>
+      </w:r>
+    </w:p>
+    <w:p>
+      <w:pPr>
+        <w:pStyle w:val="ListBullet2"/>
+      </w:pPr>
+      <w:r>
+        <w:rPr>
+          <w:b w:val="0"/>
+          <w:color w:val="4A4A49"/>
+          <w:sz w:val="22"/>
+        </w:rPr>
+        <w:t>Y cada eleccion se justifica nombrando la caracteristica del dato.</w:t>
+      </w:r>
+    </w:p>
+    <w:p>
+      <w:pPr>
+        <w:pStyle w:val="ListBullet2"/>
+      </w:pPr>
+      <w:r>
+        <w:rPr>
+          <w:b w:val="0"/>
+          <w:color w:val="4A4A49"/>
+          <w:sz w:val="22"/>
+        </w:rPr>
+        <w:t>Bloque cuando un solo proceso monta un disco y escribe en el como si fuera local</w:t>
+      </w:r>
+    </w:p>
+    <w:p>
+      <w:pPr>
+        <w:pStyle w:val="ListBullet2"/>
+      </w:pPr>
+      <w:r>
+        <w:rPr>
+          <w:b w:val="0"/>
+          <w:color w:val="4A4A49"/>
+          <w:sz w:val="22"/>
+        </w:rPr>
+        <w:t>Objeto cuando el archivo se guarda y se recupera entero por una clave o una URL.</w:t>
+      </w:r>
+    </w:p>
+    <w:p>
+      <w:pPr>
+        <w:pStyle w:val="ListBullet2"/>
+      </w:pPr>
+      <w:r>
+        <w:rPr>
+          <w:b w:val="0"/>
+          <w:color w:val="4A4A49"/>
+          <w:sz w:val="22"/>
+        </w:rPr>
+        <w:t>(No se proyecta) Vale la pena escribirlas en el tablero y sostenerlas toda la clase.</w:t>
+      </w:r>
+    </w:p>
+    <w:p>
+      <w:pPr>
+        <w:pStyle w:val="ListBullet2"/>
+      </w:pPr>
+      <w:r>
+        <w:rPr>
+          <w:b w:val="0"/>
+          <w:color w:val="4A4A49"/>
+          <w:sz w:val="22"/>
+        </w:rPr>
+        <w:t>(No se proyecta) Hay una cuarta categoria en la literatura, el almacenamiento de ARCHIVOS, un sistema de archivos compartido que varias instancias montan por red; conviene nombrarla como contraste para que nadie se sienta enganado, pero no es una de las tres palabras que la pregunta admite, y quien cree necesitarla casi siempre esta describiendo un caso que en la nube se resuelve con objeto.</w:t>
+      </w:r>
+    </w:p>
+    <w:p>
+      <w:pPr>
+        <w:pStyle w:val="ListBullet2"/>
+      </w:pPr>
+      <w:r>
+        <w:rPr>
+          <w:b w:val="0"/>
+          <w:color w:val="4A4A49"/>
+          <w:sz w:val="22"/>
+        </w:rPr>
+        <w:t>(No se proyecta) «Es mas rapido», «es lo que usa todo el mundo» o «es lo normal» no son caracteristicas del dato y no suman ni un punto, aunque el tipo elegido sea el correcto.</w:t>
       </w:r>
     </w:p>
     <w:p>
@@ -574,7 +748,7 @@
           <w:color w:val="4A4A49"/>
           <w:sz w:val="22"/>
         </w:rPr>
-        <w:t>[Slide 13] DNS y balanceador de carga (2/2)</w:t>
+        <w:t>[Slide 14] Los tres nombres de almacenamiento (2/2)</w:t>
       </w:r>
       <w:r>
         <w:rPr>
@@ -592,7 +766,7 @@
           <w:color w:val="4A4A49"/>
           <w:sz w:val="22"/>
         </w:rPr>
-        <w:t>[Slide 14] Los tres nombres de almacenamiento (1/3)</w:t>
+        <w:t>[Slide 15] El caso de la foto de perfil, y cuando la respuesta correcta es «no necesito objeto»</w:t>
       </w:r>
       <w:r>
         <w:rPr>
@@ -600,7 +774,7 @@
           <w:color w:val="4A4A49"/>
           <w:sz w:val="22"/>
         </w:rPr>
-        <w:t xml:space="preserve"> — 4 vinetas.</w:t>
+        <w:t xml:space="preserve"> — 3 vinetas.</w:t>
       </w:r>
     </w:p>
     <w:p>
@@ -613,7 +787,7 @@
           <w:color w:val="4A4A49"/>
           <w:sz w:val="22"/>
         </w:rPr>
-        <w:t>Vale la pena escribirlas en el tablero y sostenerlas toda la clase.</w:t>
+        <w:t>(No se proyecta) El ejemplo que hace visible la decision, y el error de diseno que conviene provocar: CloudLite permite subir una foto de perfil o adjuntar un PDF.</w:t>
       </w:r>
     </w:p>
     <w:p>
@@ -626,7 +800,59 @@
           <w:color w:val="4A4A49"/>
           <w:sz w:val="22"/>
         </w:rPr>
-        <w:t>Y cada eleccion se justifica nombrando la caracteristica del dato.</w:t>
+        <w:t>(No se proyecta) Hay que dejar que el estudiante la proponga y luego cuantificarla: dos megabytes por usuario y cinco mil usuarios son diez gigabytes de binarios dentro de una base cuyos datos utiles podrian ser doscientos megabytes; cada respaldo arrastra esos diez gigabytes y la cache del motor se llena de bytes que ninguna consulta filtra.</w:t>
+      </w:r>
+    </w:p>
+    <w:p>
+      <w:pPr>
+        <w:pStyle w:val="ListBullet2"/>
+      </w:pPr>
+      <w:r>
+        <w:rPr>
+          <w:b w:val="0"/>
+          <w:color w:val="4A4A49"/>
+          <w:sz w:val="22"/>
+        </w:rPr>
+        <w:t>(No se proyecta) Mantener los contenedores sin estado es la condicion del escalado horizontal de la Clase 13.</w:t>
+      </w:r>
+    </w:p>
+    <w:p>
+      <w:pPr>
+        <w:pStyle w:val="ListBullet2"/>
+      </w:pPr>
+      <w:r>
+        <w:rPr>
+          <w:b w:val="0"/>
+          <w:color w:val="4A4A49"/>
+          <w:sz w:val="22"/>
+        </w:rPr>
+        <w:t>(No se proyecta) Y ahora la otra mitad, que es la que sorprende al docente: si el dominio del estudiante no maneja archivos, imagenes ni documentos adjuntos, la respuesta correcta y completa es declarar que NO necesita almacenamiento de objetos y explicar por que.</w:t>
+      </w:r>
+    </w:p>
+    <w:p>
+      <w:pPr>
+        <w:pStyle w:val="ListBullet2"/>
+      </w:pPr>
+      <w:r>
+        <w:rPr>
+          <w:b w:val="0"/>
+          <w:color w:val="4A4A49"/>
+          <w:sz w:val="22"/>
+        </w:rPr>
+        <w:t>(No se proyecta) La rubrica lo dice al reves de como el grupo lo espera: suma completo quien lo declare y justifique, y se descuenta a quien agregue un almacen de objetos sin un dato que lo pida.</w:t>
+      </w:r>
+    </w:p>
+    <w:p>
+      <w:pPr>
+        <w:pStyle w:val="ListBullet2"/>
+      </w:pPr>
+      <w:r>
+        <w:rPr>
+          <w:b w:val="0"/>
+          <w:color w:val="4A4A49"/>
+          <w:sz w:val="22"/>
+        </w:rPr>
+        <w:t>(No se proyecta) Hay que anunciarlo antes del taller, porque si no medio salon inventa un bucket «porque suena a cloud» y pierde puntos por agregar.</w:t>
       </w:r>
     </w:p>
     <w:p>
@@ -636,7 +862,7 @@
           <w:color w:val="4A4A49"/>
           <w:sz w:val="22"/>
         </w:rPr>
-        <w:t>[Slide 15] Los tres nombres de almacenamiento (2/3)</w:t>
+        <w:t>[Slide 16] Trazabilidad: la tabla de correspondencia</w:t>
       </w:r>
       <w:r>
         <w:rPr>
@@ -648,13 +874,78 @@
       </w:r>
     </w:p>
     <w:p>
+      <w:pPr>
+        <w:pStyle w:val="ListBullet2"/>
+      </w:pPr>
+      <w:r>
+        <w:rPr>
+          <w:b w:val="0"/>
+          <w:color w:val="4A4A49"/>
+          <w:sz w:val="22"/>
+        </w:rPr>
+        <w:t>(No se proyecta) Queda la trazabilidad, donde mas puntos se pierden y donde vive una pregunta entera.</w:t>
+      </w:r>
+    </w:p>
+    <w:p>
+      <w:pPr>
+        <w:pStyle w:val="ListBullet2"/>
+      </w:pPr>
+      <w:r>
+        <w:rPr>
+          <w:b w:val="0"/>
+          <w:color w:val="4A4A49"/>
+          <w:sz w:val="22"/>
+        </w:rPr>
+        <w:t>(No se proyecta) Los nombres de las cajas del despliegue deben ser los mismos que los contenedores del C4 Containers de la Clase 4: si alli el servicio se llamaba api-citas, hoy no puede aparecer como backend, ni puede aparecer una caja nueva que nadie declaro.</w:t>
+      </w:r>
+    </w:p>
+    <w:p>
+      <w:pPr>
+        <w:pStyle w:val="ListBullet2"/>
+      </w:pPr>
+      <w:r>
+        <w:rPr>
+          <w:b w:val="0"/>
+          <w:color w:val="4A4A49"/>
+          <w:sz w:val="22"/>
+        </w:rPr>
+        <w:t>(No se proyecta) Los 5.5 puntos se reparten asi, y conviene decirlo en voz alta: 2 puntos la explicacion de por que los nombres deben coincidir, y la respuesta esperada es que los dos diagramas son el MISMO sistema visto desde angulos distintos, uno dice que piezas hay y el otro donde se ejecutan; 2.5 puntos la tabla completa, con una fila por componente y su zona; y 1 punto listar los renombres que se aplicaron, o declarar explicitamente que no hubo ninguno, que tambien vale.</w:t>
+      </w:r>
+    </w:p>
+    <w:p>
+      <w:pPr>
+        <w:pStyle w:val="ListBullet2"/>
+      </w:pPr>
+      <w:r>
+        <w:rPr>
+          <w:b w:val="0"/>
+          <w:color w:val="4A4A49"/>
+          <w:sz w:val="22"/>
+        </w:rPr>
+        <w:t>(No se proyecta) La trampa esta en la palabra completa: se descuenta si la tabla deja fuera un componente que si aparece en alguno de los dos diagramas, asi que hay que instruir el gesto de llenarla con los dos diagramas abiertos al lado y contando cajas.</w:t>
+      </w:r>
+    </w:p>
+    <w:p>
+      <w:pPr>
+        <w:pStyle w:val="ListBullet2"/>
+      </w:pPr>
+      <w:r>
+        <w:rPr>
+          <w:b w:val="0"/>
+          <w:color w:val="4A4A49"/>
+          <w:sz w:val="22"/>
+        </w:rPr>
+        <w:t>(No se proyecta) La cadena aguas abajo es directa: la Clase 6 identifico amenazas y fronteras de confianza en texto y hoy esas fronteras se vuelven zonas dibujadas; la Clase 8 tomara cada flecha para definir que se mide en ella, porque no se puede monitorear un camino que no esta dibujado; la Clase 10 costeara estas mismas cajas, asi que la eleccion de almacenamiento es tambien decision de costo; y la Clase 13 discutira cual caja se replica y cual no.</w:t>
+      </w:r>
+    </w:p>
+    <w:p>
       <w:r>
         <w:rPr>
           <w:b/>
           <w:color w:val="4A4A49"/>
           <w:sz w:val="22"/>
         </w:rPr>
-        <w:t>[Slide 16] Los tres nombres de almacenamiento (3/3)</w:t>
+        <w:t>[Slide 17] Recorrer una peticion de CloudLite de punta a punta</w:t>
       </w:r>
       <w:r>
         <w:rPr>
@@ -662,7 +953,59 @@
           <w:color w:val="4A4A49"/>
           <w:sz w:val="22"/>
         </w:rPr>
-        <w:t xml:space="preserve"> — 3 vinetas.</w:t>
+        <w:t xml:space="preserve"> — 5 vinetas.</w:t>
+      </w:r>
+    </w:p>
+    <w:p>
+      <w:pPr>
+        <w:pStyle w:val="ListBullet2"/>
+      </w:pPr>
+      <w:r>
+        <w:rPr>
+          <w:b w:val="0"/>
+          <w:color w:val="4A4A49"/>
+          <w:sz w:val="22"/>
+        </w:rPr>
+        <w:t>(No se proyecta) La mejor forma de dictar la clase es seguir una peticion de CloudLite de punta a punta sobre el diagrama proyectado.</w:t>
+      </w:r>
+    </w:p>
+    <w:p>
+      <w:pPr>
+        <w:pStyle w:val="ListBullet2"/>
+      </w:pPr>
+      <w:r>
+        <w:rPr>
+          <w:b w:val="0"/>
+          <w:color w:val="4A4A49"/>
+          <w:sz w:val="22"/>
+        </w:rPr>
+        <w:t>(No se proyecta) Ese recorrido, con cada flecha etiquetada con protocolo y puerto y cada caja dentro de su zona, es la estructura que la pregunta 4 califica; lo que se pega en la plataforma es su version en Mermaid, que es la seccion siguiente.</w:t>
+      </w:r>
+    </w:p>
+    <w:p>
+      <w:pPr>
+        <w:pStyle w:val="ListBullet2"/>
+      </w:pPr>
+      <w:r>
+        <w:rPr>
+          <w:b w:val="0"/>
+          <w:color w:val="4A4A49"/>
+          <w:sz w:val="22"/>
+        </w:rPr>
+        <w:t>(No se proyecta) Sirve tambien para citar numeros: una consulta simple bien indexada responde entre 1 y 20 milisegundos, y el objetivo que se formalizara en la Clase 12 suele fijarse por convencion en menos de 300 milisegundos para el 95 por ciento de las peticiones.</w:t>
+      </w:r>
+    </w:p>
+    <w:p>
+      <w:pPr>
+        <w:pStyle w:val="ListBullet2"/>
+      </w:pPr>
+      <w:r>
+        <w:rPr>
+          <w:b w:val="0"/>
+          <w:color w:val="4A4A49"/>
+          <w:sz w:val="22"/>
+        </w:rPr>
+        <w:t>(No se proyecta) Con eso el grupo ve que si una pantalla dispara veinte consultas encadenadas el problema es de diseno y no de servidor.</w:t>
       </w:r>
     </w:p>
     <w:p>
@@ -672,7 +1015,7 @@
           <w:color w:val="4A4A49"/>
           <w:sz w:val="22"/>
         </w:rPr>
-        <w:t>[Slide 17] El caso de la foto de perfil, y cuando la respuesta correcta es «no necesito objeto» (1/2)</w:t>
+        <w:t>[Slide 18] El molde de Mermaid, linea por linea (1/2)</w:t>
       </w:r>
       <w:r>
         <w:rPr>
@@ -680,7 +1023,7 @@
           <w:color w:val="4A4A49"/>
           <w:sz w:val="22"/>
         </w:rPr>
-        <w:t xml:space="preserve"> — 4 vinetas.</w:t>
+        <w:t xml:space="preserve"> — 6 vinetas.</w:t>
       </w:r>
     </w:p>
     <w:p>
@@ -693,7 +1036,7 @@
           <w:color w:val="4A4A49"/>
           <w:sz w:val="22"/>
         </w:rPr>
-        <w:t>Y ahora la otra mitad, que es la que sorprende al docente: si el dominio del estudiante no maneja archivos, imagenes ni documentos adjuntos, la respuesta correcta y completa es declarar que NO necesita almacenamiento de objetos y explicar por que.</w:t>
+        <w:t>Se escribe flowchart LR, donde LR significa de izquierda a derecha, y es lo que hace que el recorrido cliente, edge, aplicacion, datos se lea como un flujo y no como una torre.</w:t>
       </w:r>
     </w:p>
     <w:p>
@@ -706,7 +1049,7 @@
           <w:color w:val="4A4A49"/>
           <w:sz w:val="22"/>
         </w:rPr>
-        <w:t>(Sobre la actividad, no se proyecta) La rubrica lo dice al reves de como el grupo lo espera: suma completo quien lo declare y justifique, y se descuenta a quien agregue un almacen de objetos sin un dato que lo pida.</w:t>
+        <w:t>Dos advertencias practicas.</w:t>
       </w:r>
     </w:p>
     <w:p>
@@ -719,7 +1062,72 @@
           <w:color w:val="4A4A49"/>
           <w:sz w:val="22"/>
         </w:rPr>
-        <w:t>(Sobre la actividad, no se proyecta) Hay que anunciarlo antes del taller, porque si no medio salon inventa un bucket «porque suena a cloud» y pierde puntos por agregar.</w:t>
+        <w:t>Sirven para dejar una nota al evaluador, no para responder.</w:t>
+      </w:r>
+    </w:p>
+    <w:p>
+      <w:pPr>
+        <w:pStyle w:val="ListBullet2"/>
+      </w:pPr>
+      <w:r>
+        <w:rPr>
+          <w:b w:val="0"/>
+          <w:color w:val="4A4A49"/>
+          <w:sz w:val="22"/>
+        </w:rPr>
+        <w:t>(No se proyecta) La diapositiva del molde existe porque el estudiante puede tener el modelo correcto en la cabeza y perder puntos por sintaxis, y porque 2 de los 14 son que el diagrama renderice.</w:t>
+      </w:r>
+    </w:p>
+    <w:p>
+      <w:pPr>
+        <w:pStyle w:val="ListBullet2"/>
+      </w:pPr>
+      <w:r>
+        <w:rPr>
+          <w:b w:val="0"/>
+          <w:color w:val="4A4A49"/>
+          <w:sz w:val="22"/>
+        </w:rPr>
+        <w:t>(No se proyecta) Hay cinco cosas que el docente debe poder explicar sin titubear.</w:t>
+      </w:r>
+    </w:p>
+    <w:p>
+      <w:pPr>
+        <w:pStyle w:val="ListBullet2"/>
+      </w:pPr>
+      <w:r>
+        <w:rPr>
+          <w:b w:val="0"/>
+          <w:color w:val="4A4A49"/>
+          <w:sz w:val="22"/>
+        </w:rPr>
+        <w:t>(No se proyecta) Vale la pena senalar la caja de la base de datos y decir «esta forma, dentro de este subgraph, son 4 de los 14 puntos».</w:t>
+      </w:r>
+    </w:p>
+    <w:p>
+      <w:pPr>
+        <w:pStyle w:val="ListBullet2"/>
+      </w:pPr>
+      <w:r>
+        <w:rPr>
+          <w:b w:val="0"/>
+          <w:color w:val="4A4A49"/>
+          <w:sz w:val="22"/>
+        </w:rPr>
+        <w:t>(No se proyecta) El procedimiento que se proyecta en la demo es el que conviene repetir tres veces: dibujar el boceto donde sea, traducirlo a Mermaid (una IA lo hace bien, y ahi hay que decir la frase exacta: la IA acierta la sintaxis, no el modelo), pegarlo en un visor Mermaid y MIRARLO RENDERIZADO.</w:t>
+      </w:r>
+    </w:p>
+    <w:p>
+      <w:pPr>
+        <w:pStyle w:val="ListBullet2"/>
+      </w:pPr>
+      <w:r>
+        <w:rPr>
+          <w:b w:val="0"/>
+          <w:color w:val="4A4A49"/>
+          <w:sz w:val="22"/>
+        </w:rPr>
+        <w:t>(No se proyecta) Si no se dibuja, se corrige ahi mismo; nadie califica un codigo que no dibuja.</w:t>
       </w:r>
     </w:p>
     <w:p>
@@ -729,7 +1137,7 @@
           <w:color w:val="4A4A49"/>
           <w:sz w:val="22"/>
         </w:rPr>
-        <w:t>[Slide 18] El caso de la foto de perfil, y cuando la respuesta correcta es «no necesito objeto» (2/2)</w:t>
+        <w:t>[Slide 19] El molde de Mermaid, linea por linea (2/2)</w:t>
       </w:r>
       <w:r>
         <w:rPr>
@@ -737,7 +1145,7 @@
           <w:color w:val="4A4A49"/>
           <w:sz w:val="22"/>
         </w:rPr>
-        <w:t xml:space="preserve"> — 3 vinetas.</w:t>
+        <w:t xml:space="preserve"> — 4 vinetas.</w:t>
       </w:r>
     </w:p>
     <w:p>
@@ -747,7 +1155,7 @@
           <w:color w:val="4A4A49"/>
           <w:sz w:val="22"/>
         </w:rPr>
-        <w:t>[Slide 19] Trazabilidad: la tabla de correspondencia (1/2)</w:t>
+        <w:t>[Slide 20] Preguntas frecuentes del grupo</w:t>
       </w:r>
       <w:r>
         <w:rPr>
@@ -755,7 +1163,7 @@
           <w:color w:val="4A4A49"/>
           <w:sz w:val="22"/>
         </w:rPr>
-        <w:t xml:space="preserve"> — 3 vinetas.</w:t>
+        <w:t xml:space="preserve"> — 5 vinetas.</w:t>
       </w:r>
     </w:p>
     <w:p>
@@ -768,7 +1176,7 @@
           <w:color w:val="4A4A49"/>
           <w:sz w:val="22"/>
         </w:rPr>
-        <w:t>(Sobre la actividad, no se proyecta) Queda la trazabilidad, donde mas puntos se pierden y donde vive una pregunta entera.</w:t>
+        <w:t>Estas cuatro aparecen todos los semestres y las cuatro se responden con material que ya esta proyectado.</w:t>
       </w:r>
     </w:p>
     <w:p>
@@ -781,7 +1189,7 @@
           <w:color w:val="4A4A49"/>
           <w:sz w:val="22"/>
         </w:rPr>
-        <w:t>(Sobre la actividad, no se proyecta) Los 5.5 puntos se reparten asi, y conviene decirlo en voz alta: 2 puntos la explicacion de por que los nombres deben coincidir, y la respuesta esperada es que los dos diagramas son el MISMO sistema visto desde angulos distintos, uno dice que piezas hay y el otro donde se ejecutan; 2.5 puntos la tabla completa, con una fila por componente y su zona; y 1 punto listar los renombres que se aplicaron, o declarar explicitamente que no hubo ninguno, que tambien vale.</w:t>
+        <w:t>Si un desarrollador necesita entrar, se hace por un unico host intermedio controlado, llamado bastion.</w:t>
       </w:r>
     </w:p>
     <w:p>
@@ -794,7 +1202,59 @@
           <w:color w:val="4A4A49"/>
           <w:sz w:val="22"/>
         </w:rPr>
-        <w:t>(Sobre la actividad, no se proyecta) La trampa esta en la palabra completa: se descuenta si la tabla deja fuera un componente que si aparece en alguno de los dos diagramas, asi que hay que instruir el gesto de llenarla con los dos diagramas abiertos al lado y contando cajas.</w:t>
+        <w:t>Por eso las zonas se llaman Publica, Privada y Datos.</w:t>
+      </w:r>
+    </w:p>
+    <w:p>
+      <w:pPr>
+        <w:pStyle w:val="ListBullet2"/>
+      </w:pPr>
+      <w:r>
+        <w:rPr>
+          <w:b w:val="0"/>
+          <w:color w:val="4A4A49"/>
+          <w:sz w:val="22"/>
+        </w:rPr>
+        <w:t>El PNG exportado va a la carpeta del Proyecto Integrador, para el informe, y no reemplaza la respuesta.</w:t>
+      </w:r>
+    </w:p>
+    <w:p>
+      <w:pPr>
+        <w:pStyle w:val="ListBullet2"/>
+      </w:pPr>
+      <w:r>
+        <w:rPr>
+          <w:b w:val="0"/>
+          <w:color w:val="4A4A49"/>
+          <w:sz w:val="22"/>
+        </w:rPr>
+        <w:t>(No se proyecta) Es mas: la rubrica DESCUENTA por nombrar subredes o servicios de un proveedor concreto, asi que escribir VPC, el nombre de una zona de disponibilidad o el de un servicio de marca resta en vez de sumar.</w:t>
+      </w:r>
+    </w:p>
+    <w:p>
+      <w:pPr>
+        <w:pStyle w:val="ListBullet2"/>
+      </w:pPr>
+      <w:r>
+        <w:rPr>
+          <w:b w:val="0"/>
+          <w:color w:val="4A4A49"/>
+          <w:sz w:val="22"/>
+        </w:rPr>
+        <w:t>(No se proyecta) «Puedo subir mi imagen del diagrama en vez del codigo Mermaid?» No para la pregunta 4: lo que se califica es el diagrama renderizado dentro de la plataforma.</w:t>
+      </w:r>
+    </w:p>
+    <w:p>
+      <w:pPr>
+        <w:pStyle w:val="ListBullet2"/>
+      </w:pPr>
+      <w:r>
+        <w:rPr>
+          <w:b w:val="0"/>
+          <w:color w:val="4A4A49"/>
+          <w:sz w:val="22"/>
+        </w:rPr>
+        <w:t>(No se proyecta) «Mi sistema es pequeno, solo tiene la aplicacion y la base de datos; igual necesito tres zonas?» Si, y no es burocracia: las tres zonas son 4 puntos y el sentido de la separacion es justamente que el punto de entrada, la logica y los datos tengan grados de exposicion distintos.</w:t>
       </w:r>
     </w:p>
     <w:p>
@@ -804,7 +1264,7 @@
           <w:color w:val="4A4A49"/>
           <w:sz w:val="22"/>
         </w:rPr>
-        <w:t>[Slide 20] Trazabilidad: la tabla de correspondencia (2/2)</w:t>
+        <w:t>[Slide 21] El diagrama de Despliegue: donde corre cada cosa</w:t>
       </w:r>
       <w:r>
         <w:rPr>
@@ -812,7 +1272,7 @@
           <w:color w:val="4A4A49"/>
           <w:sz w:val="22"/>
         </w:rPr>
-        <w:t xml:space="preserve"> — 3 vinetas.</w:t>
+        <w:t xml:space="preserve"> — 23 vinetas.</w:t>
       </w:r>
     </w:p>
     <w:p>
@@ -822,310 +1282,7 @@
           <w:color w:val="4A4A49"/>
           <w:sz w:val="22"/>
         </w:rPr>
-        <w:t>[Slide 21] Recorrer una peticion de CloudLite de punta a punta (1/2)</w:t>
-      </w:r>
-      <w:r>
-        <w:rPr>
-          <w:b w:val="0"/>
-          <w:color w:val="4A4A49"/>
-          <w:sz w:val="22"/>
-        </w:rPr>
-        <w:t xml:space="preserve"> — 5 vinetas.</w:t>
-      </w:r>
-    </w:p>
-    <w:p>
-      <w:pPr>
-        <w:pStyle w:val="ListBullet2"/>
-      </w:pPr>
-      <w:r>
-        <w:rPr>
-          <w:b w:val="0"/>
-          <w:color w:val="4A4A49"/>
-          <w:sz w:val="22"/>
-        </w:rPr>
-        <w:t>(Sobre la actividad, no se proyecta) Ese recorrido, con cada flecha etiquetada con protocolo y puerto y cada caja dentro de su zona, es la estructura que la pregunta 4 califica; lo que se pega en la plataforma es su version en Mermaid, que es la seccion siguiente.</w:t>
-      </w:r>
-    </w:p>
-    <w:p>
-      <w:r>
-        <w:rPr>
-          <w:b/>
-          <w:color w:val="4A4A49"/>
-          <w:sz w:val="22"/>
-        </w:rPr>
-        <w:t>[Slide 22] Recorrer una peticion de CloudLite de punta a punta (2/2)</w:t>
-      </w:r>
-      <w:r>
-        <w:rPr>
-          <w:b w:val="0"/>
-          <w:color w:val="4A4A49"/>
-          <w:sz w:val="22"/>
-        </w:rPr>
-        <w:t xml:space="preserve"> — 3 vinetas.</w:t>
-      </w:r>
-    </w:p>
-    <w:p>
-      <w:r>
-        <w:rPr>
-          <w:b/>
-          <w:color w:val="4A4A49"/>
-          <w:sz w:val="22"/>
-        </w:rPr>
-        <w:t>[Slide 23] El molde de Mermaid, linea por linea (1/2)</w:t>
-      </w:r>
-      <w:r>
-        <w:rPr>
-          <w:b w:val="0"/>
-          <w:color w:val="4A4A49"/>
-          <w:sz w:val="22"/>
-        </w:rPr>
-        <w:t xml:space="preserve"> — 6 vinetas.</w:t>
-      </w:r>
-    </w:p>
-    <w:p>
-      <w:pPr>
-        <w:pStyle w:val="ListBullet2"/>
-      </w:pPr>
-      <w:r>
-        <w:rPr>
-          <w:b w:val="0"/>
-          <w:color w:val="4A4A49"/>
-          <w:sz w:val="22"/>
-        </w:rPr>
-        <w:t>Hay cinco cosas que el docente debe poder explicar sin titubear.</w:t>
-      </w:r>
-    </w:p>
-    <w:p>
-      <w:pPr>
-        <w:pStyle w:val="ListBullet2"/>
-      </w:pPr>
-      <w:r>
-        <w:rPr>
-          <w:b w:val="0"/>
-          <w:color w:val="4A4A49"/>
-          <w:sz w:val="22"/>
-        </w:rPr>
-        <w:t>Se escribe flowchart LR, donde LR significa de izquierda a derecha, y es lo que hace que el recorrido cliente, edge, aplicacion, datos se lea como un flujo y no como una torre.</w:t>
-      </w:r>
-    </w:p>
-    <w:p>
-      <w:pPr>
-        <w:pStyle w:val="ListBullet2"/>
-      </w:pPr>
-      <w:r>
-        <w:rPr>
-          <w:b w:val="0"/>
-          <w:color w:val="4A4A49"/>
-          <w:sz w:val="22"/>
-        </w:rPr>
-        <w:t>Dos advertencias practicas.</w:t>
-      </w:r>
-    </w:p>
-    <w:p>
-      <w:pPr>
-        <w:pStyle w:val="ListBullet2"/>
-      </w:pPr>
-      <w:r>
-        <w:rPr>
-          <w:b w:val="0"/>
-          <w:color w:val="4A4A49"/>
-          <w:sz w:val="22"/>
-        </w:rPr>
-        <w:t>Sirven para dejar una nota al evaluador, no para responder.</w:t>
-      </w:r>
-    </w:p>
-    <w:p>
-      <w:pPr>
-        <w:pStyle w:val="ListBullet2"/>
-      </w:pPr>
-      <w:r>
-        <w:rPr>
-          <w:b w:val="0"/>
-          <w:color w:val="4A4A49"/>
-          <w:sz w:val="22"/>
-        </w:rPr>
-        <w:t>(Sobre la actividad, no se proyecta) La diapositiva del molde existe porque el estudiante puede tener el modelo correcto en la cabeza y perder puntos por sintaxis, y porque 2 de los 14 son que el diagrama renderice.</w:t>
-      </w:r>
-    </w:p>
-    <w:p>
-      <w:pPr>
-        <w:pStyle w:val="ListBullet2"/>
-      </w:pPr>
-      <w:r>
-        <w:rPr>
-          <w:b w:val="0"/>
-          <w:color w:val="4A4A49"/>
-          <w:sz w:val="22"/>
-        </w:rPr>
-        <w:t>(Sobre la actividad, no se proyecta) Vale la pena senalar la caja de la base de datos y decir «esta forma, dentro de este subgraph, son 4 de los 14 puntos».</w:t>
-      </w:r>
-    </w:p>
-    <w:p>
-      <w:pPr>
-        <w:pStyle w:val="ListBullet2"/>
-      </w:pPr>
-      <w:r>
-        <w:rPr>
-          <w:b w:val="0"/>
-          <w:color w:val="4A4A49"/>
-          <w:sz w:val="22"/>
-        </w:rPr>
-        <w:t>(Sobre la actividad, no se proyecta) Si no se dibuja, se corrige ahi mismo; nadie califica un codigo que no dibuja.</w:t>
-      </w:r>
-    </w:p>
-    <w:p>
-      <w:r>
-        <w:rPr>
-          <w:b/>
-          <w:color w:val="4A4A49"/>
-          <w:sz w:val="22"/>
-        </w:rPr>
-        <w:t>[Slide 24] El molde de Mermaid, linea por linea (2/2)</w:t>
-      </w:r>
-      <w:r>
-        <w:rPr>
-          <w:b w:val="0"/>
-          <w:color w:val="4A4A49"/>
-          <w:sz w:val="22"/>
-        </w:rPr>
-        <w:t xml:space="preserve"> — 6 vinetas.</w:t>
-      </w:r>
-    </w:p>
-    <w:p>
-      <w:r>
-        <w:rPr>
-          <w:b/>
-          <w:color w:val="4A4A49"/>
-          <w:sz w:val="22"/>
-        </w:rPr>
-        <w:t>[Slide 25] Preguntas frecuentes del grupo</w:t>
-      </w:r>
-      <w:r>
-        <w:rPr>
-          <w:b w:val="0"/>
-          <w:color w:val="4A4A49"/>
-          <w:sz w:val="22"/>
-        </w:rPr>
-        <w:t xml:space="preserve"> — 5 vinetas.</w:t>
-      </w:r>
-    </w:p>
-    <w:p>
-      <w:pPr>
-        <w:pStyle w:val="ListBullet2"/>
-      </w:pPr>
-      <w:r>
-        <w:rPr>
-          <w:b w:val="0"/>
-          <w:color w:val="4A4A49"/>
-          <w:sz w:val="22"/>
-        </w:rPr>
-        <w:t>Estas cuatro aparecen todos los semestres y las cuatro se responden con material que ya esta proyectado.</w:t>
-      </w:r>
-    </w:p>
-    <w:p>
-      <w:pPr>
-        <w:pStyle w:val="ListBullet2"/>
-      </w:pPr>
-      <w:r>
-        <w:rPr>
-          <w:b w:val="0"/>
-          <w:color w:val="4A4A49"/>
-          <w:sz w:val="22"/>
-        </w:rPr>
-        <w:t>Si un desarrollador necesita entrar, se hace por un unico host intermedio controlado, llamado bastion.</w:t>
-      </w:r>
-    </w:p>
-    <w:p>
-      <w:pPr>
-        <w:pStyle w:val="ListBullet2"/>
-      </w:pPr>
-      <w:r>
-        <w:rPr>
-          <w:b w:val="0"/>
-          <w:color w:val="4A4A49"/>
-          <w:sz w:val="22"/>
-        </w:rPr>
-        <w:t>Por eso las zonas se llaman Publica, Privada y Datos.</w:t>
-      </w:r>
-    </w:p>
-    <w:p>
-      <w:pPr>
-        <w:pStyle w:val="ListBullet2"/>
-      </w:pPr>
-      <w:r>
-        <w:rPr>
-          <w:b w:val="0"/>
-          <w:color w:val="4A4A49"/>
-          <w:sz w:val="22"/>
-        </w:rPr>
-        <w:t>El PNG exportado va a la carpeta del Proyecto Integrador, para el informe, y no reemplaza la respuesta.</w:t>
-      </w:r>
-    </w:p>
-    <w:p>
-      <w:pPr>
-        <w:pStyle w:val="ListBullet2"/>
-      </w:pPr>
-      <w:r>
-        <w:rPr>
-          <w:b w:val="0"/>
-          <w:color w:val="4A4A49"/>
-          <w:sz w:val="22"/>
-        </w:rPr>
-        <w:t>(Sobre la actividad, no se proyecta) Es mas: la rubrica DESCUENTA por nombrar subredes o servicios de un proveedor concreto, asi que escribir VPC, el nombre de una zona de disponibilidad o el de un servicio de marca resta en vez de sumar.</w:t>
-      </w:r>
-    </w:p>
-    <w:p>
-      <w:pPr>
-        <w:pStyle w:val="ListBullet2"/>
-      </w:pPr>
-      <w:r>
-        <w:rPr>
-          <w:b w:val="0"/>
-          <w:color w:val="4A4A49"/>
-          <w:sz w:val="22"/>
-        </w:rPr>
-        <w:t>(Sobre la actividad, no se proyecta) «Puedo subir mi imagen del diagrama en vez del codigo Mermaid?» No para la pregunta 4: lo que se califica es el diagrama renderizado dentro de la plataforma.</w:t>
-      </w:r>
-    </w:p>
-    <w:p>
-      <w:pPr>
-        <w:pStyle w:val="ListBullet2"/>
-      </w:pPr>
-      <w:r>
-        <w:rPr>
-          <w:b w:val="0"/>
-          <w:color w:val="4A4A49"/>
-          <w:sz w:val="22"/>
-        </w:rPr>
-        <w:t>(Sobre la actividad, no se proyecta) «Mi sistema es pequeno, solo tiene la aplicacion y la base de datos; igual necesito tres zonas?» Si, y no es burocracia: las tres zonas son 4 puntos y el sentido de la separacion es justamente que el punto de entrada, la logica y los datos tengan grados de exposicion distintos.</w:t>
-      </w:r>
-    </w:p>
-    <w:p>
-      <w:r>
-        <w:rPr>
-          <w:b/>
-          <w:color w:val="4A4A49"/>
-          <w:sz w:val="22"/>
-        </w:rPr>
-        <w:t>[Slide 26] El diagrama de Despliegue: donde corre cada cosa</w:t>
-      </w:r>
-      <w:r>
-        <w:rPr>
-          <w:b w:val="0"/>
-          <w:color w:val="4A4A49"/>
-          <w:sz w:val="22"/>
-        </w:rPr>
-        <w:t xml:space="preserve"> — 23 vinetas.</w:t>
-      </w:r>
-    </w:p>
-    <w:p>
-      <w:r>
-        <w:rPr>
-          <w:b/>
-          <w:color w:val="4A4A49"/>
-          <w:sz w:val="22"/>
-        </w:rPr>
-        <w:t>[Slide 27] Que tipo de almacenamiento pide cada componente</w:t>
+        <w:t>[Slide 22] Que tipo de almacenamiento pide cada componente</w:t>
       </w:r>
       <w:r>
         <w:rPr>
@@ -1313,7 +1470,7 @@
           <w:color w:val="4A4A49"/>
           <w:sz w:val="22"/>
         </w:rPr>
-        <w:t>Subred publica y privada: lo definen las rutas, no el nombre (1/2)</w:t>
+        <w:t>Subred publica y privada: lo definen las rutas, no el nombre</w:t>
       </w:r>
     </w:p>
     <w:p>
@@ -1326,7 +1483,7 @@
           <w:color w:val="4A4A49"/>
           <w:sz w:val="22"/>
         </w:rPr>
-        <w:t>Subred publica y privada: lo definen las rutas, no el nombre (2/2)</w:t>
+        <w:t>DNS y balanceador de carga (1/2)</w:t>
       </w:r>
     </w:p>
     <w:p>
@@ -1339,7 +1496,7 @@
           <w:color w:val="4A4A49"/>
           <w:sz w:val="22"/>
         </w:rPr>
-        <w:t>DNS y balanceador de carga (1/2)</w:t>
+        <w:t>DNS y balanceador de carga (2/2)</w:t>
       </w:r>
     </w:p>
     <w:p>
@@ -1352,7 +1509,7 @@
           <w:color w:val="4A4A49"/>
           <w:sz w:val="22"/>
         </w:rPr>
-        <w:t>DNS y balanceador de carga (2/2)</w:t>
+        <w:t>Los tres nombres de almacenamiento (1/2)</w:t>
       </w:r>
     </w:p>
     <w:p>
@@ -1365,7 +1522,7 @@
           <w:color w:val="4A4A49"/>
           <w:sz w:val="22"/>
         </w:rPr>
-        <w:t>Los tres nombres de almacenamiento (1/3)</w:t>
+        <w:t>Los tres nombres de almacenamiento (2/2)</w:t>
       </w:r>
     </w:p>
     <w:p>
@@ -1378,7 +1535,7 @@
           <w:color w:val="4A4A49"/>
           <w:sz w:val="22"/>
         </w:rPr>
-        <w:t>Los tres nombres de almacenamiento (2/3)</w:t>
+        <w:t>El caso de la foto de perfil, y cuando la respuesta correcta es «no necesito objeto»</w:t>
       </w:r>
     </w:p>
     <w:p>
@@ -1391,7 +1548,7 @@
           <w:color w:val="4A4A49"/>
           <w:sz w:val="22"/>
         </w:rPr>
-        <w:t>Los tres nombres de almacenamiento (3/3)</w:t>
+        <w:t>Trazabilidad: la tabla de correspondencia</w:t>
       </w:r>
     </w:p>
     <w:p>
@@ -1404,7 +1561,7 @@
           <w:color w:val="4A4A49"/>
           <w:sz w:val="22"/>
         </w:rPr>
-        <w:t>El caso de la foto de perfil, y cuando la respuesta correcta es «no necesito objeto» (1/2)</w:t>
+        <w:t>Recorrer una peticion de CloudLite de punta a punta</w:t>
       </w:r>
     </w:p>
     <w:p>
@@ -1417,7 +1574,7 @@
           <w:color w:val="4A4A49"/>
           <w:sz w:val="22"/>
         </w:rPr>
-        <w:t>El caso de la foto de perfil, y cuando la respuesta correcta es «no necesito objeto» (2/2)</w:t>
+        <w:t>El molde de Mermaid, linea por linea (1/2)</w:t>
       </w:r>
     </w:p>
     <w:p>
@@ -1430,7 +1587,7 @@
           <w:color w:val="4A4A49"/>
           <w:sz w:val="22"/>
         </w:rPr>
-        <w:t>Trazabilidad: la tabla de correspondencia (1/2)</w:t>
+        <w:t>El molde de Mermaid, linea por linea (2/2)</w:t>
       </w:r>
     </w:p>
     <w:p>
@@ -1443,7 +1600,7 @@
           <w:color w:val="4A4A49"/>
           <w:sz w:val="22"/>
         </w:rPr>
-        <w:t>Trazabilidad: la tabla de correspondencia (2/2)</w:t>
+        <w:t>Preguntas frecuentes del grupo</w:t>
       </w:r>
     </w:p>
     <w:p>
@@ -1456,7 +1613,7 @@
           <w:color w:val="4A4A49"/>
           <w:sz w:val="22"/>
         </w:rPr>
-        <w:t>Recorrer una peticion de CloudLite de punta a punta (1/2)</w:t>
+        <w:t>El diagrama de Despliegue: donde corre cada cosa</w:t>
       </w:r>
     </w:p>
     <w:p>
@@ -1469,7 +1626,7 @@
           <w:color w:val="4A4A49"/>
           <w:sz w:val="22"/>
         </w:rPr>
-        <w:t>Recorrer una peticion de CloudLite de punta a punta (2/2)</w:t>
+        <w:t>Que tipo de almacenamiento pide cada componente</w:t>
       </w:r>
     </w:p>
     <w:p>
@@ -1482,7 +1639,7 @@
           <w:color w:val="4A4A49"/>
           <w:sz w:val="22"/>
         </w:rPr>
-        <w:t>El molde de Mermaid, linea por linea (1/2)</w:t>
+        <w:t>Ejemplo de diagrama de despliegue (Deployment)</w:t>
       </w:r>
     </w:p>
     <w:p>
@@ -1495,7 +1652,7 @@
           <w:color w:val="4A4A49"/>
           <w:sz w:val="22"/>
         </w:rPr>
-        <w:t>El molde de Mermaid, linea por linea (2/2)</w:t>
+        <w:t>El Despliegue en Mermaid: el molde que un visor renderiza</w:t>
       </w:r>
     </w:p>
     <w:p>
@@ -1508,7 +1665,7 @@
           <w:color w:val="4A4A49"/>
           <w:sz w:val="22"/>
         </w:rPr>
-        <w:t>Preguntas frecuentes del grupo</w:t>
+        <w:t>Del boceto al código Mermaid</w:t>
       </w:r>
     </w:p>
     <w:p>
@@ -1521,72 +1678,99 @@
           <w:color w:val="4A4A49"/>
           <w:sz w:val="22"/>
         </w:rPr>
-        <w:t>El diagrama de Despliegue: donde corre cada cosa</w:t>
+        <w:t>Clase 7 · cierre conceptual</w:t>
       </w:r>
     </w:p>
     <w:p>
       <w:pPr>
-        <w:pStyle w:val="ListNumber"/>
-      </w:pPr>
+        <w:spacing w:before="200" w:after="60"/>
+      </w:pPr>
+      <w:r>
+        <w:rPr>
+          <w:b/>
+          <w:color w:val="1A1C1D"/>
+          <w:sz w:val="32"/>
+        </w:rPr>
+        <w:t>Plan de clase minuto a minuto (120 min)</w:t>
+      </w:r>
+    </w:p>
+    <w:p>
+      <w:pPr>
+        <w:spacing w:before="200" w:after="60"/>
+      </w:pPr>
+      <w:r>
+        <w:rPr>
+          <w:b/>
+          <w:color w:val="1A1C1D"/>
+          <w:sz w:val="32"/>
+        </w:rPr>
+        <w:t>0–10 · Encuadre PI · [Slide 2][Slide 3]</w:t>
+      </w:r>
+    </w:p>
+    <w:p>
       <w:r>
         <w:rPr>
           <w:b w:val="0"/>
           <w:color w:val="4A4A49"/>
           <w:sz w:val="22"/>
         </w:rPr>
-        <w:t>Que tipo de almacenamiento pide cada componente</w:t>
-      </w:r>
-    </w:p>
-    <w:p>
-      <w:pPr>
-        <w:pStyle w:val="ListNumber"/>
-      </w:pPr>
+        <w:t xml:space="preserve">Di casi literal: «Hoy avanzamos el PI CloudLite App en: </w:t>
+      </w:r>
+      <w:r>
+        <w:rPr>
+          <w:b/>
+          <w:color w:val="4A4A49"/>
+          <w:sz w:val="22"/>
+        </w:rPr>
+        <w:t>Diagrama de despliegue: red, zonas, almacenamiento</w:t>
+      </w:r>
       <w:r>
         <w:rPr>
           <w:b w:val="0"/>
           <w:color w:val="4A4A49"/>
           <w:sz w:val="22"/>
         </w:rPr>
-        <w:t>Ejemplo de diagrama de despliegue (Deployment)</w:t>
+        <w:t>.</w:t>
       </w:r>
     </w:p>
     <w:p>
-      <w:pPr>
-        <w:pStyle w:val="ListNumber"/>
-      </w:pPr>
       <w:r>
         <w:rPr>
           <w:b w:val="0"/>
           <w:color w:val="4A4A49"/>
           <w:sz w:val="22"/>
         </w:rPr>
-        <w:t>El Despliegue en Mermaid: el molde que un visor renderiza</w:t>
+        <w:t>Entregable concreto: Diagrama Deployment en Mermaid en la plataforma del curso (3 zonas + puertos) + tipo de almacenamiento por componente.</w:t>
       </w:r>
     </w:p>
     <w:p>
-      <w:pPr>
-        <w:pStyle w:val="ListNumber"/>
-      </w:pPr>
       <w:r>
         <w:rPr>
           <w:b w:val="0"/>
           <w:color w:val="4A4A49"/>
           <w:sz w:val="22"/>
         </w:rPr>
-        <w:t>Del boceto al código Mermaid</w:t>
+        <w:t>Teoría breve y luego taller; no es un lab suelto.»</w:t>
       </w:r>
     </w:p>
     <w:p>
-      <w:pPr>
-        <w:pStyle w:val="ListNumber"/>
-      </w:pPr>
       <w:r>
         <w:rPr>
           <w:b w:val="0"/>
           <w:color w:val="4A4A49"/>
           <w:sz w:val="22"/>
         </w:rPr>
-        <w:t>Clase 7 · cierre conceptual</w:t>
+        <w:t>Pasa la diapositiva de agenda y la de objetivos. Abre el enunciado PI si alguien aún no lo tiene.</w:t>
+      </w:r>
+    </w:p>
+    <w:p>
+      <w:r>
+        <w:rPr>
+          <w:b w:val="0"/>
+          <w:color w:val="4A4A49"/>
+          <w:sz w:val="22"/>
+        </w:rPr>
+        <w:t>Pregunta de arranque (1 min): «¿En qué quedó tu CloudLite la clase pasada?» — sirve para detectar estudiantes rezagados antes de avanzar.</w:t>
       </w:r>
     </w:p>
     <w:p>
@@ -1599,7 +1783,148 @@
           <w:color w:val="1A1C1D"/>
           <w:sz w:val="32"/>
         </w:rPr>
-        <w:t>Plan de clase minuto a minuto (120 min)</w:t>
+        <w:t>10–40 · Teoría Core (al servicio del taller) · desde [Slide 4]</w:t>
+      </w:r>
+    </w:p>
+    <w:p>
+      <w:r>
+        <w:rPr>
+          <w:b w:val="0"/>
+          <w:color w:val="4A4A49"/>
+          <w:sz w:val="22"/>
+        </w:rPr>
+        <w:t>Cubre estos conceptos, en este orden, ~10 min cada uno, con su diapositiva:</w:t>
+      </w:r>
+    </w:p>
+    <w:p>
+      <w:pPr>
+        <w:pStyle w:val="ListBullet"/>
+      </w:pPr>
+      <w:r>
+        <w:rPr>
+          <w:b/>
+          <w:color w:val="4A4A49"/>
+          <w:sz w:val="22"/>
+        </w:rPr>
+        <w:t>Red lógica para el diagrama</w:t>
+      </w:r>
+      <w:r>
+        <w:rPr>
+          <w:b w:val="0"/>
+          <w:color w:val="4A4A49"/>
+          <w:sz w:val="22"/>
+        </w:rPr>
+        <w:t xml:space="preserve"> · [Slide 4]</w:t>
+      </w:r>
+    </w:p>
+    <w:p>
+      <w:pPr>
+        <w:pStyle w:val="ListBullet"/>
+      </w:pPr>
+      <w:r>
+        <w:rPr>
+          <w:b/>
+          <w:color w:val="4A4A49"/>
+          <w:sz w:val="22"/>
+        </w:rPr>
+        <w:t>Almacenamiento</w:t>
+      </w:r>
+      <w:r>
+        <w:rPr>
+          <w:b w:val="0"/>
+          <w:color w:val="4A4A49"/>
+          <w:sz w:val="22"/>
+        </w:rPr>
+        <w:t xml:space="preserve"> · [Slide 5]</w:t>
+      </w:r>
+    </w:p>
+    <w:p>
+      <w:pPr>
+        <w:pStyle w:val="ListBullet"/>
+      </w:pPr>
+      <w:r>
+        <w:rPr>
+          <w:b/>
+          <w:color w:val="4A4A49"/>
+          <w:sz w:val="22"/>
+        </w:rPr>
+        <w:t>Checklist del diagrama Deployment</w:t>
+      </w:r>
+      <w:r>
+        <w:rPr>
+          <w:b w:val="0"/>
+          <w:color w:val="4A4A49"/>
+          <w:sz w:val="22"/>
+        </w:rPr>
+        <w:t xml:space="preserve"> · [Slide 6]</w:t>
+      </w:r>
+    </w:p>
+    <w:p>
+      <w:r>
+        <w:rPr>
+          <w:b/>
+          <w:color w:val="4A4A49"/>
+          <w:sz w:val="22"/>
+        </w:rPr>
+        <w:t>Ninguna se salta</w:t>
+      </w:r>
+      <w:r>
+        <w:rPr>
+          <w:b w:val="0"/>
+          <w:color w:val="4A4A49"/>
+          <w:sz w:val="22"/>
+        </w:rPr>
+        <w:t>: cada una de esas diapositivas es el mecanismo con que se resuelve</w:t>
+      </w:r>
+    </w:p>
+    <w:p>
+      <w:r>
+        <w:rPr>
+          <w:b w:val="0"/>
+          <w:color w:val="4A4A49"/>
+          <w:sz w:val="22"/>
+        </w:rPr>
+        <w:t>al menos una pregunta de la actividad calificada de hoy.</w:t>
+      </w:r>
+    </w:p>
+    <w:p>
+      <w:r>
+        <w:rPr>
+          <w:b w:val="0"/>
+          <w:color w:val="4A4A49"/>
+          <w:sz w:val="22"/>
+        </w:rPr>
+        <w:t>El desarrollo completo de cada uno está arriba, en «Fundamento teórico para el docente»:</w:t>
+      </w:r>
+    </w:p>
+    <w:p>
+      <w:r>
+        <w:rPr>
+          <w:b w:val="0"/>
+          <w:color w:val="4A4A49"/>
+          <w:sz w:val="22"/>
+        </w:rPr>
+        <w:t>esa sección está escrita para que puedas dictarla sin consultar otra fuente.</w:t>
+      </w:r>
+    </w:p>
+    <w:p>
+      <w:r>
+        <w:rPr>
+          <w:b w:val="0"/>
+          <w:color w:val="4A4A49"/>
+          <w:sz w:val="22"/>
+        </w:rPr>
+        <w:t>Cada 8–10 min amarra al artefacto: «esto es lo que van a dejar hoy en su informe/diagrama/repo».</w:t>
+      </w:r>
+    </w:p>
+    <w:p>
+      <w:r>
+        <w:rPr>
+          <w:b w:val="0"/>
+          <w:color w:val="4A4A49"/>
+          <w:sz w:val="22"/>
+        </w:rPr>
+        <w:t>Pide un estudiante voluntario y usa SU dominio como ejemplo en vivo (no el de la demo).</w:t>
       </w:r>
     </w:p>
     <w:p>
@@ -1612,240 +1937,7 @@
           <w:color w:val="1A1C1D"/>
           <w:sz w:val="32"/>
         </w:rPr>
-        <w:t>0–10 · Encuadre PI · [Slide 2][Slide 3]</w:t>
-      </w:r>
-    </w:p>
-    <w:p>
-      <w:r>
-        <w:rPr>
-          <w:b w:val="0"/>
-          <w:color w:val="4A4A49"/>
-          <w:sz w:val="22"/>
-        </w:rPr>
-        <w:t xml:space="preserve">Di casi literal: «Hoy avanzamos el PI CloudLite App en: </w:t>
-      </w:r>
-      <w:r>
-        <w:rPr>
-          <w:b/>
-          <w:color w:val="4A4A49"/>
-          <w:sz w:val="22"/>
-        </w:rPr>
-        <w:t>Diagrama de despliegue: red, zonas, almacenamiento</w:t>
-      </w:r>
-      <w:r>
-        <w:rPr>
-          <w:b w:val="0"/>
-          <w:color w:val="4A4A49"/>
-          <w:sz w:val="22"/>
-        </w:rPr>
-        <w:t>.</w:t>
-      </w:r>
-    </w:p>
-    <w:p>
-      <w:r>
-        <w:rPr>
-          <w:b w:val="0"/>
-          <w:color w:val="4A4A49"/>
-          <w:sz w:val="22"/>
-        </w:rPr>
-        <w:t>Entregable concreto: Diagrama Deployment en Mermaid en la plataforma del curso (3 zonas + puertos) + tipo de almacenamiento por componente.</w:t>
-      </w:r>
-    </w:p>
-    <w:p>
-      <w:r>
-        <w:rPr>
-          <w:b w:val="0"/>
-          <w:color w:val="4A4A49"/>
-          <w:sz w:val="22"/>
-        </w:rPr>
-        <w:t>Teoría breve y luego taller; no es un lab suelto.»</w:t>
-      </w:r>
-    </w:p>
-    <w:p>
-      <w:r>
-        <w:rPr>
-          <w:b w:val="0"/>
-          <w:color w:val="4A4A49"/>
-          <w:sz w:val="22"/>
-        </w:rPr>
-        <w:t>Pasa la diapositiva de agenda y la de objetivos. Abre el enunciado PI si alguien aún no lo tiene.</w:t>
-      </w:r>
-    </w:p>
-    <w:p>
-      <w:r>
-        <w:rPr>
-          <w:b w:val="0"/>
-          <w:color w:val="4A4A49"/>
-          <w:sz w:val="22"/>
-        </w:rPr>
-        <w:t>Pregunta de arranque (1 min): «¿En qué quedó tu CloudLite la clase pasada?» — sirve para detectar estudiantes rezagados antes de avanzar.</w:t>
-      </w:r>
-    </w:p>
-    <w:p>
-      <w:pPr>
-        <w:spacing w:before="200" w:after="60"/>
-      </w:pPr>
-      <w:r>
-        <w:rPr>
-          <w:b/>
-          <w:color w:val="1A1C1D"/>
-          <w:sz w:val="32"/>
-        </w:rPr>
-        <w:t>10–40 · Teoría Core (al servicio del taller) · desde [Slide 4]</w:t>
-      </w:r>
-    </w:p>
-    <w:p>
-      <w:r>
-        <w:rPr>
-          <w:b w:val="0"/>
-          <w:color w:val="4A4A49"/>
-          <w:sz w:val="22"/>
-        </w:rPr>
-        <w:t>Cubre estos conceptos, en este orden, ~10 min cada uno, con su diapositiva:</w:t>
-      </w:r>
-    </w:p>
-    <w:p>
-      <w:pPr>
-        <w:pStyle w:val="ListBullet"/>
-      </w:pPr>
-      <w:r>
-        <w:rPr>
-          <w:b/>
-          <w:color w:val="4A4A49"/>
-          <w:sz w:val="22"/>
-        </w:rPr>
-        <w:t>Red lógica para el diagrama</w:t>
-      </w:r>
-      <w:r>
-        <w:rPr>
-          <w:b w:val="0"/>
-          <w:color w:val="4A4A49"/>
-          <w:sz w:val="22"/>
-        </w:rPr>
-        <w:t xml:space="preserve"> · [Slide 4]</w:t>
-      </w:r>
-    </w:p>
-    <w:p>
-      <w:pPr>
-        <w:pStyle w:val="ListBullet"/>
-      </w:pPr>
-      <w:r>
-        <w:rPr>
-          <w:b/>
-          <w:color w:val="4A4A49"/>
-          <w:sz w:val="22"/>
-        </w:rPr>
-        <w:t>Almacenamiento</w:t>
-      </w:r>
-      <w:r>
-        <w:rPr>
-          <w:b w:val="0"/>
-          <w:color w:val="4A4A49"/>
-          <w:sz w:val="22"/>
-        </w:rPr>
-        <w:t xml:space="preserve"> · [Slide 5]</w:t>
-      </w:r>
-    </w:p>
-    <w:p>
-      <w:pPr>
-        <w:pStyle w:val="ListBullet"/>
-      </w:pPr>
-      <w:r>
-        <w:rPr>
-          <w:b/>
-          <w:color w:val="4A4A49"/>
-          <w:sz w:val="22"/>
-        </w:rPr>
-        <w:t>Checklist del diagrama Deployment</w:t>
-      </w:r>
-      <w:r>
-        <w:rPr>
-          <w:b w:val="0"/>
-          <w:color w:val="4A4A49"/>
-          <w:sz w:val="22"/>
-        </w:rPr>
-        <w:t xml:space="preserve"> · [Slide 6]</w:t>
-      </w:r>
-    </w:p>
-    <w:p>
-      <w:r>
-        <w:rPr>
-          <w:b/>
-          <w:color w:val="4A4A49"/>
-          <w:sz w:val="22"/>
-        </w:rPr>
-        <w:t>Ninguna se salta</w:t>
-      </w:r>
-      <w:r>
-        <w:rPr>
-          <w:b w:val="0"/>
-          <w:color w:val="4A4A49"/>
-          <w:sz w:val="22"/>
-        </w:rPr>
-        <w:t>: cada una de esas diapositivas es el mecanismo con que se resuelve</w:t>
-      </w:r>
-    </w:p>
-    <w:p>
-      <w:r>
-        <w:rPr>
-          <w:b w:val="0"/>
-          <w:color w:val="4A4A49"/>
-          <w:sz w:val="22"/>
-        </w:rPr>
-        <w:t>al menos una pregunta de la actividad calificada de hoy.</w:t>
-      </w:r>
-    </w:p>
-    <w:p>
-      <w:r>
-        <w:rPr>
-          <w:b w:val="0"/>
-          <w:color w:val="4A4A49"/>
-          <w:sz w:val="22"/>
-        </w:rPr>
-        <w:t>El desarrollo completo de cada uno está arriba, en «Fundamento teórico para el docente»:</w:t>
-      </w:r>
-    </w:p>
-    <w:p>
-      <w:r>
-        <w:rPr>
-          <w:b w:val="0"/>
-          <w:color w:val="4A4A49"/>
-          <w:sz w:val="22"/>
-        </w:rPr>
-        <w:t>esa sección está escrita para que puedas dictarla sin consultar otra fuente.</w:t>
-      </w:r>
-    </w:p>
-    <w:p>
-      <w:r>
-        <w:rPr>
-          <w:b w:val="0"/>
-          <w:color w:val="4A4A49"/>
-          <w:sz w:val="22"/>
-        </w:rPr>
-        <w:t>Cada 8–10 min amarra al artefacto: «esto es lo que van a dejar hoy en su informe/diagrama/repo».</w:t>
-      </w:r>
-    </w:p>
-    <w:p>
-      <w:r>
-        <w:rPr>
-          <w:b w:val="0"/>
-          <w:color w:val="4A4A49"/>
-          <w:sz w:val="22"/>
-        </w:rPr>
-        <w:t>Pide un estudiante voluntario y usa SU dominio como ejemplo en vivo (no el de la demo).</w:t>
-      </w:r>
-    </w:p>
-    <w:p>
-      <w:pPr>
-        <w:spacing w:before="200" w:after="60"/>
-      </w:pPr>
-      <w:r>
-        <w:rPr>
-          <w:b/>
-          <w:color w:val="1A1C1D"/>
-          <w:sz w:val="32"/>
-        </w:rPr>
-        <w:t>40–55 · Demo en vivo · [Slide 30]</w:t>
+        <w:t>40–55 · Demo en vivo · [Slide 25]</w:t>
       </w:r>
     </w:p>
     <w:p>
@@ -2299,7 +2391,7 @@
           <w:color w:val="4A4A49"/>
           <w:sz w:val="22"/>
         </w:rPr>
-        <w:t>Narra los clics en voz alta. Si falla la red, proyecta la [Slide 29], que ya trae el resultado de la demo, y recórrela rótulo por rótulo.</w:t>
+        <w:t>Narra los clics en voz alta. Si falla la red, proyecta la [Slide 24], que ya trae el resultado de la demo, y recórrela rótulo por rótulo.</w:t>
       </w:r>
     </w:p>
     <w:p>
@@ -2669,7 +2761,7 @@
           <w:color w:val="1A1C1D"/>
           <w:sz w:val="32"/>
         </w:rPr>
-        <w:t>115–120 · Cierre · [Slide 31]</w:t>
+        <w:t>115–120 · Cierre · [Slide 26]</w:t>
       </w:r>
     </w:p>
     <w:p>

--- a/Arquitectura de Sistemas Computacionales/Kit docente/Clase 7/Guion Docente Clase 7 - Redes y almacenamiento cloud.docx
+++ b/Arquitectura de Sistemas Computacionales/Kit docente/Clase 7/Guion Docente Clase 7 - Redes y almacenamiento cloud.docx
@@ -284,7 +284,7 @@
           <w:color w:val="4A4A49"/>
           <w:sz w:val="22"/>
         </w:rPr>
-        <w:t>[Slide 7] El tercer angulo: que responde el diagrama de despliegue (1/2)</w:t>
+        <w:t>[Slide 4] El tercer angulo: que responde el diagrama de despliegue</w:t>
       </w:r>
       <w:r>
         <w:rPr>
@@ -305,7 +305,7 @@
           <w:color w:val="4A4A49"/>
           <w:sz w:val="22"/>
         </w:rPr>
-        <w:t>(No se proyecta) Conviene tener claro el mapa de los tres diagramas del curso, porque el estudiante cree que dibuja lo mismo tres veces.</w:t>
+        <w:t>DESARROLLO (para explicarlo, no se proyecta):</w:t>
       </w:r>
     </w:p>
     <w:p>
@@ -318,7 +318,7 @@
           <w:color w:val="4A4A49"/>
           <w:sz w:val="22"/>
         </w:rPr>
-        <w:t>(No se proyecta) En la Clase 1 se hizo C4 Context: el sistema como una caja, quien lo usa y con que sistemas externos habla; responde QUIEN.</w:t>
+        <w:t>El diagrama de despliegue responde una pregunta que los anteriores no responden: donde corre cada pieza y por que camino de red se hablan entre si.</w:t>
       </w:r>
     </w:p>
     <w:p>
@@ -331,7 +331,7 @@
           <w:color w:val="4A4A49"/>
           <w:sz w:val="22"/>
         </w:rPr>
-        <w:t>(No se proyecta) En la Clase 4 se hizo C4 Containers: que aplicaciones, servicios y bases de datos lo componen por dentro y con que contratos se comunican; responde QUE.</w:t>
+        <w:t>Hoy se hace el despliegue: en que nodos se ejecutan esos contenedores, en que zona de red esta cada nodo, por que puerto y protocolo pasa cada flecha, y donde quedan los datos; responde DONDE.</w:t>
       </w:r>
     </w:p>
     <w:p>
@@ -344,7 +344,7 @@
           <w:color w:val="4A4A49"/>
           <w:sz w:val="22"/>
         </w:rPr>
-        <w:t>(No se proyecta) Es el mismo sistema desde un tercer angulo, no un sistema nuevo, y por eso los nombres deben coincidir con los de la Clase 4.</w:t>
+        <w:t>Un nodo es cualquier lugar de ejecucion: una maquina virtual, un host de contenedores, un servicio gestionado.</w:t>
       </w:r>
     </w:p>
     <w:p>
@@ -357,7 +357,7 @@
           <w:color w:val="4A4A49"/>
           <w:sz w:val="22"/>
         </w:rPr>
-        <w:t>(No se proyecta) Lo que se califica hoy son 25 de los 100 puntos de la actividad del Corte 2, en tres preguntas: 14 puntos el diagrama de despliegue, 5.5 el tipo de almacenamiento de cada componente y 5.5 la tabla de correspondencia con el C4 Containers.</w:t>
+        <w:t>Los tres diagramas del curso son tres preguntas sobre el mismo sistema: el Context responde quien lo usa y de que depende, el Containers responde que piezas lo forman y como se hablan, y el Despliegue responde donde corre cada pieza y por que camino de red.</w:t>
       </w:r>
     </w:p>
     <w:p>
@@ -370,7 +370,7 @@
           <w:color w:val="4A4A49"/>
           <w:sz w:val="22"/>
         </w:rPr>
-        <w:t>(No se proyecta) Y hay un dato que cambia como se dicta la clase: el entregable NO es una imagen.</w:t>
+        <w:t>Un error comun es dibujar en el Despliegue cajas que no existian en el Containers: si aparece una pieza nueva, primero se agrega al Containers.</w:t>
       </w:r>
     </w:p>
     <w:p>
@@ -383,7 +383,7 @@
           <w:color w:val="4A4A49"/>
           <w:sz w:val="22"/>
         </w:rPr>
-        <w:t>(No se proyecta) La pregunta 4 se responde con codigo Mermaid pegado en la plataforma del curso, que la plataforma renderiza en la misma pantalla, y 2 de esos 14 puntos son literalmente que renderice sin error.</w:t>
+        <w:t>(No se proyecta) Conviene tener claro el mapa de los tres diagramas del curso, porque el estudiante cree que dibuja lo mismo tres veces.</w:t>
       </w:r>
     </w:p>
     <w:p>
@@ -396,43 +396,33 @@
           <w:color w:val="4A4A49"/>
           <w:sz w:val="22"/>
         </w:rPr>
-        <w:t>(No se proyecta) El boceto en draw.io o en Excalidraw sigue sirviendo, y es el paso 1 del metodo que se proyecta hoy, pero es un borrador de trabajo: no se entrega y no se califica.</w:t>
+        <w:t>(No se proyecta) En la Clase 1 se hizo C4 Context: el sistema como una caja, quien lo usa y con que sistemas externos habla; responde QUIEN.</w:t>
       </w:r>
     </w:p>
     <w:p>
-      <w:r>
-        <w:rPr>
-          <w:b/>
-          <w:color w:val="4A4A49"/>
-          <w:sz w:val="22"/>
-        </w:rPr>
-        <w:t>[Slide 8] El tercer angulo: que responde el diagrama de despliegue (2/2)</w:t>
-      </w:r>
+      <w:pPr>
+        <w:pStyle w:val="ListBullet2"/>
+      </w:pPr>
       <w:r>
         <w:rPr>
           <w:b w:val="0"/>
           <w:color w:val="4A4A49"/>
           <w:sz w:val="22"/>
         </w:rPr>
-        <w:t xml:space="preserve"> — 2 vinetas.</w:t>
+        <w:t>(No se proyecta) En la Clase 4 se hizo C4 Containers: que aplicaciones, servicios y bases de datos lo componen por dentro y con que contratos se comunican; responde QUE.</w:t>
       </w:r>
     </w:p>
     <w:p>
-      <w:r>
-        <w:rPr>
-          <w:b/>
-          <w:color w:val="4A4A49"/>
-          <w:sz w:val="22"/>
-        </w:rPr>
-        <w:t>[Slide 9] IP, puerto y protocolo: las tres etiquetas de cada flecha</w:t>
-      </w:r>
+      <w:pPr>
+        <w:pStyle w:val="ListBullet2"/>
+      </w:pPr>
       <w:r>
         <w:rPr>
           <w:b w:val="0"/>
           <w:color w:val="4A4A49"/>
           <w:sz w:val="22"/>
         </w:rPr>
-        <w:t xml:space="preserve"> — 4 vinetas.</w:t>
+        <w:t>(No se proyecta) Es el mismo sistema desde un tercer angulo, no un sistema nuevo, y por eso los nombres deben coincidir con los de la Clase 4.</w:t>
       </w:r>
     </w:p>
     <w:p>
@@ -445,7 +435,7 @@
           <w:color w:val="4A4A49"/>
           <w:sz w:val="22"/>
         </w:rPr>
-        <w:t>Una direccion IP identifica una maquina dentro de una red.</w:t>
+        <w:t>(No se proyecta) Lo que se califica hoy son 25 de los 100 puntos de la actividad del Corte 2, en tres preguntas: 14 puntos el diagrama de despliegue, 5.5 el tipo de almacenamiento de cada componente y 5.5 la tabla de correspondencia con el C4 Containers.</w:t>
       </w:r>
     </w:p>
     <w:p>
@@ -458,7 +448,7 @@
           <w:color w:val="4A4A49"/>
           <w:sz w:val="22"/>
         </w:rPr>
-        <w:t>(No se proyecta) Para etiquetar ese diagrama hacen falta tres conceptos de red que el docente debe definir en una frase.</w:t>
+        <w:t>(No se proyecta) Y hay un dato que cambia como se dicta la clase: el entregable NO es una imagen.</w:t>
       </w:r>
     </w:p>
     <w:p>
@@ -471,7 +461,7 @@
           <w:color w:val="4A4A49"/>
           <w:sz w:val="22"/>
         </w:rPr>
-        <w:t>(No se proyecta) Esto no es decorativo: la pregunta 4 da 2 puntos por que cada componente lleve su puerto etiquetado, y el diagrama de referencia usa exactamente tres, 443 en el edge, 8080 en la API y 5432 en la base de datos, que son los mismos que el estudiante ya escribio en el EXPOSE de su Dockerfile de la Clase 3.</w:t>
+        <w:t>(No se proyecta) La pregunta 4 se responde con codigo Mermaid pegado en la plataforma del curso, que la plataforma renderiza en la misma pantalla, y 2 de esos 14 puntos son literalmente que renderice sin error.</w:t>
       </w:r>
     </w:p>
     <w:p>
@@ -484,7 +474,7 @@
           <w:color w:val="4A4A49"/>
           <w:sz w:val="22"/>
         </w:rPr>
-        <w:t>(No se proyecta) Ahi esta el amarre: cuando en Killercoda se ejecuto el contenedor publicando un puerto, esa linea era la decision de que superficie queda expuesta, tema de la Clase 6, y hoy esa decision se dibuja.</w:t>
+        <w:t>(No se proyecta) El boceto en draw.io o en Excalidraw sigue sirviendo, y es el paso 1 del metodo que se proyecta hoy, pero es un borrador de trabajo: no se entrega y no se califica.</w:t>
       </w:r>
     </w:p>
     <w:p>
@@ -494,7 +484,7 @@
           <w:color w:val="4A4A49"/>
           <w:sz w:val="22"/>
         </w:rPr>
-        <w:t>[Slide 10] Subred publica y privada: lo definen las rutas, no el nombre</w:t>
+        <w:t>[Slide 5] IP, puerto y protocolo: las tres etiquetas de cada flecha</w:t>
       </w:r>
       <w:r>
         <w:rPr>
@@ -502,7 +492,7 @@
           <w:color w:val="4A4A49"/>
           <w:sz w:val="22"/>
         </w:rPr>
-        <w:t xml:space="preserve"> — 3 vinetas.</w:t>
+        <w:t xml:space="preserve"> — 4 vinetas.</w:t>
       </w:r>
     </w:p>
     <w:p>
@@ -515,7 +505,7 @@
           <w:color w:val="4A4A49"/>
           <w:sz w:val="22"/>
         </w:rPr>
-        <w:t>Una privada no lo tiene; solo se alcanza desde dentro, aunque normalmente si puede salir para descargar actualizaciones.</w:t>
+        <w:t>DESARROLLO (para explicarlo, no se proyecta):</w:t>
       </w:r>
     </w:p>
     <w:p>
@@ -528,7 +518,7 @@
           <w:color w:val="4A4A49"/>
           <w:sz w:val="22"/>
         </w:rPr>
-        <w:t>(No se proyecta) Sobre esa distincion se construye la regla de las zonas, con tres nombres exactos porque son tres zonas y no dos: en la zona PUBLICA van el punto de entrada, el balanceador o proxy inverso, y la aplicacion web estatica, que es publica sin que eso sea una fuga porque no lleva secretos dentro; el cliente que llega de internet se dibuja FUERA de las tres zonas, porque es el actor y no una pieza que el estudiante despliegue; la API va en la zona PRIVADA, alcanzable solo desde el edge; y los datos van en una tercera zona, la de DATOS, que solo acepta conexiones desde la aplicacion y no tiene salida a internet.</w:t>
+        <w:t>Un puerto es un numero entre 1 y 65535 que identifica a que proceso de esa maquina se entrega el trafico: la direccion lleva el paquete al edificio, el puerto lo lleva a la oficina.</w:t>
       </w:r>
     </w:p>
     <w:p>
@@ -541,7 +531,7 @@
           <w:color w:val="4A4A49"/>
           <w:sz w:val="22"/>
         </w:rPr>
-        <w:t>(No se proyecta) Los 4 puntos de ubicacion de la pregunta 4 se pierden COMPLETOS si la base de datos queda en la zona publica: no es un descuento parcial, es el error que la pregunta esta disenada para detectar.</w:t>
+        <w:t>Un protocolo es el idioma de esa conexion: HTTP o HTTPS para la API, el protocolo propio del motor para la base de datos.</w:t>
       </w:r>
     </w:p>
     <w:p>
@@ -554,7 +544,7 @@
           <w:color w:val="4A4A49"/>
           <w:sz w:val="22"/>
         </w:rPr>
-        <w:t>(No se proyecta) Y las tres zonas rotuladas valen otros 4 puntos por si mismas, asi que un diagrama de dos zonas, aunque tenga la base de datos bien puesta, ya empezo perdiendo.</w:t>
+        <w:t>Hay puertos fijados por convencion registrada, no por ley fisica: 80 para HTTP, 443 para HTTPS, 5432 para PostgreSQL, 3306 para MySQL, 8080 para desarrollo.</w:t>
       </w:r>
     </w:p>
     <w:p>
@@ -567,25 +557,20 @@
           <w:color w:val="4A4A49"/>
           <w:sz w:val="22"/>
         </w:rPr>
-        <w:t>(No se proyecta) Conviene ademas nombrar la frontera de confianza: es la linea donde termina lo que el estudiante controla y empieza lo que no.</w:t>
+        <w:t>Nada impide correr una base de datos en el 9999, pero cambiar la convencion confunde a quien opera.</w:t>
       </w:r>
     </w:p>
     <w:p>
-      <w:r>
-        <w:rPr>
-          <w:b/>
-          <w:color w:val="4A4A49"/>
-          <w:sz w:val="22"/>
-        </w:rPr>
-        <w:t>[Slide 11] DNS y balanceador de carga (1/2)</w:t>
-      </w:r>
+      <w:pPr>
+        <w:pStyle w:val="ListBullet2"/>
+      </w:pPr>
       <w:r>
         <w:rPr>
           <w:b w:val="0"/>
           <w:color w:val="4A4A49"/>
           <w:sz w:val="22"/>
         </w:rPr>
-        <w:t xml:space="preserve"> — 3 vinetas.</w:t>
+        <w:t>NOTAS:</w:t>
       </w:r>
     </w:p>
     <w:p>
@@ -598,7 +583,7 @@
           <w:color w:val="4A4A49"/>
           <w:sz w:val="22"/>
         </w:rPr>
-        <w:t>El balanceador de carga recibe todas las peticiones y las reparte entre varias instancias iguales del mismo servicio, con algoritmos como round robin o menor numero de conexiones activas.</w:t>
+        <w:t>Una direccion IP identifica una maquina dentro de una red.</w:t>
       </w:r>
     </w:p>
     <w:p>
@@ -611,7 +596,7 @@
           <w:color w:val="4A4A49"/>
           <w:sz w:val="22"/>
         </w:rPr>
-        <w:t>(No se proyecta) Dos piezas mas hay que explicar sin titubear.</w:t>
+        <w:t>(No se proyecta) Para etiquetar ese diagrama hacen falta tres conceptos de red que el docente debe definir en una frase.</w:t>
       </w:r>
     </w:p>
     <w:p>
@@ -624,25 +609,20 @@
           <w:color w:val="4A4A49"/>
           <w:sz w:val="22"/>
         </w:rPr>
-        <w:t>(No se proyecta) En el diagrama de hoy el balanceador es el habitante de la zona publica, y el /health que consulta es el mismo contrato de salud que se verifico con curl en la Clase 3 y el primer monitoreo real de la Clase 8.</w:t>
+        <w:t>(No se proyecta) Esto no es decorativo: la pregunta 4 da 2 puntos por que cada componente lleve su puerto etiquetado, y el diagrama de referencia usa exactamente tres, 443 en el edge, 8080 en la API y 5432 en la base de datos, que son los mismos que el estudiante ya escribio en el EXPOSE de su Dockerfile de la Clase 3.</w:t>
       </w:r>
     </w:p>
     <w:p>
-      <w:r>
-        <w:rPr>
-          <w:b/>
-          <w:color w:val="4A4A49"/>
-          <w:sz w:val="22"/>
-        </w:rPr>
-        <w:t>[Slide 12] DNS y balanceador de carga (2/2)</w:t>
-      </w:r>
+      <w:pPr>
+        <w:pStyle w:val="ListBullet2"/>
+      </w:pPr>
       <w:r>
         <w:rPr>
           <w:b w:val="0"/>
           <w:color w:val="4A4A49"/>
           <w:sz w:val="22"/>
         </w:rPr>
-        <w:t xml:space="preserve"> — 3 vinetas.</w:t>
+        <w:t>(No se proyecta) Ahi esta el amarre: cuando en Killercoda se ejecuto el contenedor publicando un puerto, esa linea era la decision de que superficie queda expuesta, tema de la Clase 6, y hoy esa decision se dibuja.</w:t>
       </w:r>
     </w:p>
     <w:p>
@@ -652,7 +632,7 @@
           <w:color w:val="4A4A49"/>
           <w:sz w:val="22"/>
         </w:rPr>
-        <w:t>[Slide 13] Los tres nombres de almacenamiento (1/2)</w:t>
+        <w:t>[Slide 6] Red lógica para el diagrama</w:t>
       </w:r>
       <w:r>
         <w:rPr>
@@ -664,29 +644,39 @@
       </w:r>
     </w:p>
     <w:p>
-      <w:pPr>
-        <w:pStyle w:val="ListBullet2"/>
-      </w:pPr>
+      <w:r>
+        <w:rPr>
+          <w:b/>
+          <w:color w:val="4A4A49"/>
+          <w:sz w:val="22"/>
+        </w:rPr>
+        <w:t>[Slide 7] Ejemplo de diagrama de despliegue (Deployment)</w:t>
+      </w:r>
       <w:r>
         <w:rPr>
           <w:b w:val="0"/>
           <w:color w:val="4A4A49"/>
           <w:sz w:val="22"/>
         </w:rPr>
-        <w:t>Y cada eleccion se justifica nombrando la caracteristica del dato.</w:t>
+        <w:t xml:space="preserve"> — 4 vinetas.</w:t>
       </w:r>
     </w:p>
     <w:p>
-      <w:pPr>
-        <w:pStyle w:val="ListBullet2"/>
-      </w:pPr>
+      <w:r>
+        <w:rPr>
+          <w:b/>
+          <w:color w:val="4A4A49"/>
+          <w:sz w:val="22"/>
+        </w:rPr>
+        <w:t>[Slide 8] Subred publica y privada: lo definen las rutas, no el nombre</w:t>
+      </w:r>
       <w:r>
         <w:rPr>
           <w:b w:val="0"/>
           <w:color w:val="4A4A49"/>
           <w:sz w:val="22"/>
         </w:rPr>
-        <w:t>Bloque cuando un solo proceso monta un disco y escribe en el como si fuera local</w:t>
+        <w:t xml:space="preserve"> — 2 vinetas.</w:t>
       </w:r>
     </w:p>
     <w:p>
@@ -699,7 +689,7 @@
           <w:color w:val="4A4A49"/>
           <w:sz w:val="22"/>
         </w:rPr>
-        <w:t>Objeto cuando el archivo se guarda y se recupera entero por una clave o una URL.</w:t>
+        <w:t>DESARROLLO (para explicarlo, no se proyecta):</w:t>
       </w:r>
     </w:p>
     <w:p>
@@ -712,7 +702,7 @@
           <w:color w:val="4A4A49"/>
           <w:sz w:val="22"/>
         </w:rPr>
-        <w:t>(No se proyecta) Vale la pena escribirlas en el tablero y sostenerlas toda la clase.</w:t>
+        <w:t>Una subred es una subdivision de una red, y lo que la hace publica o privada no es su nombre sino sus rutas.</w:t>
       </w:r>
     </w:p>
     <w:p>
@@ -725,7 +715,7 @@
           <w:color w:val="4A4A49"/>
           <w:sz w:val="22"/>
         </w:rPr>
-        <w:t>(No se proyecta) Hay una cuarta categoria en la literatura, el almacenamiento de ARCHIVOS, un sistema de archivos compartido que varias instancias montan por red; conviene nombrarla como contraste para que nadie se sienta enganado, pero no es una de las tres palabras que la pregunta admite, y quien cree necesitarla casi siempre esta describiendo un caso que en la nube se resuelve con objeto.</w:t>
+        <w:t>Una subred publica tiene camino de entrada desde internet: alguien de afuera puede iniciar una conexion hacia lo que vive ahi.</w:t>
       </w:r>
     </w:p>
     <w:p>
@@ -738,43 +728,33 @@
           <w:color w:val="4A4A49"/>
           <w:sz w:val="22"/>
         </w:rPr>
-        <w:t>(No se proyecta) «Es mas rapido», «es lo que usa todo el mundo» o «es lo normal» no son caracteristicas del dato y no suman ni un punto, aunque el tipo elegido sea el correcto.</w:t>
+        <w:t>En CloudLite las mas faciles de senalar son las dos flechas que salen a lo que no es suyo, la pasarela de pagos y el correo transaccional: ninguno de los dos esta en las tres zonas, y la del molde que se proyecta es la de la pasarela.</w:t>
       </w:r>
     </w:p>
     <w:p>
-      <w:r>
-        <w:rPr>
-          <w:b/>
-          <w:color w:val="4A4A49"/>
-          <w:sz w:val="22"/>
-        </w:rPr>
-        <w:t>[Slide 14] Los tres nombres de almacenamiento (2/2)</w:t>
-      </w:r>
+      <w:pPr>
+        <w:pStyle w:val="ListBullet2"/>
+      </w:pPr>
       <w:r>
         <w:rPr>
           <w:b w:val="0"/>
           <w:color w:val="4A4A49"/>
           <w:sz w:val="22"/>
         </w:rPr>
-        <w:t xml:space="preserve"> — 4 vinetas.</w:t>
+        <w:t>NOTAS:</w:t>
       </w:r>
     </w:p>
     <w:p>
-      <w:r>
-        <w:rPr>
-          <w:b/>
-          <w:color w:val="4A4A49"/>
-          <w:sz w:val="22"/>
-        </w:rPr>
-        <w:t>[Slide 15] El caso de la foto de perfil, y cuando la respuesta correcta es «no necesito objeto»</w:t>
-      </w:r>
+      <w:pPr>
+        <w:pStyle w:val="ListBullet2"/>
+      </w:pPr>
       <w:r>
         <w:rPr>
           <w:b w:val="0"/>
           <w:color w:val="4A4A49"/>
           <w:sz w:val="22"/>
         </w:rPr>
-        <w:t xml:space="preserve"> — 3 vinetas.</w:t>
+        <w:t>Una privada no lo tiene; solo se alcanza desde dentro, aunque normalmente si puede salir para descargar actualizaciones.</w:t>
       </w:r>
     </w:p>
     <w:p>
@@ -787,7 +767,7 @@
           <w:color w:val="4A4A49"/>
           <w:sz w:val="22"/>
         </w:rPr>
-        <w:t>(No se proyecta) El ejemplo que hace visible la decision, y el error de diseno que conviene provocar: CloudLite permite subir una foto de perfil o adjuntar un PDF.</w:t>
+        <w:t>(No se proyecta) Sobre esa distincion se construye la regla de las zonas, con tres nombres exactos porque son tres zonas y no dos: en la zona PUBLICA van el punto de entrada, el balanceador o proxy inverso, y la aplicacion web estatica, que es publica sin que eso sea una fuga porque no lleva secretos dentro; el cliente que llega de internet se dibuja FUERA de las tres zonas, porque es el actor y no una pieza que el estudiante despliegue; la API va en la zona PRIVADA, alcanzable solo desde el edge; y los datos van en una tercera zona, la de DATOS, que solo acepta conexiones desde la aplicacion y no tiene salida a internet.</w:t>
       </w:r>
     </w:p>
     <w:p>
@@ -800,7 +780,7 @@
           <w:color w:val="4A4A49"/>
           <w:sz w:val="22"/>
         </w:rPr>
-        <w:t>(No se proyecta) Hay que dejar que el estudiante la proponga y luego cuantificarla: dos megabytes por usuario y cinco mil usuarios son diez gigabytes de binarios dentro de una base cuyos datos utiles podrian ser doscientos megabytes; cada respaldo arrastra esos diez gigabytes y la cache del motor se llena de bytes que ninguna consulta filtra.</w:t>
+        <w:t>(No se proyecta) Los 4 puntos de ubicacion de la pregunta 4 se pierden COMPLETOS si la base de datos queda en la zona publica: no es un descuento parcial, es el error que la pregunta esta disenada para detectar.</w:t>
       </w:r>
     </w:p>
     <w:p>
@@ -813,7 +793,7 @@
           <w:color w:val="4A4A49"/>
           <w:sz w:val="22"/>
         </w:rPr>
-        <w:t>(No se proyecta) Mantener los contenedores sin estado es la condicion del escalado horizontal de la Clase 13.</w:t>
+        <w:t>(No se proyecta) Y las tres zonas rotuladas valen otros 4 puntos por si mismas, asi que un diagrama de dos zonas, aunque tenga la base de datos bien puesta, ya empezo perdiendo.</w:t>
       </w:r>
     </w:p>
     <w:p>
@@ -826,20 +806,25 @@
           <w:color w:val="4A4A49"/>
           <w:sz w:val="22"/>
         </w:rPr>
-        <w:t>(No se proyecta) Y ahora la otra mitad, que es la que sorprende al docente: si el dominio del estudiante no maneja archivos, imagenes ni documentos adjuntos, la respuesta correcta y completa es declarar que NO necesita almacenamiento de objetos y explicar por que.</w:t>
+        <w:t>(No se proyecta) Conviene ademas nombrar la frontera de confianza: es la linea donde termina lo que el estudiante controla y empieza lo que no.</w:t>
       </w:r>
     </w:p>
     <w:p>
-      <w:pPr>
-        <w:pStyle w:val="ListBullet2"/>
-      </w:pPr>
+      <w:r>
+        <w:rPr>
+          <w:b/>
+          <w:color w:val="4A4A49"/>
+          <w:sz w:val="22"/>
+        </w:rPr>
+        <w:t>[Slide 9] DNS y balanceador de carga</w:t>
+      </w:r>
       <w:r>
         <w:rPr>
           <w:b w:val="0"/>
           <w:color w:val="4A4A49"/>
           <w:sz w:val="22"/>
         </w:rPr>
-        <w:t>(No se proyecta) La rubrica lo dice al reves de como el grupo lo espera: suma completo quien lo declare y justifique, y se descuenta a quien agregue un almacen de objetos sin un dato que lo pida.</w:t>
+        <w:t xml:space="preserve"> — 3 vinetas.</w:t>
       </w:r>
     </w:p>
     <w:p>
@@ -852,25 +837,20 @@
           <w:color w:val="4A4A49"/>
           <w:sz w:val="22"/>
         </w:rPr>
-        <w:t>(No se proyecta) Hay que anunciarlo antes del taller, porque si no medio salon inventa un bucket «porque suena a cloud» y pierde puntos por agregar.</w:t>
+        <w:t>DESARROLLO (para explicarlo, no se proyecta):</w:t>
       </w:r>
     </w:p>
     <w:p>
-      <w:r>
-        <w:rPr>
-          <w:b/>
-          <w:color w:val="4A4A49"/>
-          <w:sz w:val="22"/>
-        </w:rPr>
-        <w:t>[Slide 16] Trazabilidad: la tabla de correspondencia</w:t>
-      </w:r>
+      <w:pPr>
+        <w:pStyle w:val="ListBullet2"/>
+      </w:pPr>
       <w:r>
         <w:rPr>
           <w:b w:val="0"/>
           <w:color w:val="4A4A49"/>
           <w:sz w:val="22"/>
         </w:rPr>
-        <w:t xml:space="preserve"> — 5 vinetas.</w:t>
+        <w:t>El DNS es el directorio distribuido que traduce un nombre legible, como cloudlite.example, en la direccion IP donde atiende el servicio; el registro tipo A apunta un nombre a una IP y el CNAME apunta un nombre a otro nombre.</w:t>
       </w:r>
     </w:p>
     <w:p>
@@ -883,7 +863,7 @@
           <w:color w:val="4A4A49"/>
           <w:sz w:val="22"/>
         </w:rPr>
-        <w:t>(No se proyecta) Queda la trazabilidad, donde mas puntos se pierden y donde vive una pregunta entera.</w:t>
+        <w:t>Cada registro tiene un TTL, los segundos que los demas guardan la respuesta en cache; tipicamente de 300 a 3600, asi que un cambio de direccion no es instantaneo para todos.</w:t>
       </w:r>
     </w:p>
     <w:p>
@@ -896,7 +876,7 @@
           <w:color w:val="4A4A49"/>
           <w:sz w:val="22"/>
         </w:rPr>
-        <w:t>(No se proyecta) Los nombres de las cajas del despliegue deben ser los mismos que los contenedores del C4 Containers de la Clase 4: si alli el servicio se llamaba api-citas, hoy no puede aparecer como backend, ni puede aparecer una caja nueva que nadie declaro.</w:t>
+        <w:t>Su funcion menos obvia y mas importante es el chequeo de salud: consulta un endpoint como /health, por convencion cada 10 a 30 segundos, y si falla dos o tres veces seguidas retira esa instancia de la rotacion hasta que responda.</w:t>
       </w:r>
     </w:p>
     <w:p>
@@ -909,7 +889,7 @@
           <w:color w:val="4A4A49"/>
           <w:sz w:val="22"/>
         </w:rPr>
-        <w:t>(No se proyecta) Los 5.5 puntos se reparten asi, y conviene decirlo en voz alta: 2 puntos la explicacion de por que los nombres deben coincidir, y la respuesta esperada es que los dos diagramas son el MISMO sistema visto desde angulos distintos, uno dice que piezas hay y el otro donde se ejecutan; 2.5 puntos la tabla completa, con una fila por componente y su zona; y 1 punto listar los renombres que se aplicaron, o declarar explicitamente que no hubo ninguno, que tambien vale.</w:t>
+        <w:t>Es tambien donde termina el TLS, es decir donde se descifra HTTPS.</w:t>
       </w:r>
     </w:p>
     <w:p>
@@ -922,7 +902,7 @@
           <w:color w:val="4A4A49"/>
           <w:sz w:val="22"/>
         </w:rPr>
-        <w:t>(No se proyecta) La trampa esta en la palabra completa: se descuenta si la tabla deja fuera un componente que si aparece en alguno de los dos diagramas, asi que hay que instruir el gesto de llenarla con los dos diagramas abiertos al lado y contando cajas.</w:t>
+        <w:t>En CloudLite el recorrido es concreto: cloudlite.example resuelve a la IP del balanceador, que escucha en el 443, termina el TLS y reenvia la peticion a una instancia de la API en el 8080.</w:t>
       </w:r>
     </w:p>
     <w:p>
@@ -935,25 +915,20 @@
           <w:color w:val="4A4A49"/>
           <w:sz w:val="22"/>
         </w:rPr>
-        <w:t>(No se proyecta) La cadena aguas abajo es directa: la Clase 6 identifico amenazas y fronteras de confianza en texto y hoy esas fronteras se vuelven zonas dibujadas; la Clase 8 tomara cada flecha para definir que se mide en ella, porque no se puede monitorear un camino que no esta dibujado; la Clase 10 costeara estas mismas cajas, asi que la eleccion de almacenamiento es tambien decision de costo; y la Clase 13 discutira cual caja se replica y cual no.</w:t>
+        <w:t>Si una instancia no responde a su /health, el balanceador deja de enviarle trafico: es la primera forma de disponibilidad que el sistema obtiene sin escribir codigo.</w:t>
       </w:r>
     </w:p>
     <w:p>
-      <w:r>
-        <w:rPr>
-          <w:b/>
-          <w:color w:val="4A4A49"/>
-          <w:sz w:val="22"/>
-        </w:rPr>
-        <w:t>[Slide 17] Recorrer una peticion de CloudLite de punta a punta</w:t>
-      </w:r>
+      <w:pPr>
+        <w:pStyle w:val="ListBullet2"/>
+      </w:pPr>
       <w:r>
         <w:rPr>
           <w:b w:val="0"/>
           <w:color w:val="4A4A49"/>
           <w:sz w:val="22"/>
         </w:rPr>
-        <w:t xml:space="preserve"> — 5 vinetas.</w:t>
+        <w:t>NOTAS:</w:t>
       </w:r>
     </w:p>
     <w:p>
@@ -966,7 +941,7 @@
           <w:color w:val="4A4A49"/>
           <w:sz w:val="22"/>
         </w:rPr>
-        <w:t>(No se proyecta) La mejor forma de dictar la clase es seguir una peticion de CloudLite de punta a punta sobre el diagrama proyectado.</w:t>
+        <w:t>El balanceador de carga recibe todas las peticiones y las reparte entre varias instancias iguales del mismo servicio, con algoritmos como round robin o menor numero de conexiones activas.</w:t>
       </w:r>
     </w:p>
     <w:p>
@@ -979,7 +954,7 @@
           <w:color w:val="4A4A49"/>
           <w:sz w:val="22"/>
         </w:rPr>
-        <w:t>(No se proyecta) Ese recorrido, con cada flecha etiquetada con protocolo y puerto y cada caja dentro de su zona, es la estructura que la pregunta 4 califica; lo que se pega en la plataforma es su version en Mermaid, que es la seccion siguiente.</w:t>
+        <w:t>(No se proyecta) Dos piezas mas hay que explicar sin titubear.</w:t>
       </w:r>
     </w:p>
     <w:p>
@@ -992,38 +967,38 @@
           <w:color w:val="4A4A49"/>
           <w:sz w:val="22"/>
         </w:rPr>
-        <w:t>(No se proyecta) Sirve tambien para citar numeros: una consulta simple bien indexada responde entre 1 y 20 milisegundos, y el objetivo que se formalizara en la Clase 12 suele fijarse por convencion en menos de 300 milisegundos para el 95 por ciento de las peticiones.</w:t>
+        <w:t>(No se proyecta) En el diagrama de hoy el balanceador es el habitante de la zona publica, y el /health que consulta es el mismo contrato de salud que se verifico con curl en la Clase 3 y el primer monitoreo real de la Clase 8.</w:t>
       </w:r>
     </w:p>
     <w:p>
-      <w:pPr>
-        <w:pStyle w:val="ListBullet2"/>
-      </w:pPr>
+      <w:r>
+        <w:rPr>
+          <w:b/>
+          <w:color w:val="4A4A49"/>
+          <w:sz w:val="22"/>
+        </w:rPr>
+        <w:t>[Slide 10] Los tres nombres de almacenamiento</w:t>
+      </w:r>
       <w:r>
         <w:rPr>
           <w:b w:val="0"/>
           <w:color w:val="4A4A49"/>
           <w:sz w:val="22"/>
         </w:rPr>
-        <w:t>(No se proyecta) Con eso el grupo ve que si una pantalla dispara veinte consultas encadenadas el problema es de diseno y no de servidor.</w:t>
+        <w:t xml:space="preserve"> — 4 vinetas.</w:t>
       </w:r>
     </w:p>
     <w:p>
-      <w:r>
-        <w:rPr>
-          <w:b/>
-          <w:color w:val="4A4A49"/>
-          <w:sz w:val="22"/>
-        </w:rPr>
-        <w:t>[Slide 18] El molde de Mermaid, linea por linea (1/2)</w:t>
-      </w:r>
+      <w:pPr>
+        <w:pStyle w:val="ListBullet2"/>
+      </w:pPr>
       <w:r>
         <w:rPr>
           <w:b w:val="0"/>
           <w:color w:val="4A4A49"/>
           <w:sz w:val="22"/>
         </w:rPr>
-        <w:t xml:space="preserve"> — 6 vinetas.</w:t>
+        <w:t>DESARROLLO (para explicarlo, no se proyecta):</w:t>
       </w:r>
     </w:p>
     <w:p>
@@ -1036,7 +1011,7 @@
           <w:color w:val="4A4A49"/>
           <w:sz w:val="22"/>
         </w:rPr>
-        <w:t>Se escribe flowchart LR, donde LR significa de izquierda a derecha, y es lo que hace que el recorrido cliente, edge, aplicacion, datos se lea como un flujo y no como una torre.</w:t>
+        <w:t>El almacenamiento se decide por la caracteristica del dato, y aqui hay que ser estricto con el vocabulario: se usan TRES palabras y no mas: Relacional, Bloque y Objeto.</w:t>
       </w:r>
     </w:p>
     <w:p>
@@ -1049,7 +1024,7 @@
           <w:color w:val="4A4A49"/>
           <w:sz w:val="22"/>
         </w:rPr>
-        <w:t>Dos advertencias practicas.</w:t>
+        <w:t>RELACIONAL es el motor de base de datos que guarda registros estructurados y permite cruzarlos con consultas y transacciones; la caracteristica del dato que lo exige es que ese dato se cruza con otro dato, y la prueba es que existe una consulta que los junta.</w:t>
       </w:r>
     </w:p>
     <w:p>
@@ -1062,7 +1037,7 @@
           <w:color w:val="4A4A49"/>
           <w:sz w:val="22"/>
         </w:rPr>
-        <w:t>Sirven para dejar una nota al evaluador, no para responder.</w:t>
+        <w:t>BLOQUE es un disco crudo que el sistema operativo formatea y monta; se conecta a una sola instancia a la vez, es lo que hay debajo del volumen de un contenedor</w:t>
       </w:r>
     </w:p>
     <w:p>
@@ -1075,7 +1050,7 @@
           <w:color w:val="4A4A49"/>
           <w:sz w:val="22"/>
         </w:rPr>
-        <w:t>(No se proyecta) La diapositiva del molde existe porque el estudiante puede tener el modelo correcto en la cabeza y perder puntos por sintaxis, y porque 2 de los 14 son que el diagrama renderice.</w:t>
+        <w:t>Y se mide en gigabytes y en IOPS, operaciones de lectura y escritura por segundo; la caracteristica que lo exige es que el dato lo monta un solo proceso y se escribe por partes, sin recuperarse entero.</w:t>
       </w:r>
     </w:p>
     <w:p>
@@ -1088,7 +1063,7 @@
           <w:color w:val="4A4A49"/>
           <w:sz w:val="22"/>
         </w:rPr>
-        <w:t>(No se proyecta) Hay cinco cosas que el docente debe poder explicar sin titubear.</w:t>
+        <w:t>OBJETO no tiene carpetas reales: es un espacio plano de contenedores llamados buckets donde cada objeto se guarda bajo una clave, se lee y escribe por HTTP y se reemplaza completo en vez de editarse por partes</w:t>
       </w:r>
     </w:p>
     <w:p>
@@ -1101,7 +1076,7 @@
           <w:color w:val="4A4A49"/>
           <w:sz w:val="22"/>
         </w:rPr>
-        <w:t>(No se proyecta) Vale la pena senalar la caja de la base de datos y decir «esta forma, dentro de este subgraph, son 4 de los 14 puntos».</w:t>
+        <w:t>Es practicamente ilimitado, barato y accesible por URL; la caracteristica que lo exige es que el dato se recupera entero, sin partes.</w:t>
       </w:r>
     </w:p>
     <w:p>
@@ -1114,7 +1089,7 @@
           <w:color w:val="4A4A49"/>
           <w:sz w:val="22"/>
         </w:rPr>
-        <w:t>(No se proyecta) El procedimiento que se proyecta en la demo es el que conviene repetir tres veces: dibujar el boceto donde sea, traducirlo a Mermaid (una IA lo hace bien, y ahi hay que decir la frase exacta: la IA acierta la sintaxis, no el modelo), pegarlo en un visor Mermaid y MIRARLO RENDERIZADO.</w:t>
+        <w:t>El numero que ordena la decision es el precio relativo: un gigabyte al mes en objetos cuesta del orden de dos a tres centavos de dolar, en disco de bloque cerca de cuatro veces mas, y en base de datos gestionada aun mas porque se paga computo.</w:t>
       </w:r>
     </w:p>
     <w:p>
@@ -1127,43 +1102,33 @@
           <w:color w:val="4A4A49"/>
           <w:sz w:val="22"/>
         </w:rPr>
-        <w:t>(No se proyecta) Si no se dibuja, se corrige ahi mismo; nadie califica un codigo que no dibuja.</w:t>
+        <w:t>Son referencias de mercado, no reglas fijas, y aqui no se aprovisiona nada de pago: el valor esta en justificar.</w:t>
       </w:r>
     </w:p>
     <w:p>
-      <w:r>
-        <w:rPr>
-          <w:b/>
-          <w:color w:val="4A4A49"/>
-          <w:sz w:val="22"/>
-        </w:rPr>
-        <w:t>[Slide 19] El molde de Mermaid, linea por linea (2/2)</w:t>
-      </w:r>
+      <w:pPr>
+        <w:pStyle w:val="ListBullet2"/>
+      </w:pPr>
       <w:r>
         <w:rPr>
           <w:b w:val="0"/>
           <w:color w:val="4A4A49"/>
           <w:sz w:val="22"/>
         </w:rPr>
-        <w:t xml:space="preserve"> — 4 vinetas.</w:t>
+        <w:t>El resumen operativo es: Relacional cuando el dato se consulta cruzado con otro y necesita transacciones</w:t>
       </w:r>
     </w:p>
     <w:p>
-      <w:r>
-        <w:rPr>
-          <w:b/>
-          <w:color w:val="4A4A49"/>
-          <w:sz w:val="22"/>
-        </w:rPr>
-        <w:t>[Slide 20] Preguntas frecuentes del grupo</w:t>
-      </w:r>
+      <w:pPr>
+        <w:pStyle w:val="ListBullet2"/>
+      </w:pPr>
       <w:r>
         <w:rPr>
           <w:b w:val="0"/>
           <w:color w:val="4A4A49"/>
           <w:sz w:val="22"/>
         </w:rPr>
-        <w:t xml:space="preserve"> — 5 vinetas.</w:t>
+        <w:t>NOTAS:</w:t>
       </w:r>
     </w:p>
     <w:p>
@@ -1176,7 +1141,7 @@
           <w:color w:val="4A4A49"/>
           <w:sz w:val="22"/>
         </w:rPr>
-        <w:t>Estas cuatro aparecen todos los semestres y las cuatro se responden con material que ya esta proyectado.</w:t>
+        <w:t>Y cada eleccion se justifica nombrando la caracteristica del dato.</w:t>
       </w:r>
     </w:p>
     <w:p>
@@ -1189,7 +1154,7 @@
           <w:color w:val="4A4A49"/>
           <w:sz w:val="22"/>
         </w:rPr>
-        <w:t>Si un desarrollador necesita entrar, se hace por un unico host intermedio controlado, llamado bastion.</w:t>
+        <w:t>Bloque cuando un solo proceso monta un disco y escribe en el como si fuera local</w:t>
       </w:r>
     </w:p>
     <w:p>
@@ -1202,7 +1167,7 @@
           <w:color w:val="4A4A49"/>
           <w:sz w:val="22"/>
         </w:rPr>
-        <w:t>Por eso las zonas se llaman Publica, Privada y Datos.</w:t>
+        <w:t>Objeto cuando el archivo se guarda y se recupera entero por una clave o una URL.</w:t>
       </w:r>
     </w:p>
     <w:p>
@@ -1215,7 +1180,7 @@
           <w:color w:val="4A4A49"/>
           <w:sz w:val="22"/>
         </w:rPr>
-        <w:t>El PNG exportado va a la carpeta del Proyecto Integrador, para el informe, y no reemplaza la respuesta.</w:t>
+        <w:t>(No se proyecta) Vale la pena escribirlas en el tablero y sostenerlas toda la clase.</w:t>
       </w:r>
     </w:p>
     <w:p>
@@ -1228,7 +1193,7 @@
           <w:color w:val="4A4A49"/>
           <w:sz w:val="22"/>
         </w:rPr>
-        <w:t>(No se proyecta) Es mas: la rubrica DESCUENTA por nombrar subredes o servicios de un proveedor concreto, asi que escribir VPC, el nombre de una zona de disponibilidad o el de un servicio de marca resta en vez de sumar.</w:t>
+        <w:t>(No se proyecta) Hay una cuarta categoria en la literatura, el almacenamiento de ARCHIVOS, un sistema de archivos compartido que varias instancias montan por red; conviene nombrarla como contraste para que nadie se sienta enganado, pero no es una de las tres palabras que la pregunta admite, y quien cree necesitarla casi siempre esta describiendo un caso que en la nube se resuelve con objeto.</w:t>
       </w:r>
     </w:p>
     <w:p>
@@ -1241,20 +1206,25 @@
           <w:color w:val="4A4A49"/>
           <w:sz w:val="22"/>
         </w:rPr>
-        <w:t>(No se proyecta) «Puedo subir mi imagen del diagrama en vez del codigo Mermaid?» No para la pregunta 4: lo que se califica es el diagrama renderizado dentro de la plataforma.</w:t>
+        <w:t>(No se proyecta) «Es mas rapido», «es lo que usa todo el mundo» o «es lo normal» no son caracteristicas del dato y no suman ni un punto, aunque el tipo elegido sea el correcto.</w:t>
       </w:r>
     </w:p>
     <w:p>
-      <w:pPr>
-        <w:pStyle w:val="ListBullet2"/>
-      </w:pPr>
+      <w:r>
+        <w:rPr>
+          <w:b/>
+          <w:color w:val="4A4A49"/>
+          <w:sz w:val="22"/>
+        </w:rPr>
+        <w:t>[Slide 11] Almacenamiento</w:t>
+      </w:r>
       <w:r>
         <w:rPr>
           <w:b w:val="0"/>
           <w:color w:val="4A4A49"/>
           <w:sz w:val="22"/>
         </w:rPr>
-        <w:t>(No se proyecta) «Mi sistema es pequeno, solo tiene la aplicacion y la base de datos; igual necesito tres zonas?» Si, y no es burocracia: las tres zonas son 4 puntos y el sentido de la separacion es justamente que el punto de entrada, la logica y los datos tengan grados de exposicion distintos.</w:t>
+        <w:t xml:space="preserve"> — 5 vinetas.</w:t>
       </w:r>
     </w:p>
     <w:p>
@@ -1264,7 +1234,7 @@
           <w:color w:val="4A4A49"/>
           <w:sz w:val="22"/>
         </w:rPr>
-        <w:t>[Slide 21] El diagrama de Despliegue: donde corre cada cosa</w:t>
+        <w:t>[Slide 12] Que tipo de almacenamiento pide cada componente</w:t>
       </w:r>
       <w:r>
         <w:rPr>
@@ -1272,7 +1242,7 @@
           <w:color w:val="4A4A49"/>
           <w:sz w:val="22"/>
         </w:rPr>
-        <w:t xml:space="preserve"> — 23 vinetas.</w:t>
+        <w:t xml:space="preserve"> — 6 vinetas.</w:t>
       </w:r>
     </w:p>
     <w:p>
@@ -1282,7 +1252,7 @@
           <w:color w:val="4A4A49"/>
           <w:sz w:val="22"/>
         </w:rPr>
-        <w:t>[Slide 22] Que tipo de almacenamiento pide cada componente</w:t>
+        <w:t>[Slide 13] El caso de la foto de perfil, y cuando la respuesta correcta es «no necesito objeto»</w:t>
       </w:r>
       <w:r>
         <w:rPr>
@@ -1290,7 +1260,890 @@
           <w:color w:val="4A4A49"/>
           <w:sz w:val="22"/>
         </w:rPr>
-        <w:t xml:space="preserve"> — 11 vinetas.</w:t>
+        <w:t xml:space="preserve"> — 2 vinetas.</w:t>
+      </w:r>
+    </w:p>
+    <w:p>
+      <w:pPr>
+        <w:pStyle w:val="ListBullet2"/>
+      </w:pPr>
+      <w:r>
+        <w:rPr>
+          <w:b w:val="0"/>
+          <w:color w:val="4A4A49"/>
+          <w:sz w:val="22"/>
+        </w:rPr>
+        <w:t>DESARROLLO (para explicarlo, no se proyecta):</w:t>
+      </w:r>
+    </w:p>
+    <w:p>
+      <w:pPr>
+        <w:pStyle w:val="ListBullet2"/>
+      </w:pPr>
+      <w:r>
+        <w:rPr>
+          <w:b w:val="0"/>
+          <w:color w:val="4A4A49"/>
+          <w:sz w:val="22"/>
+        </w:rPr>
+        <w:t>La solucion ingenua es guardar el archivo en una columna binaria de la base de datos.</w:t>
+      </w:r>
+    </w:p>
+    <w:p>
+      <w:pPr>
+        <w:pStyle w:val="ListBullet2"/>
+      </w:pPr>
+      <w:r>
+        <w:rPr>
+          <w:b w:val="0"/>
+          <w:color w:val="4A4A49"/>
+          <w:sz w:val="22"/>
+        </w:rPr>
+        <w:t>El diseno correcto separa: el archivo va a almacenamiento de objetos y la base guarda una fila con la clave del objeto, el dueno, el tamano, el tipo de contenido y la fecha.</w:t>
+      </w:r>
+    </w:p>
+    <w:p>
+      <w:pPr>
+        <w:pStyle w:val="ListBullet2"/>
+      </w:pPr>
+      <w:r>
+        <w:rPr>
+          <w:b w:val="0"/>
+          <w:color w:val="4A4A49"/>
+          <w:sz w:val="22"/>
+        </w:rPr>
+        <w:t>Hay una razon adicional: un contenedor es efimero, lo que se escriba en su sistema de archivos desaparece cuando se reemplaza, y con dos instancias detras del balanceador el archivo subido a una no existe en la otra.</w:t>
+      </w:r>
+    </w:p>
+    <w:p>
+      <w:pPr>
+        <w:pStyle w:val="ListBullet2"/>
+      </w:pPr>
+      <w:r>
+        <w:rPr>
+          <w:b w:val="0"/>
+          <w:color w:val="4A4A49"/>
+          <w:sz w:val="22"/>
+        </w:rPr>
+        <w:t>(No se proyecta) El ejemplo que hace visible la decision, y el error de diseno que conviene provocar: CloudLite permite subir una foto de perfil o adjuntar un PDF.</w:t>
+      </w:r>
+    </w:p>
+    <w:p>
+      <w:pPr>
+        <w:pStyle w:val="ListBullet2"/>
+      </w:pPr>
+      <w:r>
+        <w:rPr>
+          <w:b w:val="0"/>
+          <w:color w:val="4A4A49"/>
+          <w:sz w:val="22"/>
+        </w:rPr>
+        <w:t>(No se proyecta) Hay que dejar que el estudiante la proponga y luego cuantificarla: dos megabytes por usuario y cinco mil usuarios son diez gigabytes de binarios dentro de una base cuyos datos utiles podrian ser doscientos megabytes; cada respaldo arrastra esos diez gigabytes y la cache del motor se llena de bytes que ninguna consulta filtra.</w:t>
+      </w:r>
+    </w:p>
+    <w:p>
+      <w:pPr>
+        <w:pStyle w:val="ListBullet2"/>
+      </w:pPr>
+      <w:r>
+        <w:rPr>
+          <w:b w:val="0"/>
+          <w:color w:val="4A4A49"/>
+          <w:sz w:val="22"/>
+        </w:rPr>
+        <w:t>(No se proyecta) Mantener los contenedores sin estado es la condicion del escalado horizontal de la Clase 13.</w:t>
+      </w:r>
+    </w:p>
+    <w:p>
+      <w:pPr>
+        <w:pStyle w:val="ListBullet2"/>
+      </w:pPr>
+      <w:r>
+        <w:rPr>
+          <w:b w:val="0"/>
+          <w:color w:val="4A4A49"/>
+          <w:sz w:val="22"/>
+        </w:rPr>
+        <w:t>(No se proyecta) Y ahora la otra mitad, que es la que sorprende al docente: si el dominio del estudiante no maneja archivos, imagenes ni documentos adjuntos, la respuesta correcta y completa es declarar que NO necesita almacenamiento de objetos y explicar por que.</w:t>
+      </w:r>
+    </w:p>
+    <w:p>
+      <w:pPr>
+        <w:pStyle w:val="ListBullet2"/>
+      </w:pPr>
+      <w:r>
+        <w:rPr>
+          <w:b w:val="0"/>
+          <w:color w:val="4A4A49"/>
+          <w:sz w:val="22"/>
+        </w:rPr>
+        <w:t>(No se proyecta) La rubrica lo dice al reves de como el grupo lo espera: suma completo quien lo declare y justifique, y se descuenta a quien agregue un almacen de objetos sin un dato que lo pida.</w:t>
+      </w:r>
+    </w:p>
+    <w:p>
+      <w:pPr>
+        <w:pStyle w:val="ListBullet2"/>
+      </w:pPr>
+      <w:r>
+        <w:rPr>
+          <w:b w:val="0"/>
+          <w:color w:val="4A4A49"/>
+          <w:sz w:val="22"/>
+        </w:rPr>
+        <w:t>(No se proyecta) Hay que anunciarlo antes del taller, porque si no medio salon inventa un bucket «porque suena a cloud» y pierde puntos por agregar.</w:t>
+      </w:r>
+    </w:p>
+    <w:p>
+      <w:r>
+        <w:rPr>
+          <w:b/>
+          <w:color w:val="4A4A49"/>
+          <w:sz w:val="22"/>
+        </w:rPr>
+        <w:t>[Slide 14] Trazabilidad: la tabla de correspondencia</w:t>
+      </w:r>
+      <w:r>
+        <w:rPr>
+          <w:b w:val="0"/>
+          <w:color w:val="4A4A49"/>
+          <w:sz w:val="22"/>
+        </w:rPr>
+        <w:t xml:space="preserve"> — 3 vinetas.</w:t>
+      </w:r>
+    </w:p>
+    <w:p>
+      <w:pPr>
+        <w:pStyle w:val="ListBullet2"/>
+      </w:pPr>
+      <w:r>
+        <w:rPr>
+          <w:b w:val="0"/>
+          <w:color w:val="4A4A49"/>
+          <w:sz w:val="22"/>
+        </w:rPr>
+        <w:t>DESARROLLO (para explicarlo, no se proyecta):</w:t>
+      </w:r>
+    </w:p>
+    <w:p>
+      <w:pPr>
+        <w:pStyle w:val="ListBullet2"/>
+      </w:pPr>
+      <w:r>
+        <w:rPr>
+          <w:b w:val="0"/>
+          <w:color w:val="4A4A49"/>
+          <w:sz w:val="22"/>
+        </w:rPr>
+        <w:t>Se demuestra con una tabla de tres columnas: «Componente en el C4 Containers», «Componente en el Despliegue» y «Zona».</w:t>
+      </w:r>
+    </w:p>
+    <w:p>
+      <w:pPr>
+        <w:pStyle w:val="ListBullet2"/>
+      </w:pPr>
+      <w:r>
+        <w:rPr>
+          <w:b w:val="0"/>
+          <w:color w:val="4A4A49"/>
+          <w:sz w:val="22"/>
+        </w:rPr>
+        <w:t>Un ejemplo de fila completa es: «API de turnos» en el Containers, «API de turnos (contenedor, 8080)» en el Despliegue, zona Privada.</w:t>
+      </w:r>
+    </w:p>
+    <w:p>
+      <w:pPr>
+        <w:pStyle w:val="ListBullet2"/>
+      </w:pPr>
+      <w:r>
+        <w:rPr>
+          <w:b w:val="0"/>
+          <w:color w:val="4A4A49"/>
+          <w:sz w:val="22"/>
+        </w:rPr>
+        <w:t>El cliente y el proveedor de correo son las filas sin par: aparecen en los diagramas, pero no se despliegan dentro del sistema.</w:t>
+      </w:r>
+    </w:p>
+    <w:p>
+      <w:pPr>
+        <w:pStyle w:val="ListBullet2"/>
+      </w:pPr>
+      <w:r>
+        <w:rPr>
+          <w:b w:val="0"/>
+          <w:color w:val="4A4A49"/>
+          <w:sz w:val="22"/>
+        </w:rPr>
+        <w:t>Un error comun es renombrar en el Despliegue: «backend» en lugar de «API de turnos».</w:t>
+      </w:r>
+    </w:p>
+    <w:p>
+      <w:pPr>
+        <w:pStyle w:val="ListBullet2"/>
+      </w:pPr>
+      <w:r>
+        <w:rPr>
+          <w:b w:val="0"/>
+          <w:color w:val="4A4A49"/>
+          <w:sz w:val="22"/>
+        </w:rPr>
+        <w:t>Para quien lee son dos piezas distintas, y nadie puede saber si el despliegue cubre todo el sistema.</w:t>
+      </w:r>
+    </w:p>
+    <w:p>
+      <w:pPr>
+        <w:pStyle w:val="ListBullet2"/>
+      </w:pPr>
+      <w:r>
+        <w:rPr>
+          <w:b w:val="0"/>
+          <w:color w:val="4A4A49"/>
+          <w:sz w:val="22"/>
+        </w:rPr>
+        <w:t>(No se proyecta) Queda la trazabilidad, donde mas puntos se pierden y donde vive una pregunta entera.</w:t>
+      </w:r>
+    </w:p>
+    <w:p>
+      <w:pPr>
+        <w:pStyle w:val="ListBullet2"/>
+      </w:pPr>
+      <w:r>
+        <w:rPr>
+          <w:b w:val="0"/>
+          <w:color w:val="4A4A49"/>
+          <w:sz w:val="22"/>
+        </w:rPr>
+        <w:t>(No se proyecta) Los nombres de las cajas del despliegue deben ser los mismos que los contenedores del C4 Containers de la Clase 4: si alli el servicio se llamaba api-citas, hoy no puede aparecer como backend, ni puede aparecer una caja nueva que nadie declaro.</w:t>
+      </w:r>
+    </w:p>
+    <w:p>
+      <w:pPr>
+        <w:pStyle w:val="ListBullet2"/>
+      </w:pPr>
+      <w:r>
+        <w:rPr>
+          <w:b w:val="0"/>
+          <w:color w:val="4A4A49"/>
+          <w:sz w:val="22"/>
+        </w:rPr>
+        <w:t>(No se proyecta) Los 5.5 puntos se reparten asi, y conviene decirlo en voz alta: 2 puntos la explicacion de por que los nombres deben coincidir, y la respuesta esperada es que los dos diagramas son el MISMO sistema visto desde angulos distintos, uno dice que piezas hay y el otro donde se ejecutan; 2.5 puntos la tabla completa, con una fila por componente y su zona; y 1 punto listar los renombres que se aplicaron, o declarar explicitamente que no hubo ninguno, que tambien vale.</w:t>
+      </w:r>
+    </w:p>
+    <w:p>
+      <w:pPr>
+        <w:pStyle w:val="ListBullet2"/>
+      </w:pPr>
+      <w:r>
+        <w:rPr>
+          <w:b w:val="0"/>
+          <w:color w:val="4A4A49"/>
+          <w:sz w:val="22"/>
+        </w:rPr>
+        <w:t>(No se proyecta) La trampa esta en la palabra completa: se descuenta si la tabla deja fuera un componente que si aparece en alguno de los dos diagramas, asi que hay que instruir el gesto de llenarla con los dos diagramas abiertos al lado y contando cajas.</w:t>
+      </w:r>
+    </w:p>
+    <w:p>
+      <w:pPr>
+        <w:pStyle w:val="ListBullet2"/>
+      </w:pPr>
+      <w:r>
+        <w:rPr>
+          <w:b w:val="0"/>
+          <w:color w:val="4A4A49"/>
+          <w:sz w:val="22"/>
+        </w:rPr>
+        <w:t>(No se proyecta) La cadena aguas abajo es directa: la Clase 6 identifico amenazas y fronteras de confianza en texto y hoy esas fronteras se vuelven zonas dibujadas; la Clase 8 tomara cada flecha para definir que se mide en ella, porque no se puede monitorear un camino que no esta dibujado; la Clase 10 costeara estas mismas cajas, asi que la eleccion de almacenamiento es tambien decision de costo; y la Clase 13 discutira cual caja se replica y cual no.</w:t>
+      </w:r>
+    </w:p>
+    <w:p>
+      <w:r>
+        <w:rPr>
+          <w:b/>
+          <w:color w:val="4A4A49"/>
+          <w:sz w:val="22"/>
+        </w:rPr>
+        <w:t>[Slide 15] Checklist del diagrama Deployment</w:t>
+      </w:r>
+      <w:r>
+        <w:rPr>
+          <w:b w:val="0"/>
+          <w:color w:val="4A4A49"/>
+          <w:sz w:val="22"/>
+        </w:rPr>
+        <w:t xml:space="preserve"> — 5 vinetas.</w:t>
+      </w:r>
+    </w:p>
+    <w:p>
+      <w:r>
+        <w:rPr>
+          <w:b/>
+          <w:color w:val="4A4A49"/>
+          <w:sz w:val="22"/>
+        </w:rPr>
+        <w:t>[Slide 16] Recorrer una peticion de CloudLite de punta a punta</w:t>
+      </w:r>
+      <w:r>
+        <w:rPr>
+          <w:b w:val="0"/>
+          <w:color w:val="4A4A49"/>
+          <w:sz w:val="22"/>
+        </w:rPr>
+        <w:t xml:space="preserve"> — 2 vinetas.</w:t>
+      </w:r>
+    </w:p>
+    <w:p>
+      <w:pPr>
+        <w:pStyle w:val="ListBullet2"/>
+      </w:pPr>
+      <w:r>
+        <w:rPr>
+          <w:b w:val="0"/>
+          <w:color w:val="4A4A49"/>
+          <w:sz w:val="22"/>
+        </w:rPr>
+        <w:t>DESARROLLO (para explicarlo, no se proyecta):</w:t>
+      </w:r>
+    </w:p>
+    <w:p>
+      <w:pPr>
+        <w:pStyle w:val="ListBullet2"/>
+      </w:pPr>
+      <w:r>
+        <w:rPr>
+          <w:b w:val="0"/>
+          <w:color w:val="4A4A49"/>
+          <w:sz w:val="22"/>
+        </w:rPr>
+        <w:t>Un usuario final abre cloudlite.example en su telefono; el DNS resuelve el nombre a la IP publica del balanceador; el navegador abre una conexion HTTPS al puerto 443 de ese balanceador</w:t>
+      </w:r>
+    </w:p>
+    <w:p>
+      <w:pPr>
+        <w:pStyle w:val="ListBullet2"/>
+      </w:pPr>
+      <w:r>
+        <w:rPr>
+          <w:b w:val="0"/>
+          <w:color w:val="4A4A49"/>
+          <w:sz w:val="22"/>
+        </w:rPr>
+        <w:t>Que vive en la zona publica; el balanceador elige una de las dos instancias del contenedor de la API, en la zona privada</w:t>
+      </w:r>
+    </w:p>
+    <w:p>
+      <w:pPr>
+        <w:pStyle w:val="ListBullet2"/>
+      </w:pPr>
+      <w:r>
+        <w:rPr>
+          <w:b w:val="0"/>
+          <w:color w:val="4A4A49"/>
+          <w:sz w:val="22"/>
+        </w:rPr>
+        <w:t>Y le reenvia la peticion por HTTP al puerto 8080; la API consulta el motor de base de datos en la zona de datos por el puerto 5432 y devuelve JSON por el mismo camino.</w:t>
+      </w:r>
+    </w:p>
+    <w:p>
+      <w:pPr>
+        <w:pStyle w:val="ListBullet2"/>
+      </w:pPr>
+      <w:r>
+        <w:rPr>
+          <w:b w:val="0"/>
+          <w:color w:val="4A4A49"/>
+          <w:sz w:val="22"/>
+        </w:rPr>
+        <w:t>El recorrido completo tiene 4 saltos: DNS, balanceador en la zona publica, API en la zona privada y base de datos en la zona de datos.</w:t>
+      </w:r>
+    </w:p>
+    <w:p>
+      <w:pPr>
+        <w:pStyle w:val="ListBullet2"/>
+      </w:pPr>
+      <w:r>
+        <w:rPr>
+          <w:b w:val="0"/>
+          <w:color w:val="4A4A49"/>
+          <w:sz w:val="22"/>
+        </w:rPr>
+        <w:t>Cada salto de red dentro de un mismo centro de datos suma del orden de 1 milisegundo, y por eso un diseno que encadena servicios innecesarios es lento aunque cada pieza sea rapida.</w:t>
+      </w:r>
+    </w:p>
+    <w:p>
+      <w:pPr>
+        <w:pStyle w:val="ListBullet2"/>
+      </w:pPr>
+      <w:r>
+        <w:rPr>
+          <w:b w:val="0"/>
+          <w:color w:val="4A4A49"/>
+          <w:sz w:val="22"/>
+        </w:rPr>
+        <w:t>(No se proyecta) La mejor forma de dictar la clase es seguir una peticion de CloudLite de punta a punta sobre el diagrama proyectado.</w:t>
+      </w:r>
+    </w:p>
+    <w:p>
+      <w:pPr>
+        <w:pStyle w:val="ListBullet2"/>
+      </w:pPr>
+      <w:r>
+        <w:rPr>
+          <w:b w:val="0"/>
+          <w:color w:val="4A4A49"/>
+          <w:sz w:val="22"/>
+        </w:rPr>
+        <w:t>(No se proyecta) Ese recorrido, con cada flecha etiquetada con protocolo y puerto y cada caja dentro de su zona, es la estructura que la pregunta 4 califica; lo que se pega en la plataforma es su version en Mermaid, que es la seccion siguiente.</w:t>
+      </w:r>
+    </w:p>
+    <w:p>
+      <w:pPr>
+        <w:pStyle w:val="ListBullet2"/>
+      </w:pPr>
+      <w:r>
+        <w:rPr>
+          <w:b w:val="0"/>
+          <w:color w:val="4A4A49"/>
+          <w:sz w:val="22"/>
+        </w:rPr>
+        <w:t>(No se proyecta) Sirve tambien para citar numeros: una consulta simple bien indexada responde entre 1 y 20 milisegundos, y el objetivo que se formalizara en la Clase 12 suele fijarse por convencion en menos de 300 milisegundos para el 95 por ciento de las peticiones.</w:t>
+      </w:r>
+    </w:p>
+    <w:p>
+      <w:pPr>
+        <w:pStyle w:val="ListBullet2"/>
+      </w:pPr>
+      <w:r>
+        <w:rPr>
+          <w:b w:val="0"/>
+          <w:color w:val="4A4A49"/>
+          <w:sz w:val="22"/>
+        </w:rPr>
+        <w:t>(No se proyecta) Con eso el grupo ve que si una pantalla dispara veinte consultas encadenadas el problema es de diseno y no de servidor.</w:t>
+      </w:r>
+    </w:p>
+    <w:p>
+      <w:r>
+        <w:rPr>
+          <w:b/>
+          <w:color w:val="4A4A49"/>
+          <w:sz w:val="22"/>
+        </w:rPr>
+        <w:t>[Slide 17] El molde de Mermaid, linea por linea</w:t>
+      </w:r>
+      <w:r>
+        <w:rPr>
+          <w:b w:val="0"/>
+          <w:color w:val="4A4A49"/>
+          <w:sz w:val="22"/>
+        </w:rPr>
+        <w:t xml:space="preserve"> — 4 vinetas.</w:t>
+      </w:r>
+    </w:p>
+    <w:p>
+      <w:pPr>
+        <w:pStyle w:val="ListBullet2"/>
+      </w:pPr>
+      <w:r>
+        <w:rPr>
+          <w:b w:val="0"/>
+          <w:color w:val="4A4A49"/>
+          <w:sz w:val="22"/>
+        </w:rPr>
+        <w:t>DESARROLLO (para explicarlo, no se proyecta):</w:t>
+      </w:r>
+    </w:p>
+    <w:p>
+      <w:pPr>
+        <w:pStyle w:val="ListBullet2"/>
+      </w:pPr>
+      <w:r>
+        <w:rPr>
+          <w:b w:val="0"/>
+          <w:color w:val="4A4A49"/>
+          <w:sz w:val="22"/>
+        </w:rPr>
+        <w:t>Primera: la palabra inicial.</w:t>
+      </w:r>
+    </w:p>
+    <w:p>
+      <w:pPr>
+        <w:pStyle w:val="ListBullet2"/>
+      </w:pPr>
+      <w:r>
+        <w:rPr>
+          <w:b w:val="0"/>
+          <w:color w:val="4A4A49"/>
+          <w:sz w:val="22"/>
+        </w:rPr>
+        <w:t>Segunda: cada zona es un subgraph con su rotulo entre comillas y su propio end.</w:t>
+      </w:r>
+    </w:p>
+    <w:p>
+      <w:pPr>
+        <w:pStyle w:val="ListBullet2"/>
+      </w:pPr>
+      <w:r>
+        <w:rPr>
+          <w:b w:val="0"/>
+          <w:color w:val="4A4A49"/>
+          <w:sz w:val="22"/>
+        </w:rPr>
+        <w:t>Los subgraph son las tres zonas; olvidar un end es la causa numero uno de que el diagrama no se dibuje, porque el bloque queda abierto.</w:t>
+      </w:r>
+    </w:p>
+    <w:p>
+      <w:pPr>
+        <w:pStyle w:val="ListBullet2"/>
+      </w:pPr>
+      <w:r>
+        <w:rPr>
+          <w:b w:val="0"/>
+          <w:color w:val="4A4A49"/>
+          <w:sz w:val="22"/>
+        </w:rPr>
+        <w:t>Tercera: la forma de la caja dice que es la pieza.</w:t>
+      </w:r>
+    </w:p>
+    <w:p>
+      <w:pPr>
+        <w:pStyle w:val="ListBullet2"/>
+      </w:pPr>
+      <w:r>
+        <w:rPr>
+          <w:b w:val="0"/>
+          <w:color w:val="4A4A49"/>
+          <w:sz w:val="22"/>
+        </w:rPr>
+        <w:t>Los corchetes rectos son un proceso o servicio, y la combinacion de corchete y parentesis, es decir abrir corchete parentesis, es la base de datos, que se lee como cilindro.</w:t>
+      </w:r>
+    </w:p>
+    <w:p>
+      <w:pPr>
+        <w:pStyle w:val="ListBullet2"/>
+      </w:pPr>
+      <w:r>
+        <w:rPr>
+          <w:b w:val="0"/>
+          <w:color w:val="4A4A49"/>
+          <w:sz w:val="22"/>
+        </w:rPr>
+        <w:t>Cuarta: el puerto va DENTRO del rotulo de la caja, separado con la etiqueta de salto de linea de HTML, y la etiqueta de la flecha va entre barras verticales y comillas, con el protocolo y el puerto.</w:t>
+      </w:r>
+    </w:p>
+    <w:p>
+      <w:pPr>
+        <w:pStyle w:val="ListBullet2"/>
+      </w:pPr>
+      <w:r>
+        <w:rPr>
+          <w:b w:val="0"/>
+          <w:color w:val="4A4A49"/>
+          <w:sz w:val="22"/>
+        </w:rPr>
+        <w:t>Es la forma mas segura de etiquetar los puertos sin ensuciar el dibujo.</w:t>
+      </w:r>
+    </w:p>
+    <w:p>
+      <w:pPr>
+        <w:pStyle w:val="ListBullet2"/>
+      </w:pPr>
+      <w:r>
+        <w:rPr>
+          <w:b w:val="0"/>
+          <w:color w:val="4A4A49"/>
+          <w:sz w:val="22"/>
+        </w:rPr>
+        <w:t>Quinta: el servicio externo se declara FUERA de los tres subgraph, y la flecha que llega a el se rotula como frontera de confianza; asi las fronteras quedan visibles en el propio dibujo y no en un comentario aparte.</w:t>
+      </w:r>
+    </w:p>
+    <w:p>
+      <w:pPr>
+        <w:pStyle w:val="ListBullet2"/>
+      </w:pPr>
+      <w:r>
+        <w:rPr>
+          <w:b w:val="0"/>
+          <w:color w:val="4A4A49"/>
+          <w:sz w:val="22"/>
+        </w:rPr>
+        <w:t>Los comentarios de Mermaid empiezan con dos signos de porcentaje, no se dibujan y tienen que ir en LINEA PROPIA: uno pegado al final de la linea de un nodo puede tumbar el renderizado.</w:t>
+      </w:r>
+    </w:p>
+    <w:p>
+      <w:pPr>
+        <w:pStyle w:val="ListBullet2"/>
+      </w:pPr>
+      <w:r>
+        <w:rPr>
+          <w:b w:val="0"/>
+          <w:color w:val="4A4A49"/>
+          <w:sz w:val="22"/>
+        </w:rPr>
+        <w:t>Y si un rotulo lleva parentesis, dos signos de puntuacion o comillas, hay que envolverlo en comillas dobles, porque sin ellas el analizador se detiene ahi.</w:t>
+      </w:r>
+    </w:p>
+    <w:p>
+      <w:pPr>
+        <w:pStyle w:val="ListBullet2"/>
+      </w:pPr>
+      <w:r>
+        <w:rPr>
+          <w:b w:val="0"/>
+          <w:color w:val="4A4A49"/>
+          <w:sz w:val="22"/>
+        </w:rPr>
+        <w:t>NOTAS:</w:t>
+      </w:r>
+    </w:p>
+    <w:p>
+      <w:pPr>
+        <w:pStyle w:val="ListBullet2"/>
+      </w:pPr>
+      <w:r>
+        <w:rPr>
+          <w:b w:val="0"/>
+          <w:color w:val="4A4A49"/>
+          <w:sz w:val="22"/>
+        </w:rPr>
+        <w:t>Se escribe flowchart LR, donde LR significa de izquierda a derecha, y es lo que hace que el recorrido cliente, edge, aplicacion, datos se lea como un flujo y no como una torre.</w:t>
+      </w:r>
+    </w:p>
+    <w:p>
+      <w:pPr>
+        <w:pStyle w:val="ListBullet2"/>
+      </w:pPr>
+      <w:r>
+        <w:rPr>
+          <w:b w:val="0"/>
+          <w:color w:val="4A4A49"/>
+          <w:sz w:val="22"/>
+        </w:rPr>
+        <w:t>Dos advertencias practicas.</w:t>
+      </w:r>
+    </w:p>
+    <w:p>
+      <w:pPr>
+        <w:pStyle w:val="ListBullet2"/>
+      </w:pPr>
+      <w:r>
+        <w:rPr>
+          <w:b w:val="0"/>
+          <w:color w:val="4A4A49"/>
+          <w:sz w:val="22"/>
+        </w:rPr>
+        <w:t>Sirven para dejar una nota al evaluador, no para responder.</w:t>
+      </w:r>
+    </w:p>
+    <w:p>
+      <w:pPr>
+        <w:pStyle w:val="ListBullet2"/>
+      </w:pPr>
+      <w:r>
+        <w:rPr>
+          <w:b w:val="0"/>
+          <w:color w:val="4A4A49"/>
+          <w:sz w:val="22"/>
+        </w:rPr>
+        <w:t>PREGUNTAS FRECUENTES DEL GRUPO</w:t>
+      </w:r>
+    </w:p>
+    <w:p>
+      <w:pPr>
+        <w:pStyle w:val="ListBullet2"/>
+      </w:pPr>
+      <w:r>
+        <w:rPr>
+          <w:b w:val="0"/>
+          <w:color w:val="4A4A49"/>
+          <w:sz w:val="22"/>
+        </w:rPr>
+        <w:t>«Si la base de datos es privada, como se conecta la API?» Privado significa inalcanzable desde internet</w:t>
+      </w:r>
+    </w:p>
+    <w:p>
+      <w:pPr>
+        <w:pStyle w:val="ListBullet2"/>
+      </w:pPr>
+      <w:r>
+        <w:rPr>
+          <w:b w:val="0"/>
+          <w:color w:val="4A4A49"/>
+          <w:sz w:val="22"/>
+        </w:rPr>
+        <w:t>No inalcanzable en absoluto: la API esta en la misma red y llega por el nombre interno y el puerto del motor; quien no puede llegar es el usuario final ni un atacante externo.</w:t>
+      </w:r>
+    </w:p>
+    <w:p>
+      <w:pPr>
+        <w:pStyle w:val="ListBullet2"/>
+      </w:pPr>
+      <w:r>
+        <w:rPr>
+          <w:b w:val="0"/>
+          <w:color w:val="4A4A49"/>
+          <w:sz w:val="22"/>
+        </w:rPr>
+        <w:t>«Esto no esta mal por no ser una VPC real de un proveedor?» Lo que se evalua es el razonamiento sobre zonas, puertos y ubicacion de los datos, no la sintaxis de una marca; el curso usa herramientas gratis en navegador y no pide cuenta de pago ni tarjeta.</w:t>
+      </w:r>
+    </w:p>
+    <w:p>
+      <w:pPr>
+        <w:pStyle w:val="ListBullet2"/>
+      </w:pPr>
+      <w:r>
+        <w:rPr>
+          <w:b w:val="0"/>
+          <w:color w:val="4A4A49"/>
+          <w:sz w:val="22"/>
+        </w:rPr>
+        <w:t>Un sistema de dos cajas se dibuja con cliente y edge en la publica, la aplicacion en la privada y la base en la de datos</w:t>
+      </w:r>
+    </w:p>
+    <w:p>
+      <w:pPr>
+        <w:pStyle w:val="ListBullet2"/>
+      </w:pPr>
+      <w:r>
+        <w:rPr>
+          <w:b w:val="0"/>
+          <w:color w:val="4A4A49"/>
+          <w:sz w:val="22"/>
+        </w:rPr>
+        <w:t>Si de verdad no hay balanceador, el punto de entrada es el servidor web o el proxy que atiende el 443, y ese es el habitante de la zona publica.</w:t>
+      </w:r>
+    </w:p>
+    <w:p>
+      <w:pPr>
+        <w:pStyle w:val="ListBullet2"/>
+      </w:pPr>
+      <w:r>
+        <w:rPr>
+          <w:b w:val="0"/>
+          <w:color w:val="4A4A49"/>
+          <w:sz w:val="22"/>
+        </w:rPr>
+        <w:t>Estas cuatro aparecen todos los semestres y las cuatro se responden con material que ya esta proyectado.</w:t>
+      </w:r>
+    </w:p>
+    <w:p>
+      <w:pPr>
+        <w:pStyle w:val="ListBullet2"/>
+      </w:pPr>
+      <w:r>
+        <w:rPr>
+          <w:b w:val="0"/>
+          <w:color w:val="4A4A49"/>
+          <w:sz w:val="22"/>
+        </w:rPr>
+        <w:t>Si un desarrollador necesita entrar, se hace por un unico host intermedio controlado, llamado bastion.</w:t>
+      </w:r>
+    </w:p>
+    <w:p>
+      <w:pPr>
+        <w:pStyle w:val="ListBullet2"/>
+      </w:pPr>
+      <w:r>
+        <w:rPr>
+          <w:b w:val="0"/>
+          <w:color w:val="4A4A49"/>
+          <w:sz w:val="22"/>
+        </w:rPr>
+        <w:t>Por eso las zonas se llaman Publica, Privada y Datos.</w:t>
+      </w:r>
+    </w:p>
+    <w:p>
+      <w:pPr>
+        <w:pStyle w:val="ListBullet2"/>
+      </w:pPr>
+      <w:r>
+        <w:rPr>
+          <w:b w:val="0"/>
+          <w:color w:val="4A4A49"/>
+          <w:sz w:val="22"/>
+        </w:rPr>
+        <w:t>El PNG exportado va a la carpeta del Proyecto Integrador, para el informe, y no reemplaza la respuesta.</w:t>
+      </w:r>
+    </w:p>
+    <w:p>
+      <w:pPr>
+        <w:pStyle w:val="ListBullet2"/>
+      </w:pPr>
+      <w:r>
+        <w:rPr>
+          <w:b w:val="0"/>
+          <w:color w:val="4A4A49"/>
+          <w:sz w:val="22"/>
+        </w:rPr>
+        <w:t>(No se proyecta) La diapositiva del molde existe porque el estudiante puede tener el modelo correcto en la cabeza y perder puntos por sintaxis, y porque 2 de los 14 son que el diagrama renderice.</w:t>
+      </w:r>
+    </w:p>
+    <w:p>
+      <w:pPr>
+        <w:pStyle w:val="ListBullet2"/>
+      </w:pPr>
+      <w:r>
+        <w:rPr>
+          <w:b w:val="0"/>
+          <w:color w:val="4A4A49"/>
+          <w:sz w:val="22"/>
+        </w:rPr>
+        <w:t>(No se proyecta) Hay cinco cosas que el docente debe poder explicar sin titubear.</w:t>
+      </w:r>
+    </w:p>
+    <w:p>
+      <w:pPr>
+        <w:pStyle w:val="ListBullet2"/>
+      </w:pPr>
+      <w:r>
+        <w:rPr>
+          <w:b w:val="0"/>
+          <w:color w:val="4A4A49"/>
+          <w:sz w:val="22"/>
+        </w:rPr>
+        <w:t>(No se proyecta) Vale la pena senalar la caja de la base de datos y decir «esta forma, dentro de este subgraph, son 4 de los 14 puntos».</w:t>
+      </w:r>
+    </w:p>
+    <w:p>
+      <w:pPr>
+        <w:pStyle w:val="ListBullet2"/>
+      </w:pPr>
+      <w:r>
+        <w:rPr>
+          <w:b w:val="0"/>
+          <w:color w:val="4A4A49"/>
+          <w:sz w:val="22"/>
+        </w:rPr>
+        <w:t>(No se proyecta) El procedimiento que se proyecta en la demo es el que conviene repetir tres veces: dibujar el boceto donde sea, traducirlo a Mermaid (una IA lo hace bien, y ahi hay que decir la frase exacta: la IA acierta la sintaxis, no el modelo), pegarlo en un visor Mermaid y MIRARLO RENDERIZADO.</w:t>
+      </w:r>
+    </w:p>
+    <w:p>
+      <w:pPr>
+        <w:pStyle w:val="ListBullet2"/>
+      </w:pPr>
+      <w:r>
+        <w:rPr>
+          <w:b w:val="0"/>
+          <w:color w:val="4A4A49"/>
+          <w:sz w:val="22"/>
+        </w:rPr>
+        <w:t>(No se proyecta) Si no se dibuja, se corrige ahi mismo; nadie califica un codigo que no dibuja.</w:t>
+      </w:r>
+    </w:p>
+    <w:p>
+      <w:r>
+        <w:rPr>
+          <w:b/>
+          <w:color w:val="4A4A49"/>
+          <w:sz w:val="22"/>
+        </w:rPr>
+        <w:t>[Slide 18] El Despliegue en Mermaid: el molde que un visor renderiza</w:t>
+      </w:r>
+      <w:r>
+        <w:rPr>
+          <w:b w:val="0"/>
+          <w:color w:val="4A4A49"/>
+          <w:sz w:val="22"/>
+        </w:rPr>
+        <w:t xml:space="preserve"> — 15 vinetas.</w:t>
       </w:r>
     </w:p>
     <w:p>
@@ -1392,7 +2245,7 @@
           <w:color w:val="4A4A49"/>
           <w:sz w:val="22"/>
         </w:rPr>
-        <w:t>Red lógica para el diagrama</w:t>
+        <w:t>El tercer angulo: que responde el diagrama de despliegue</w:t>
       </w:r>
     </w:p>
     <w:p>
@@ -1405,7 +2258,7 @@
           <w:color w:val="4A4A49"/>
           <w:sz w:val="22"/>
         </w:rPr>
-        <w:t>Almacenamiento</w:t>
+        <w:t>IP, puerto y protocolo: las tres etiquetas de cada flecha</w:t>
       </w:r>
     </w:p>
     <w:p>
@@ -1418,7 +2271,7 @@
           <w:color w:val="4A4A49"/>
           <w:sz w:val="22"/>
         </w:rPr>
-        <w:t>Checklist del diagrama Deployment</w:t>
+        <w:t>Red lógica para el diagrama</w:t>
       </w:r>
     </w:p>
     <w:p>
@@ -1431,7 +2284,7 @@
           <w:color w:val="4A4A49"/>
           <w:sz w:val="22"/>
         </w:rPr>
-        <w:t>El tercer angulo: que responde el diagrama de despliegue (1/2)</w:t>
+        <w:t>Ejemplo de diagrama de despliegue (Deployment)</w:t>
       </w:r>
     </w:p>
     <w:p>
@@ -1444,7 +2297,7 @@
           <w:color w:val="4A4A49"/>
           <w:sz w:val="22"/>
         </w:rPr>
-        <w:t>El tercer angulo: que responde el diagrama de despliegue (2/2)</w:t>
+        <w:t>Subred publica y privada: lo definen las rutas, no el nombre</w:t>
       </w:r>
     </w:p>
     <w:p>
@@ -1457,7 +2310,7 @@
           <w:color w:val="4A4A49"/>
           <w:sz w:val="22"/>
         </w:rPr>
-        <w:t>IP, puerto y protocolo: las tres etiquetas de cada flecha</w:t>
+        <w:t>DNS y balanceador de carga</w:t>
       </w:r>
     </w:p>
     <w:p>
@@ -1470,7 +2323,7 @@
           <w:color w:val="4A4A49"/>
           <w:sz w:val="22"/>
         </w:rPr>
-        <w:t>Subred publica y privada: lo definen las rutas, no el nombre</w:t>
+        <w:t>Los tres nombres de almacenamiento</w:t>
       </w:r>
     </w:p>
     <w:p>
@@ -1483,7 +2336,7 @@
           <w:color w:val="4A4A49"/>
           <w:sz w:val="22"/>
         </w:rPr>
-        <w:t>DNS y balanceador de carga (1/2)</w:t>
+        <w:t>Almacenamiento</w:t>
       </w:r>
     </w:p>
     <w:p>
@@ -1496,7 +2349,7 @@
           <w:color w:val="4A4A49"/>
           <w:sz w:val="22"/>
         </w:rPr>
-        <w:t>DNS y balanceador de carga (2/2)</w:t>
+        <w:t>Que tipo de almacenamiento pide cada componente</w:t>
       </w:r>
     </w:p>
     <w:p>
@@ -1509,7 +2362,7 @@
           <w:color w:val="4A4A49"/>
           <w:sz w:val="22"/>
         </w:rPr>
-        <w:t>Los tres nombres de almacenamiento (1/2)</w:t>
+        <w:t>El caso de la foto de perfil, y cuando la respuesta correcta es «no necesito objeto»</w:t>
       </w:r>
     </w:p>
     <w:p>
@@ -1522,7 +2375,7 @@
           <w:color w:val="4A4A49"/>
           <w:sz w:val="22"/>
         </w:rPr>
-        <w:t>Los tres nombres de almacenamiento (2/2)</w:t>
+        <w:t>Trazabilidad: la tabla de correspondencia</w:t>
       </w:r>
     </w:p>
     <w:p>
@@ -1535,7 +2388,7 @@
           <w:color w:val="4A4A49"/>
           <w:sz w:val="22"/>
         </w:rPr>
-        <w:t>El caso de la foto de perfil, y cuando la respuesta correcta es «no necesito objeto»</w:t>
+        <w:t>Checklist del diagrama Deployment</w:t>
       </w:r>
     </w:p>
     <w:p>
@@ -1548,7 +2401,7 @@
           <w:color w:val="4A4A49"/>
           <w:sz w:val="22"/>
         </w:rPr>
-        <w:t>Trazabilidad: la tabla de correspondencia</w:t>
+        <w:t>Recorrer una peticion de CloudLite de punta a punta</w:t>
       </w:r>
     </w:p>
     <w:p>
@@ -1561,85 +2414,7 @@
           <w:color w:val="4A4A49"/>
           <w:sz w:val="22"/>
         </w:rPr>
-        <w:t>Recorrer una peticion de CloudLite de punta a punta</w:t>
-      </w:r>
-    </w:p>
-    <w:p>
-      <w:pPr>
-        <w:pStyle w:val="ListNumber"/>
-      </w:pPr>
-      <w:r>
-        <w:rPr>
-          <w:b w:val="0"/>
-          <w:color w:val="4A4A49"/>
-          <w:sz w:val="22"/>
-        </w:rPr>
-        <w:t>El molde de Mermaid, linea por linea (1/2)</w:t>
-      </w:r>
-    </w:p>
-    <w:p>
-      <w:pPr>
-        <w:pStyle w:val="ListNumber"/>
-      </w:pPr>
-      <w:r>
-        <w:rPr>
-          <w:b w:val="0"/>
-          <w:color w:val="4A4A49"/>
-          <w:sz w:val="22"/>
-        </w:rPr>
-        <w:t>El molde de Mermaid, linea por linea (2/2)</w:t>
-      </w:r>
-    </w:p>
-    <w:p>
-      <w:pPr>
-        <w:pStyle w:val="ListNumber"/>
-      </w:pPr>
-      <w:r>
-        <w:rPr>
-          <w:b w:val="0"/>
-          <w:color w:val="4A4A49"/>
-          <w:sz w:val="22"/>
-        </w:rPr>
-        <w:t>Preguntas frecuentes del grupo</w:t>
-      </w:r>
-    </w:p>
-    <w:p>
-      <w:pPr>
-        <w:pStyle w:val="ListNumber"/>
-      </w:pPr>
-      <w:r>
-        <w:rPr>
-          <w:b w:val="0"/>
-          <w:color w:val="4A4A49"/>
-          <w:sz w:val="22"/>
-        </w:rPr>
-        <w:t>El diagrama de Despliegue: donde corre cada cosa</w:t>
-      </w:r>
-    </w:p>
-    <w:p>
-      <w:pPr>
-        <w:pStyle w:val="ListNumber"/>
-      </w:pPr>
-      <w:r>
-        <w:rPr>
-          <w:b w:val="0"/>
-          <w:color w:val="4A4A49"/>
-          <w:sz w:val="22"/>
-        </w:rPr>
-        <w:t>Que tipo de almacenamiento pide cada componente</w:t>
-      </w:r>
-    </w:p>
-    <w:p>
-      <w:pPr>
-        <w:pStyle w:val="ListNumber"/>
-      </w:pPr>
-      <w:r>
-        <w:rPr>
-          <w:b w:val="0"/>
-          <w:color w:val="4A4A49"/>
-          <w:sz w:val="22"/>
-        </w:rPr>
-        <w:t>Ejemplo de diagrama de despliegue (Deployment)</w:t>
+        <w:t>El molde de Mermaid, linea por linea</w:t>
       </w:r>
     </w:p>
     <w:p>
@@ -1783,7 +2558,7 @@
           <w:color w:val="1A1C1D"/>
           <w:sz w:val="32"/>
         </w:rPr>
-        <w:t>10–40 · Teoría Core (al servicio del taller) · desde [Slide 4]</w:t>
+        <w:t>10–40 · Teoría Core (al servicio del taller) · desde [Slide 6]</w:t>
       </w:r>
     </w:p>
     <w:p>
@@ -1814,7 +2589,7 @@
           <w:color w:val="4A4A49"/>
           <w:sz w:val="22"/>
         </w:rPr>
-        <w:t xml:space="preserve"> · [Slide 4]</w:t>
+        <w:t xml:space="preserve"> · [Slide 6]</w:t>
       </w:r>
     </w:p>
     <w:p>
@@ -1835,7 +2610,7 @@
           <w:color w:val="4A4A49"/>
           <w:sz w:val="22"/>
         </w:rPr>
-        <w:t xml:space="preserve"> · [Slide 5]</w:t>
+        <w:t xml:space="preserve"> · [Slide 10]</w:t>
       </w:r>
     </w:p>
     <w:p>
@@ -1856,7 +2631,7 @@
           <w:color w:val="4A4A49"/>
           <w:sz w:val="22"/>
         </w:rPr>
-        <w:t xml:space="preserve"> · [Slide 6]</w:t>
+        <w:t xml:space="preserve"> · [Slide 15]</w:t>
       </w:r>
     </w:p>
     <w:p>
@@ -1937,7 +2712,7 @@
           <w:color w:val="1A1C1D"/>
           <w:sz w:val="32"/>
         </w:rPr>
-        <w:t>40–55 · Demo en vivo · [Slide 25]</w:t>
+        <w:t>40–55 · Demo en vivo · [Slide 19]</w:t>
       </w:r>
     </w:p>
     <w:p>
@@ -2391,7 +3166,7 @@
           <w:color w:val="4A4A49"/>
           <w:sz w:val="22"/>
         </w:rPr>
-        <w:t>Narra los clics en voz alta. Si falla la red, proyecta la [Slide 24], que ya trae el resultado de la demo, y recórrela rótulo por rótulo.</w:t>
+        <w:t>Narra los clics en voz alta. Si falla la red, proyecta la [Slide 18], que ya trae el resultado de la demo, y recórrela rótulo por rótulo.</w:t>
       </w:r>
     </w:p>
     <w:p>
@@ -2761,7 +3536,7 @@
           <w:color w:val="1A1C1D"/>
           <w:sz w:val="32"/>
         </w:rPr>
-        <w:t>115–120 · Cierre · [Slide 26]</w:t>
+        <w:t>115–120 · Cierre · [Slide 20]</w:t>
       </w:r>
     </w:p>
     <w:p>

--- a/Arquitectura de Sistemas Computacionales/Kit docente/Clase 7/Guion Docente Clase 7 - Redes y almacenamiento cloud.docx
+++ b/Arquitectura de Sistemas Computacionales/Kit docente/Clase 7/Guion Docente Clase 7 - Redes y almacenamiento cloud.docx
@@ -1242,7 +1242,7 @@
           <w:color w:val="4A4A49"/>
           <w:sz w:val="22"/>
         </w:rPr>
-        <w:t xml:space="preserve"> — 6 vinetas.</w:t>
+        <w:t xml:space="preserve"> — 8 vinetas.</w:t>
       </w:r>
     </w:p>
     <w:p>
@@ -2143,7 +2143,7 @@
           <w:color w:val="4A4A49"/>
           <w:sz w:val="22"/>
         </w:rPr>
-        <w:t xml:space="preserve"> — 15 vinetas.</w:t>
+        <w:t xml:space="preserve"> — 16 vinetas.</w:t>
       </w:r>
     </w:p>
     <w:p>

--- a/Arquitectura de Sistemas Computacionales/Kit docente/Clase 7/Guion Docente Clase 7 - Redes y almacenamiento cloud.docx
+++ b/Arquitectura de Sistemas Computacionales/Kit docente/Clase 7/Guion Docente Clase 7 - Redes y almacenamiento cloud.docx
@@ -954,7 +954,7 @@
           <w:color w:val="4A4A49"/>
           <w:sz w:val="22"/>
         </w:rPr>
-        <w:t>(No se proyecta) Dos piezas mas hay que explicar sin titubear.</w:t>
+        <w:t>(No se proyecta) Dos piezas mas hay que explicar sin dudar.</w:t>
       </w:r>
     </w:p>
     <w:p>
@@ -1551,7 +1551,7 @@
           <w:color w:val="4A4A49"/>
           <w:sz w:val="22"/>
         </w:rPr>
-        <w:t>(No se proyecta) La cadena aguas abajo es directa: la Clase 6 identifico amenazas y fronteras de confianza en texto y hoy esas fronteras se vuelven zonas dibujadas; la Clase 8 tomara cada flecha para definir que se mide en ella, porque no se puede monitorear un camino que no esta dibujado; la Clase 10 costeara estas mismas cajas, asi que la eleccion de almacenamiento es tambien decision de costo; y la Clase 13 discutira cual caja se replica y cual no.</w:t>
+        <w:t>(No se proyecta) La cadena aguas abajo es directa: la Clase 6 identifico amenazas y fronteras de confianza en texto y hoy esas fronteras se vuelven zonas dibujadas; la Clase 8 tomara cada flecha para definir que se mide en ella, porque no se puede monitorear un camino que no esta dibujado; la Clase 10 calculara el costo de estas mismas cajas, asi que la eleccion de almacenamiento es tambien decision de costo; y la Clase 13 discutira cual caja se replica y cual no.</w:t>
       </w:r>
     </w:p>
     <w:p>
@@ -2086,7 +2086,7 @@
           <w:color w:val="4A4A49"/>
           <w:sz w:val="22"/>
         </w:rPr>
-        <w:t>(No se proyecta) Hay cinco cosas que el docente debe poder explicar sin titubear.</w:t>
+        <w:t>(No se proyecta) Hay cinco cosas que el docente debe poder explicar sin dudar.</w:t>
       </w:r>
     </w:p>
     <w:p>
